--- a/app/root/files/arcadis_template.docx
+++ b/app/root/files/arcadis_template.docx
@@ -993,25 +993,48 @@
         <w:pStyle w:val="TOC1"/>
         <w:rPr>
           <w:rFonts w:asciiTheme="minorHAnsi" w:eastAsiaTheme="minorEastAsia" w:hAnsiTheme="minorHAnsi"/>
-          <w:sz w:val="22"/>
+          <w:b w:val="0"/>
+          <w:kern w:val="2"/>
+          <w:sz w:val="24"/>
+          <w:szCs w:val="24"/>
           <w:lang w:eastAsia="en-GB"/>
+          <w14:ligatures w14:val="standardContextual"/>
         </w:rPr>
       </w:pPr>
       <w:r>
         <w:fldChar w:fldCharType="begin"/>
       </w:r>
       <w:r>
-        <w:instrText xml:space="preserve"> TOC \o "1-3" \h \z \u </w:instrText>
+        <w:instrText xml:space="preserve"> TOC \o "1-3" \h \z \t "Appendix TOC,1" </w:instrText>
       </w:r>
       <w:r>
         <w:fldChar w:fldCharType="separate"/>
       </w:r>
-      <w:hyperlink w:anchor="_Toc55566311" w:history="1">
+      <w:hyperlink w:anchor="_Toc222996470" w:history="1">
+        <w:r>
+          <w:rPr>
+            <w:rStyle w:val="Hyperlink"/>
+            <w:rFonts w:ascii="Arial Bold" w:hAnsi="Arial Bold"/>
+          </w:rPr>
+          <w:t>1</w:t>
+        </w:r>
+        <w:r>
+          <w:rPr>
+            <w:rFonts w:asciiTheme="minorHAnsi" w:eastAsiaTheme="minorEastAsia" w:hAnsiTheme="minorHAnsi"/>
+            <w:b w:val="0"/>
+            <w:kern w:val="2"/>
+            <w:sz w:val="24"/>
+            <w:szCs w:val="24"/>
+            <w:lang w:eastAsia="en-GB"/>
+            <w14:ligatures w14:val="standardContextual"/>
+          </w:rPr>
+          <w:tab/>
+        </w:r>
         <w:r>
           <w:rPr>
             <w:rStyle w:val="Hyperlink"/>
           </w:rPr>
-          <w:t>Nomenclature</w:t>
+          <w:t>Executive Summary</w:t>
         </w:r>
         <w:r>
           <w:rPr>
@@ -1029,72 +1052,7 @@
           <w:rPr>
             <w:webHidden/>
           </w:rPr>
-          <w:instrText xml:space="preserve"> PAGEREF _Toc55566311 \h </w:instrText>
-        </w:r>
-        <w:r>
-          <w:rPr>
-            <w:webHidden/>
-          </w:rPr>
-        </w:r>
-        <w:r>
-          <w:rPr>
-            <w:webHidden/>
-          </w:rPr>
-          <w:fldChar w:fldCharType="separate"/>
-        </w:r>
-        <w:r>
-          <w:rPr>
-            <w:webHidden/>
-          </w:rPr>
-          <w:t>iv</w:t>
-        </w:r>
-        <w:r>
-          <w:rPr>
-            <w:webHidden/>
-          </w:rPr>
-          <w:fldChar w:fldCharType="end"/>
-        </w:r>
-      </w:hyperlink>
-    </w:p>
-    <w:p>
-      <w:pPr>
-        <w:pStyle w:val="TOC1"/>
-        <w:rPr>
-          <w:rFonts w:asciiTheme="minorHAnsi" w:eastAsiaTheme="minorEastAsia" w:hAnsiTheme="minorHAnsi"/>
-          <w:sz w:val="22"/>
-          <w:lang w:eastAsia="en-GB"/>
-        </w:rPr>
-      </w:pPr>
-      <w:hyperlink w:anchor="_Toc55566312" w:history="1">
-        <w:r>
-          <w:rPr>
-            <w:rStyle w:val="Hyperlink"/>
-          </w:rPr>
-          <w:t>Executive Summary</w:t>
-        </w:r>
-        <w:r>
-          <w:rPr>
-            <w:webHidden/>
-          </w:rPr>
-          <w:tab/>
-        </w:r>
-        <w:r>
-          <w:rPr>
-            <w:webHidden/>
-          </w:rPr>
-          <w:t>ES-</w:t>
-        </w:r>
-        <w:r>
-          <w:rPr>
-            <w:webHidden/>
-          </w:rPr>
-          <w:fldChar w:fldCharType="begin"/>
-        </w:r>
-        <w:r>
-          <w:rPr>
-            <w:webHidden/>
-          </w:rPr>
-          <w:instrText xml:space="preserve"> PAGEREF _Toc55566312 \h </w:instrText>
+          <w:instrText xml:space="preserve"> PAGEREF _Toc222996470 \h </w:instrText>
         </w:r>
         <w:r>
           <w:rPr>
@@ -1123,83 +1081,19 @@
     </w:p>
     <w:p>
       <w:pPr>
-        <w:pStyle w:val="TOC1"/>
+        <w:pStyle w:val="TOC2"/>
         <w:rPr>
           <w:rFonts w:asciiTheme="minorHAnsi" w:eastAsiaTheme="minorEastAsia" w:hAnsiTheme="minorHAnsi"/>
-          <w:sz w:val="22"/>
+          <w:b w:val="0"/>
+          <w:noProof/>
+          <w:kern w:val="2"/>
+          <w:sz w:val="24"/>
+          <w:szCs w:val="24"/>
           <w:lang w:eastAsia="en-GB"/>
+          <w14:ligatures w14:val="standardContextual"/>
         </w:rPr>
       </w:pPr>
-      <w:hyperlink w:anchor="_Toc55566313" w:history="1">
-        <w:r>
-          <w:rPr>
-            <w:rStyle w:val="Hyperlink"/>
-            <w:rFonts w:ascii="Arial Bold" w:hAnsi="Arial Bold"/>
-          </w:rPr>
-          <w:t>1</w:t>
-        </w:r>
-        <w:r>
-          <w:rPr>
-            <w:rFonts w:asciiTheme="minorHAnsi" w:eastAsiaTheme="minorEastAsia" w:hAnsiTheme="minorHAnsi"/>
-            <w:sz w:val="22"/>
-            <w:lang w:eastAsia="en-GB"/>
-          </w:rPr>
-          <w:tab/>
-        </w:r>
-        <w:r>
-          <w:rPr>
-            <w:rStyle w:val="Hyperlink"/>
-          </w:rPr>
-          <w:t>Appendices</w:t>
-        </w:r>
-        <w:r>
-          <w:rPr>
-            <w:webHidden/>
-          </w:rPr>
-          <w:tab/>
-        </w:r>
-        <w:r>
-          <w:rPr>
-            <w:webHidden/>
-          </w:rPr>
-          <w:fldChar w:fldCharType="begin"/>
-        </w:r>
-        <w:r>
-          <w:rPr>
-            <w:webHidden/>
-          </w:rPr>
-          <w:instrText xml:space="preserve"> PAGEREF _Toc55566313 \h </w:instrText>
-        </w:r>
-        <w:r>
-          <w:rPr>
-            <w:webHidden/>
-          </w:rPr>
-        </w:r>
-        <w:r>
-          <w:rPr>
-            <w:webHidden/>
-          </w:rPr>
-          <w:fldChar w:fldCharType="separate"/>
-        </w:r>
-        <w:r>
-          <w:rPr>
-            <w:webHidden/>
-          </w:rPr>
-          <w:t>1</w:t>
-        </w:r>
-        <w:r>
-          <w:rPr>
-            <w:webHidden/>
-          </w:rPr>
-          <w:fldChar w:fldCharType="end"/>
-        </w:r>
-      </w:hyperlink>
-    </w:p>
-    <w:p>
-      <w:pPr>
-        <w:pStyle w:val="TOC2"/>
-      </w:pPr>
-      <w:hyperlink w:anchor="_Toc55566314" w:history="1">
+      <w:hyperlink w:anchor="_Toc222996471" w:history="1">
         <w:r>
           <w:rPr>
             <w:rStyle w:val="Hyperlink"/>
@@ -1211,9 +1105,13 @@
         <w:r>
           <w:rPr>
             <w:rFonts w:asciiTheme="minorHAnsi" w:eastAsiaTheme="minorEastAsia" w:hAnsiTheme="minorHAnsi"/>
+            <w:b w:val="0"/>
             <w:noProof/>
-            <w:sz w:val="22"/>
+            <w:kern w:val="2"/>
+            <w:sz w:val="24"/>
+            <w:szCs w:val="24"/>
             <w:lang w:eastAsia="en-GB"/>
+            <w14:ligatures w14:val="standardContextual"/>
           </w:rPr>
           <w:tab/>
         </w:r>
@@ -1222,7 +1120,7 @@
             <w:rStyle w:val="Hyperlink"/>
             <w:noProof/>
           </w:rPr>
-          <w:t>Appendix 1</w:t>
+          <w:t>Thrust Block Safety Checks</w:t>
         </w:r>
         <w:r>
           <w:rPr>
@@ -1243,7 +1141,7 @@
             <w:noProof/>
             <w:webHidden/>
           </w:rPr>
-          <w:instrText xml:space="preserve"> PAGEREF _Toc55566314 \h </w:instrText>
+          <w:instrText xml:space="preserve"> PAGEREF _Toc222996471 \h </w:instrText>
         </w:r>
         <w:r>
           <w:rPr>
@@ -1279,34 +1177,34 @@
         <w:pStyle w:val="TOC2"/>
         <w:rPr>
           <w:rFonts w:asciiTheme="minorHAnsi" w:eastAsiaTheme="minorEastAsia" w:hAnsiTheme="minorHAnsi"/>
+          <w:b w:val="0"/>
           <w:noProof/>
-          <w:sz w:val="22"/>
+          <w:kern w:val="2"/>
+          <w:sz w:val="24"/>
+          <w:szCs w:val="24"/>
           <w:lang w:eastAsia="en-GB"/>
+          <w14:ligatures w14:val="standardContextual"/>
         </w:rPr>
       </w:pPr>
-      <w:hyperlink w:anchor="_Toc55566314" w:history="1">
+      <w:hyperlink w:anchor="_Toc222996472" w:history="1">
         <w:r>
           <w:rPr>
             <w:rStyle w:val="Hyperlink"/>
             <w:rFonts w:ascii="Arial Bold" w:hAnsi="Arial Bold"/>
             <w:noProof/>
           </w:rPr>
-          <w:t>1.</w:t>
-        </w:r>
-        <w:r>
-          <w:rPr>
-            <w:rStyle w:val="Hyperlink"/>
-            <w:rFonts w:ascii="Arial Bold" w:hAnsi="Arial Bold"/>
-            <w:noProof/>
-          </w:rPr>
-          <w:t>2</w:t>
+          <w:t>1.2</w:t>
         </w:r>
         <w:r>
           <w:rPr>
             <w:rFonts w:asciiTheme="minorHAnsi" w:eastAsiaTheme="minorEastAsia" w:hAnsiTheme="minorHAnsi"/>
+            <w:b w:val="0"/>
             <w:noProof/>
-            <w:sz w:val="22"/>
+            <w:kern w:val="2"/>
+            <w:sz w:val="24"/>
+            <w:szCs w:val="24"/>
             <w:lang w:eastAsia="en-GB"/>
+            <w14:ligatures w14:val="standardContextual"/>
           </w:rPr>
           <w:tab/>
         </w:r>
@@ -1315,7 +1213,7 @@
             <w:rStyle w:val="Hyperlink"/>
             <w:noProof/>
           </w:rPr>
-          <w:t>Appendix 2</w:t>
+          <w:t>Thrust Block Dimensions</w:t>
         </w:r>
         <w:r>
           <w:rPr>
@@ -1336,7 +1234,7 @@
             <w:noProof/>
             <w:webHidden/>
           </w:rPr>
-          <w:instrText xml:space="preserve"> PAGEREF _Toc55566314 \h </w:instrText>
+          <w:instrText xml:space="preserve"> PAGEREF _Toc222996472 \h </w:instrText>
         </w:r>
         <w:r>
           <w:rPr>
@@ -1367,12 +1265,89 @@
         </w:r>
       </w:hyperlink>
     </w:p>
-    <w:p/>
     <w:p>
-      <w:r>
+      <w:pPr>
+        <w:pStyle w:val="TOC1"/>
+        <w:tabs>
+          <w:tab w:val="left" w:pos="1440"/>
+        </w:tabs>
         <w:rPr>
-          <w:noProof/>
+          <w:rFonts w:asciiTheme="minorHAnsi" w:eastAsiaTheme="minorEastAsia" w:hAnsiTheme="minorHAnsi"/>
+          <w:b w:val="0"/>
+          <w:kern w:val="2"/>
+          <w:sz w:val="24"/>
+          <w:szCs w:val="24"/>
+          <w:lang w:eastAsia="en-GB"/>
+          <w14:ligatures w14:val="standardContextual"/>
         </w:rPr>
+      </w:pPr>
+      <w:hyperlink w:anchor="_Toc222996473" w:history="1">
+        <w:r>
+          <w:rPr>
+            <w:rStyle w:val="Hyperlink"/>
+          </w:rPr>
+          <w:t>Appendix A.</w:t>
+        </w:r>
+        <w:r>
+          <w:rPr>
+            <w:rFonts w:asciiTheme="minorHAnsi" w:eastAsiaTheme="minorEastAsia" w:hAnsiTheme="minorHAnsi"/>
+            <w:b w:val="0"/>
+            <w:kern w:val="2"/>
+            <w:sz w:val="24"/>
+            <w:szCs w:val="24"/>
+            <w:lang w:eastAsia="en-GB"/>
+            <w14:ligatures w14:val="standardContextual"/>
+          </w:rPr>
+          <w:tab/>
+        </w:r>
+        <w:r>
+          <w:rPr>
+            <w:webHidden/>
+          </w:rPr>
+          <w:tab/>
+        </w:r>
+        <w:r>
+          <w:rPr>
+            <w:webHidden/>
+          </w:rPr>
+          <w:fldChar w:fldCharType="begin"/>
+        </w:r>
+        <w:r>
+          <w:rPr>
+            <w:webHidden/>
+          </w:rPr>
+          <w:instrText xml:space="preserve"> PAGEREF _Toc222996473 \h </w:instrText>
+        </w:r>
+        <w:r>
+          <w:rPr>
+            <w:webHidden/>
+          </w:rPr>
+        </w:r>
+        <w:r>
+          <w:rPr>
+            <w:webHidden/>
+          </w:rPr>
+          <w:fldChar w:fldCharType="separate"/>
+        </w:r>
+        <w:r>
+          <w:rPr>
+            <w:webHidden/>
+          </w:rPr>
+          <w:t>2</w:t>
+        </w:r>
+        <w:r>
+          <w:rPr>
+            <w:webHidden/>
+          </w:rPr>
+          <w:fldChar w:fldCharType="end"/>
+        </w:r>
+      </w:hyperlink>
+    </w:p>
+    <w:p>
+      <w:pPr>
+        <w:pStyle w:val="TOC1"/>
+      </w:pPr>
+      <w:r>
         <w:fldChar w:fldCharType="end"/>
       </w:r>
     </w:p>
@@ -1387,12 +1362,10 @@
           <w:szCs w:val="32"/>
         </w:rPr>
       </w:pPr>
-      <w:bookmarkStart w:id="1" w:name="_Toc55566311"/>
       <w:r>
         <w:br w:type="page"/>
       </w:r>
     </w:p>
-    <w:bookmarkEnd w:id="1"/>
     <w:p>
       <w:pPr>
         <w:pStyle w:val="NONTOCHeading1"/>
@@ -1420,20 +1393,22 @@
       <w:pPr>
         <w:pStyle w:val="Heading1"/>
       </w:pPr>
-      <w:bookmarkStart w:id="2" w:name="_Toc55566312"/>
+      <w:bookmarkStart w:id="1" w:name="_Toc222996470"/>
       <w:r>
         <w:lastRenderedPageBreak/>
         <w:t>Executive Summary</w:t>
       </w:r>
-      <w:bookmarkEnd w:id="2"/>
+      <w:bookmarkEnd w:id="1"/>
     </w:p>
     <w:p>
       <w:pPr>
         <w:pStyle w:val="Heading2"/>
       </w:pPr>
+      <w:bookmarkStart w:id="2" w:name="_Toc222996471"/>
       <w:r>
         <w:t>Thrust Block Safety Checks</w:t>
       </w:r>
+      <w:bookmarkEnd w:id="2"/>
     </w:p>
     <w:tbl>
       <w:tblPr>
@@ -1569,7 +1544,11 @@
           <w:tcPr>
             <w:tcW w:w="1134" w:type="dxa"/>
           </w:tcPr>
-          <w:p/>
+          <w:p>
+            <w:r>
+              <w:t>{{r[“chainage”]}}</w:t>
+            </w:r>
+          </w:p>
         </w:tc>
         <w:tc>
           <w:tcPr>
@@ -1779,9 +1758,11 @@
       <w:pPr>
         <w:pStyle w:val="Heading2"/>
       </w:pPr>
+      <w:bookmarkStart w:id="3" w:name="_Toc222996472"/>
       <w:r>
         <w:t>Thrust Block Dimensions</w:t>
       </w:r>
+      <w:bookmarkEnd w:id="3"/>
     </w:p>
     <w:tbl>
       <w:tblPr>
@@ -1791,13 +1772,13 @@
         <w:tblLook w:val="06A0" w:firstRow="1" w:lastRow="0" w:firstColumn="1" w:lastColumn="0" w:noHBand="1" w:noVBand="1"/>
       </w:tblPr>
       <w:tblGrid>
-        <w:gridCol w:w="1117"/>
-        <w:gridCol w:w="1762"/>
-        <w:gridCol w:w="1340"/>
-        <w:gridCol w:w="1373"/>
-        <w:gridCol w:w="1451"/>
-        <w:gridCol w:w="1406"/>
-        <w:gridCol w:w="1184"/>
+        <w:gridCol w:w="1599"/>
+        <w:gridCol w:w="1754"/>
+        <w:gridCol w:w="1334"/>
+        <w:gridCol w:w="1257"/>
+        <w:gridCol w:w="1334"/>
+        <w:gridCol w:w="1290"/>
+        <w:gridCol w:w="1179"/>
       </w:tblGrid>
       <w:tr>
         <w:trPr>
@@ -1955,7 +1936,11 @@
           <w:tcPr>
             <w:tcW w:w="1117" w:type="dxa"/>
           </w:tcPr>
-          <w:p/>
+          <w:p>
+            <w:r>
+              <w:t>{{r[“chainage”]}}</w:t>
+            </w:r>
+          </w:p>
         </w:tc>
         <w:tc>
           <w:tcPr>
@@ -2156,6 +2141,7 @@
       <w:pPr>
         <w:pStyle w:val="AppendixTOC"/>
       </w:pPr>
+      <w:bookmarkStart w:id="4" w:name="_Toc222996473"/>
       <w:proofErr w:type="gramStart"/>
       <w:r>
         <w:t>{{ a</w:t>
@@ -2175,6 +2161,7 @@
       <w:r>
         <w:t>}</w:t>
       </w:r>
+      <w:bookmarkEnd w:id="4"/>
     </w:p>
     <w:tbl>
       <w:tblPr>
@@ -2184,9 +2171,9 @@
         <w:tblLook w:val="04E0" w:firstRow="1" w:lastRow="1" w:firstColumn="1" w:lastColumn="0" w:noHBand="0" w:noVBand="1"/>
       </w:tblPr>
       <w:tblGrid>
-        <w:gridCol w:w="3157"/>
-        <w:gridCol w:w="4234"/>
-        <w:gridCol w:w="2248"/>
+        <w:gridCol w:w="3128"/>
+        <w:gridCol w:w="4871"/>
+        <w:gridCol w:w="1640"/>
       </w:tblGrid>
       <w:tr>
         <w:trPr>
@@ -2204,7 +2191,7 @@
         </w:tc>
         <w:tc>
           <w:tcPr>
-            <w:tcW w:w="4234" w:type="dxa"/>
+            <w:tcW w:w="4923" w:type="dxa"/>
           </w:tcPr>
           <w:p>
             <w:r>
@@ -2214,9 +2201,12 @@
         </w:tc>
         <w:tc>
           <w:tcPr>
-            <w:tcW w:w="2248" w:type="dxa"/>
-          </w:tcPr>
-          <w:p>
+            <w:tcW w:w="1559" w:type="dxa"/>
+          </w:tcPr>
+          <w:p>
+            <w:pPr>
+              <w:jc w:val="center"/>
+            </w:pPr>
             <w:r>
               <w:t>Reference</w:t>
             </w:r>
@@ -2239,15 +2229,19 @@
         </w:tc>
         <w:tc>
           <w:tcPr>
-            <w:tcW w:w="4234" w:type="dxa"/>
+            <w:tcW w:w="4923" w:type="dxa"/>
           </w:tcPr>
           <w:p/>
         </w:tc>
         <w:tc>
           <w:tcPr>
-            <w:tcW w:w="2248" w:type="dxa"/>
-          </w:tcPr>
-          <w:p/>
+            <w:tcW w:w="1559" w:type="dxa"/>
+          </w:tcPr>
+          <w:p>
+            <w:pPr>
+              <w:jc w:val="center"/>
+            </w:pPr>
+          </w:p>
         </w:tc>
       </w:tr>
       <w:tr>
@@ -2266,7 +2260,7 @@
         </w:tc>
         <w:tc>
           <w:tcPr>
-            <w:tcW w:w="4234" w:type="dxa"/>
+            <w:tcW w:w="4923" w:type="dxa"/>
           </w:tcPr>
           <w:p>
             <w:r>
@@ -2276,9 +2270,12 @@
         </w:tc>
         <w:tc>
           <w:tcPr>
-            <w:tcW w:w="2248" w:type="dxa"/>
-          </w:tcPr>
-          <w:p>
+            <w:tcW w:w="1559" w:type="dxa"/>
+          </w:tcPr>
+          <w:p>
+            <w:pPr>
+              <w:jc w:val="center"/>
+            </w:pPr>
             <w:r>
               <w:t>{{r[“reference”]}}</w:t>
             </w:r>
@@ -2309,15 +2306,19 @@
         </w:tc>
         <w:tc>
           <w:tcPr>
-            <w:tcW w:w="4234" w:type="dxa"/>
+            <w:tcW w:w="4923" w:type="dxa"/>
           </w:tcPr>
           <w:p/>
         </w:tc>
         <w:tc>
           <w:tcPr>
-            <w:tcW w:w="2248" w:type="dxa"/>
-          </w:tcPr>
-          <w:p/>
+            <w:tcW w:w="1559" w:type="dxa"/>
+          </w:tcPr>
+          <w:p>
+            <w:pPr>
+              <w:jc w:val="center"/>
+            </w:pPr>
+          </w:p>
         </w:tc>
       </w:tr>
     </w:tbl>
@@ -3395,8 +3396,8 @@
   <w:abstractNum w:abstractNumId="3" w15:restartNumberingAfterBreak="0">
     <w:nsid w:val="18941294"/>
     <w:multiLevelType w:val="hybridMultilevel"/>
-    <w:tmpl w:val="3EFCCC28"/>
-    <w:lvl w:ilvl="0" w:tplc="C06C9FC2">
+    <w:tmpl w:val="90D6EDCA"/>
+    <w:lvl w:ilvl="0" w:tplc="F830EE6C">
       <w:start w:val="1"/>
       <w:numFmt w:val="upperLetter"/>
       <w:pStyle w:val="AppendixTOC"/>
@@ -3405,9 +3406,6 @@
       <w:pPr>
         <w:ind w:left="720" w:hanging="360"/>
       </w:pPr>
-      <w:rPr>
-        <w:rFonts w:hint="default"/>
-      </w:rPr>
     </w:lvl>
     <w:lvl w:ilvl="1" w:tplc="08090019" w:tentative="1">
       <w:start w:val="1"/>
@@ -4618,7 +4616,7 @@
     <w:lsdException w:name="Intense Reference" w:semiHidden="1" w:uiPriority="32"/>
     <w:lsdException w:name="Book Title" w:semiHidden="1" w:uiPriority="33"/>
     <w:lsdException w:name="Bibliography" w:uiPriority="37"/>
-    <w:lsdException w:name="TOC Heading" w:semiHidden="1" w:uiPriority="39" w:unhideWhenUsed="1"/>
+    <w:lsdException w:name="TOC Heading" w:semiHidden="1" w:uiPriority="39" w:unhideWhenUsed="1" w:qFormat="1"/>
     <w:lsdException w:name="Plain Table 1" w:uiPriority="41"/>
     <w:lsdException w:name="Plain Table 2" w:uiPriority="42"/>
     <w:lsdException w:name="Plain Table 3" w:uiPriority="43"/>
@@ -5083,7 +5081,7 @@
     <w:basedOn w:val="Heading1"/>
     <w:next w:val="Normal"/>
     <w:uiPriority w:val="39"/>
-    <w:semiHidden/>
+    <w:qFormat/>
     <w:rsid w:val="008C6B4D"/>
     <w:pPr>
       <w:spacing w:before="240" w:after="0" w:line="259" w:lineRule="auto"/>
@@ -5760,6 +5758,20 @@
       <w:color w:val="E4610F"/>
       <w:sz w:val="36"/>
     </w:rPr>
+  </w:style>
+  <w:style w:type="paragraph" w:styleId="TOC9">
+    <w:name w:val="toc 9"/>
+    <w:basedOn w:val="Normal"/>
+    <w:next w:val="Normal"/>
+    <w:autoRedefine/>
+    <w:uiPriority w:val="39"/>
+    <w:semiHidden/>
+    <w:unhideWhenUsed/>
+    <w:rsid w:val="005B4344"/>
+    <w:pPr>
+      <w:spacing w:after="100"/>
+      <w:ind w:left="1600"/>
+    </w:pPr>
   </w:style>
 </w:styles>
 </file>
@@ -6204,9 +6216,12 @@
 </file>
 
 <file path=customXml/item2.xml><?xml version="1.0" encoding="utf-8"?>
-<p:properties xmlns:p="http://schemas.microsoft.com/office/2006/metadata/properties" xmlns:xsi="http://www.w3.org/2001/XMLSchema-instance" xmlns:pc="http://schemas.microsoft.com/office/infopath/2007/PartnerControls">
-  <documentManagement/>
-</p:properties>
+<?mso-contentType ?>
+<FormTemplates xmlns="http://schemas.microsoft.com/sharepoint/v3/contenttype/forms">
+  <Display>DocumentLibraryForm</Display>
+  <Edit>DocumentLibraryForm</Edit>
+  <New>DocumentLibraryForm</New>
+</FormTemplates>
 </file>
 
 <file path=customXml/item3.xml><?xml version="1.0" encoding="utf-8"?>
@@ -6214,12 +6229,9 @@
 </file>
 
 <file path=customXml/item4.xml><?xml version="1.0" encoding="utf-8"?>
-<?mso-contentType ?>
-<FormTemplates xmlns="http://schemas.microsoft.com/sharepoint/v3/contenttype/forms">
-  <Display>DocumentLibraryForm</Display>
-  <Edit>DocumentLibraryForm</Edit>
-  <New>DocumentLibraryForm</New>
-</FormTemplates>
+<p:properties xmlns:p="http://schemas.microsoft.com/office/2006/metadata/properties" xmlns:xsi="http://www.w3.org/2001/XMLSchema-instance" xmlns:pc="http://schemas.microsoft.com/office/infopath/2007/PartnerControls">
+  <documentManagement/>
+</p:properties>
 </file>
 
 <file path=customXml/itemProps1.xml><?xml version="1.0" encoding="utf-8"?>
@@ -6241,10 +6253,9 @@
 </file>
 
 <file path=customXml/itemProps2.xml><?xml version="1.0" encoding="utf-8"?>
-<ds:datastoreItem xmlns:ds="http://schemas.openxmlformats.org/officeDocument/2006/customXml" ds:itemID="{C0CB5E76-D120-46C7-8CE0-3E6204435238}">
+<ds:datastoreItem xmlns:ds="http://schemas.openxmlformats.org/officeDocument/2006/customXml" ds:itemID="{E406B18C-0CC6-4578-A35F-92682EE4A12B}">
   <ds:schemaRefs>
-    <ds:schemaRef ds:uri="http://schemas.microsoft.com/office/2006/metadata/properties"/>
-    <ds:schemaRef ds:uri="http://schemas.microsoft.com/office/infopath/2007/PartnerControls"/>
+    <ds:schemaRef ds:uri="http://schemas.microsoft.com/sharepoint/v3/contenttype/forms"/>
   </ds:schemaRefs>
 </ds:datastoreItem>
 </file>
@@ -6258,9 +6269,10 @@
 </file>
 
 <file path=customXml/itemProps4.xml><?xml version="1.0" encoding="utf-8"?>
-<ds:datastoreItem xmlns:ds="http://schemas.openxmlformats.org/officeDocument/2006/customXml" ds:itemID="{E406B18C-0CC6-4578-A35F-92682EE4A12B}">
+<ds:datastoreItem xmlns:ds="http://schemas.openxmlformats.org/officeDocument/2006/customXml" ds:itemID="{C0CB5E76-D120-46C7-8CE0-3E6204435238}">
   <ds:schemaRefs>
-    <ds:schemaRef ds:uri="http://schemas.microsoft.com/sharepoint/v3/contenttype/forms"/>
+    <ds:schemaRef ds:uri="http://schemas.microsoft.com/office/2006/metadata/properties"/>
+    <ds:schemaRef ds:uri="http://schemas.microsoft.com/office/infopath/2007/PartnerControls"/>
   </ds:schemaRefs>
 </ds:datastoreItem>
 </file>
--- a/app/root/files/arcadis_template.docx
+++ b/app/root/files/arcadis_template.docx
@@ -1375,8 +1375,6431 @@
         <w:t>Nomenclature</w:t>
       </w:r>
     </w:p>
-    <w:p/>
-    <w:p/>
+    <w:tbl>
+      <w:tblPr>
+        <w:tblW w:w="9923" w:type="dxa"/>
+        <w:tblLook w:val="04A0" w:firstRow="1" w:lastRow="0" w:firstColumn="1" w:lastColumn="0" w:noHBand="0" w:noVBand="1"/>
+      </w:tblPr>
+      <w:tblGrid>
+        <w:gridCol w:w="2835"/>
+        <w:gridCol w:w="5387"/>
+        <w:gridCol w:w="1701"/>
+      </w:tblGrid>
+      <w:tr>
+        <w:trPr>
+          <w:trHeight w:val="864"/>
+        </w:trPr>
+        <w:tc>
+          <w:tcPr>
+            <w:tcW w:w="2835" w:type="dxa"/>
+            <w:tcBorders>
+              <w:top w:val="nil"/>
+              <w:left w:val="nil"/>
+              <w:bottom w:val="nil"/>
+              <w:right w:val="nil"/>
+            </w:tcBorders>
+            <w:vAlign w:val="bottom"/>
+            <w:hideMark/>
+          </w:tcPr>
+          <w:p>
+            <w:pPr>
+              <w:pStyle w:val="TableHeading"/>
+              <w:rPr>
+                <w:lang w:eastAsia="en-GB"/>
+              </w:rPr>
+            </w:pPr>
+            <w:r>
+              <w:rPr>
+                <w:lang w:eastAsia="en-GB"/>
+              </w:rPr>
+              <w:t>Symbol</w:t>
+            </w:r>
+          </w:p>
+        </w:tc>
+        <w:tc>
+          <w:tcPr>
+            <w:tcW w:w="5387" w:type="dxa"/>
+            <w:tcBorders>
+              <w:top w:val="nil"/>
+              <w:left w:val="nil"/>
+              <w:bottom w:val="nil"/>
+              <w:right w:val="nil"/>
+            </w:tcBorders>
+            <w:vAlign w:val="bottom"/>
+            <w:hideMark/>
+          </w:tcPr>
+          <w:p>
+            <w:pPr>
+              <w:pStyle w:val="TableHeading"/>
+              <w:rPr>
+                <w:lang w:eastAsia="en-GB"/>
+              </w:rPr>
+            </w:pPr>
+            <w:r>
+              <w:rPr>
+                <w:lang w:eastAsia="en-GB"/>
+              </w:rPr>
+              <w:t>Description</w:t>
+            </w:r>
+          </w:p>
+        </w:tc>
+        <w:tc>
+          <w:tcPr>
+            <w:tcW w:w="1701" w:type="dxa"/>
+            <w:tcBorders>
+              <w:top w:val="nil"/>
+              <w:left w:val="nil"/>
+              <w:bottom w:val="nil"/>
+              <w:right w:val="nil"/>
+            </w:tcBorders>
+            <w:vAlign w:val="bottom"/>
+            <w:hideMark/>
+          </w:tcPr>
+          <w:p>
+            <w:pPr>
+              <w:pStyle w:val="TableHeading"/>
+              <w:rPr>
+                <w:lang w:eastAsia="en-GB"/>
+              </w:rPr>
+            </w:pPr>
+            <w:r>
+              <w:rPr>
+                <w:lang w:eastAsia="en-GB"/>
+              </w:rPr>
+              <w:t>Units</w:t>
+            </w:r>
+          </w:p>
+        </w:tc>
+      </w:tr>
+      <w:tr>
+        <w:trPr>
+          <w:trHeight w:val="288"/>
+        </w:trPr>
+        <w:tc>
+          <w:tcPr>
+            <w:tcW w:w="2835" w:type="dxa"/>
+            <w:tcBorders>
+              <w:top w:val="nil"/>
+              <w:left w:val="nil"/>
+              <w:bottom w:val="nil"/>
+              <w:right w:val="nil"/>
+            </w:tcBorders>
+            <w:vAlign w:val="bottom"/>
+            <w:hideMark/>
+          </w:tcPr>
+          <w:p>
+            <w:pPr>
+              <w:pStyle w:val="TableText"/>
+              <w:rPr>
+                <w:lang w:eastAsia="en-GB"/>
+              </w:rPr>
+            </w:pPr>
+            <w:proofErr w:type="spellStart"/>
+            <w:r>
+              <w:rPr>
+                <w:lang w:eastAsia="en-GB"/>
+              </w:rPr>
+              <w:t>A_b</w:t>
+            </w:r>
+            <w:proofErr w:type="spellEnd"/>
+          </w:p>
+        </w:tc>
+        <w:tc>
+          <w:tcPr>
+            <w:tcW w:w="5387" w:type="dxa"/>
+            <w:tcBorders>
+              <w:top w:val="nil"/>
+              <w:left w:val="nil"/>
+              <w:bottom w:val="nil"/>
+              <w:right w:val="nil"/>
+            </w:tcBorders>
+            <w:vAlign w:val="bottom"/>
+            <w:hideMark/>
+          </w:tcPr>
+          <w:p>
+            <w:pPr>
+              <w:pStyle w:val="TableText"/>
+              <w:rPr>
+                <w:lang w:eastAsia="en-GB"/>
+              </w:rPr>
+            </w:pPr>
+            <w:r>
+              <w:rPr>
+                <w:lang w:eastAsia="en-GB"/>
+              </w:rPr>
+              <w:t>Base area of thrust block</w:t>
+            </w:r>
+          </w:p>
+        </w:tc>
+        <w:tc>
+          <w:tcPr>
+            <w:tcW w:w="1701" w:type="dxa"/>
+            <w:tcBorders>
+              <w:top w:val="nil"/>
+              <w:left w:val="nil"/>
+              <w:bottom w:val="nil"/>
+              <w:right w:val="nil"/>
+            </w:tcBorders>
+            <w:vAlign w:val="bottom"/>
+            <w:hideMark/>
+          </w:tcPr>
+          <w:p>
+            <w:pPr>
+              <w:pStyle w:val="TableText"/>
+              <w:rPr>
+                <w:lang w:eastAsia="en-GB"/>
+              </w:rPr>
+            </w:pPr>
+            <w:r>
+              <w:rPr>
+                <w:lang w:eastAsia="en-GB"/>
+              </w:rPr>
+              <w:t>m²</w:t>
+            </w:r>
+          </w:p>
+        </w:tc>
+      </w:tr>
+      <w:tr>
+        <w:trPr>
+          <w:trHeight w:val="288"/>
+        </w:trPr>
+        <w:tc>
+          <w:tcPr>
+            <w:tcW w:w="2835" w:type="dxa"/>
+            <w:tcBorders>
+              <w:top w:val="nil"/>
+              <w:left w:val="nil"/>
+              <w:bottom w:val="nil"/>
+              <w:right w:val="nil"/>
+            </w:tcBorders>
+            <w:vAlign w:val="bottom"/>
+            <w:hideMark/>
+          </w:tcPr>
+          <w:p>
+            <w:pPr>
+              <w:pStyle w:val="TableText"/>
+              <w:rPr>
+                <w:lang w:eastAsia="en-GB"/>
+              </w:rPr>
+            </w:pPr>
+            <w:proofErr w:type="spellStart"/>
+            <w:r>
+              <w:rPr>
+                <w:lang w:eastAsia="en-GB"/>
+              </w:rPr>
+              <w:t>A_d</w:t>
+            </w:r>
+            <w:proofErr w:type="spellEnd"/>
+          </w:p>
+        </w:tc>
+        <w:tc>
+          <w:tcPr>
+            <w:tcW w:w="5387" w:type="dxa"/>
+            <w:tcBorders>
+              <w:top w:val="nil"/>
+              <w:left w:val="nil"/>
+              <w:bottom w:val="nil"/>
+              <w:right w:val="nil"/>
+            </w:tcBorders>
+            <w:vAlign w:val="bottom"/>
+            <w:hideMark/>
+          </w:tcPr>
+          <w:p>
+            <w:pPr>
+              <w:pStyle w:val="TableText"/>
+              <w:rPr>
+                <w:lang w:eastAsia="en-GB"/>
+              </w:rPr>
+            </w:pPr>
+            <w:r>
+              <w:rPr>
+                <w:lang w:eastAsia="en-GB"/>
+              </w:rPr>
+              <w:t>Disturbed passive area</w:t>
+            </w:r>
+          </w:p>
+        </w:tc>
+        <w:tc>
+          <w:tcPr>
+            <w:tcW w:w="1701" w:type="dxa"/>
+            <w:tcBorders>
+              <w:top w:val="nil"/>
+              <w:left w:val="nil"/>
+              <w:bottom w:val="nil"/>
+              <w:right w:val="nil"/>
+            </w:tcBorders>
+            <w:vAlign w:val="bottom"/>
+            <w:hideMark/>
+          </w:tcPr>
+          <w:p>
+            <w:pPr>
+              <w:pStyle w:val="TableText"/>
+              <w:rPr>
+                <w:lang w:eastAsia="en-GB"/>
+              </w:rPr>
+            </w:pPr>
+            <w:r>
+              <w:rPr>
+                <w:lang w:eastAsia="en-GB"/>
+              </w:rPr>
+              <w:t>m²</w:t>
+            </w:r>
+          </w:p>
+        </w:tc>
+      </w:tr>
+      <w:tr>
+        <w:trPr>
+          <w:trHeight w:val="288"/>
+        </w:trPr>
+        <w:tc>
+          <w:tcPr>
+            <w:tcW w:w="2835" w:type="dxa"/>
+            <w:tcBorders>
+              <w:top w:val="nil"/>
+              <w:left w:val="nil"/>
+              <w:bottom w:val="nil"/>
+              <w:right w:val="nil"/>
+            </w:tcBorders>
+            <w:vAlign w:val="bottom"/>
+            <w:hideMark/>
+          </w:tcPr>
+          <w:p>
+            <w:pPr>
+              <w:pStyle w:val="TableText"/>
+              <w:rPr>
+                <w:lang w:eastAsia="en-GB"/>
+              </w:rPr>
+            </w:pPr>
+            <w:proofErr w:type="spellStart"/>
+            <w:r>
+              <w:rPr>
+                <w:lang w:eastAsia="en-GB"/>
+              </w:rPr>
+              <w:t>A_f</w:t>
+            </w:r>
+            <w:proofErr w:type="spellEnd"/>
+          </w:p>
+        </w:tc>
+        <w:tc>
+          <w:tcPr>
+            <w:tcW w:w="5387" w:type="dxa"/>
+            <w:tcBorders>
+              <w:top w:val="nil"/>
+              <w:left w:val="nil"/>
+              <w:bottom w:val="nil"/>
+              <w:right w:val="nil"/>
+            </w:tcBorders>
+            <w:vAlign w:val="bottom"/>
+            <w:hideMark/>
+          </w:tcPr>
+          <w:p>
+            <w:pPr>
+              <w:pStyle w:val="TableText"/>
+              <w:rPr>
+                <w:lang w:eastAsia="en-GB"/>
+              </w:rPr>
+            </w:pPr>
+            <w:r>
+              <w:rPr>
+                <w:lang w:eastAsia="en-GB"/>
+              </w:rPr>
+              <w:t>Passive face area</w:t>
+            </w:r>
+          </w:p>
+        </w:tc>
+        <w:tc>
+          <w:tcPr>
+            <w:tcW w:w="1701" w:type="dxa"/>
+            <w:tcBorders>
+              <w:top w:val="nil"/>
+              <w:left w:val="nil"/>
+              <w:bottom w:val="nil"/>
+              <w:right w:val="nil"/>
+            </w:tcBorders>
+            <w:vAlign w:val="bottom"/>
+            <w:hideMark/>
+          </w:tcPr>
+          <w:p>
+            <w:pPr>
+              <w:pStyle w:val="TableText"/>
+              <w:rPr>
+                <w:lang w:eastAsia="en-GB"/>
+              </w:rPr>
+            </w:pPr>
+            <w:r>
+              <w:rPr>
+                <w:lang w:eastAsia="en-GB"/>
+              </w:rPr>
+              <w:t>m²</w:t>
+            </w:r>
+          </w:p>
+        </w:tc>
+      </w:tr>
+      <w:tr>
+        <w:trPr>
+          <w:trHeight w:val="288"/>
+        </w:trPr>
+        <w:tc>
+          <w:tcPr>
+            <w:tcW w:w="2835" w:type="dxa"/>
+            <w:tcBorders>
+              <w:top w:val="nil"/>
+              <w:left w:val="nil"/>
+              <w:bottom w:val="nil"/>
+              <w:right w:val="nil"/>
+            </w:tcBorders>
+            <w:vAlign w:val="bottom"/>
+            <w:hideMark/>
+          </w:tcPr>
+          <w:p>
+            <w:pPr>
+              <w:pStyle w:val="TableText"/>
+              <w:rPr>
+                <w:lang w:eastAsia="en-GB"/>
+              </w:rPr>
+            </w:pPr>
+            <w:r>
+              <w:rPr>
+                <w:lang w:eastAsia="en-GB"/>
+              </w:rPr>
+              <w:t>A_S</w:t>
+            </w:r>
+          </w:p>
+        </w:tc>
+        <w:tc>
+          <w:tcPr>
+            <w:tcW w:w="5387" w:type="dxa"/>
+            <w:tcBorders>
+              <w:top w:val="nil"/>
+              <w:left w:val="nil"/>
+              <w:bottom w:val="nil"/>
+              <w:right w:val="nil"/>
+            </w:tcBorders>
+            <w:vAlign w:val="bottom"/>
+            <w:hideMark/>
+          </w:tcPr>
+          <w:p>
+            <w:pPr>
+              <w:pStyle w:val="TableText"/>
+              <w:rPr>
+                <w:lang w:eastAsia="en-GB"/>
+              </w:rPr>
+            </w:pPr>
+            <w:r>
+              <w:rPr>
+                <w:lang w:eastAsia="en-GB"/>
+              </w:rPr>
+              <w:t>Side area</w:t>
+            </w:r>
+          </w:p>
+        </w:tc>
+        <w:tc>
+          <w:tcPr>
+            <w:tcW w:w="1701" w:type="dxa"/>
+            <w:tcBorders>
+              <w:top w:val="nil"/>
+              <w:left w:val="nil"/>
+              <w:bottom w:val="nil"/>
+              <w:right w:val="nil"/>
+            </w:tcBorders>
+            <w:vAlign w:val="bottom"/>
+            <w:hideMark/>
+          </w:tcPr>
+          <w:p>
+            <w:pPr>
+              <w:pStyle w:val="TableText"/>
+              <w:rPr>
+                <w:lang w:eastAsia="en-GB"/>
+              </w:rPr>
+            </w:pPr>
+            <w:r>
+              <w:rPr>
+                <w:lang w:eastAsia="en-GB"/>
+              </w:rPr>
+              <w:t>m²</w:t>
+            </w:r>
+          </w:p>
+        </w:tc>
+      </w:tr>
+      <w:tr>
+        <w:trPr>
+          <w:trHeight w:val="576"/>
+        </w:trPr>
+        <w:tc>
+          <w:tcPr>
+            <w:tcW w:w="2835" w:type="dxa"/>
+            <w:tcBorders>
+              <w:top w:val="nil"/>
+              <w:left w:val="nil"/>
+              <w:bottom w:val="nil"/>
+              <w:right w:val="nil"/>
+            </w:tcBorders>
+            <w:vAlign w:val="bottom"/>
+            <w:hideMark/>
+          </w:tcPr>
+          <w:p>
+            <w:pPr>
+              <w:pStyle w:val="TableText"/>
+              <w:rPr>
+                <w:lang w:eastAsia="en-GB"/>
+              </w:rPr>
+            </w:pPr>
+            <w:r>
+              <w:rPr>
+                <w:lang w:eastAsia="en-GB"/>
+              </w:rPr>
+              <w:t>A_W</w:t>
+            </w:r>
+          </w:p>
+        </w:tc>
+        <w:tc>
+          <w:tcPr>
+            <w:tcW w:w="5387" w:type="dxa"/>
+            <w:tcBorders>
+              <w:top w:val="nil"/>
+              <w:left w:val="nil"/>
+              <w:bottom w:val="nil"/>
+              <w:right w:val="nil"/>
+            </w:tcBorders>
+            <w:vAlign w:val="bottom"/>
+            <w:hideMark/>
+          </w:tcPr>
+          <w:p>
+            <w:pPr>
+              <w:pStyle w:val="TableText"/>
+              <w:rPr>
+                <w:lang w:eastAsia="en-GB"/>
+              </w:rPr>
+            </w:pPr>
+            <w:r>
+              <w:rPr>
+                <w:lang w:eastAsia="en-GB"/>
+              </w:rPr>
+              <w:t>Pipe wall cross-sectional area</w:t>
+            </w:r>
+          </w:p>
+        </w:tc>
+        <w:tc>
+          <w:tcPr>
+            <w:tcW w:w="1701" w:type="dxa"/>
+            <w:tcBorders>
+              <w:top w:val="nil"/>
+              <w:left w:val="nil"/>
+              <w:bottom w:val="nil"/>
+              <w:right w:val="nil"/>
+            </w:tcBorders>
+            <w:vAlign w:val="bottom"/>
+            <w:hideMark/>
+          </w:tcPr>
+          <w:p>
+            <w:pPr>
+              <w:pStyle w:val="TableText"/>
+              <w:rPr>
+                <w:lang w:eastAsia="en-GB"/>
+              </w:rPr>
+            </w:pPr>
+            <w:r>
+              <w:rPr>
+                <w:lang w:eastAsia="en-GB"/>
+              </w:rPr>
+              <w:t>m²</w:t>
+            </w:r>
+          </w:p>
+        </w:tc>
+      </w:tr>
+      <w:tr>
+        <w:trPr>
+          <w:trHeight w:val="288"/>
+        </w:trPr>
+        <w:tc>
+          <w:tcPr>
+            <w:tcW w:w="2835" w:type="dxa"/>
+            <w:tcBorders>
+              <w:top w:val="nil"/>
+              <w:left w:val="nil"/>
+              <w:bottom w:val="nil"/>
+              <w:right w:val="nil"/>
+            </w:tcBorders>
+            <w:vAlign w:val="bottom"/>
+            <w:hideMark/>
+          </w:tcPr>
+          <w:p>
+            <w:pPr>
+              <w:pStyle w:val="TableText"/>
+              <w:rPr>
+                <w:lang w:eastAsia="en-GB"/>
+              </w:rPr>
+            </w:pPr>
+            <w:r>
+              <w:rPr>
+                <w:lang w:eastAsia="en-GB"/>
+              </w:rPr>
+              <w:t>B</w:t>
+            </w:r>
+          </w:p>
+        </w:tc>
+        <w:tc>
+          <w:tcPr>
+            <w:tcW w:w="5387" w:type="dxa"/>
+            <w:tcBorders>
+              <w:top w:val="nil"/>
+              <w:left w:val="nil"/>
+              <w:bottom w:val="nil"/>
+              <w:right w:val="nil"/>
+            </w:tcBorders>
+            <w:vAlign w:val="bottom"/>
+            <w:hideMark/>
+          </w:tcPr>
+          <w:p>
+            <w:pPr>
+              <w:pStyle w:val="TableText"/>
+              <w:rPr>
+                <w:lang w:eastAsia="en-GB"/>
+              </w:rPr>
+            </w:pPr>
+            <w:r>
+              <w:rPr>
+                <w:lang w:eastAsia="en-GB"/>
+              </w:rPr>
+              <w:t>Width of thrust block</w:t>
+            </w:r>
+          </w:p>
+        </w:tc>
+        <w:tc>
+          <w:tcPr>
+            <w:tcW w:w="1701" w:type="dxa"/>
+            <w:tcBorders>
+              <w:top w:val="nil"/>
+              <w:left w:val="nil"/>
+              <w:bottom w:val="nil"/>
+              <w:right w:val="nil"/>
+            </w:tcBorders>
+            <w:vAlign w:val="bottom"/>
+            <w:hideMark/>
+          </w:tcPr>
+          <w:p>
+            <w:pPr>
+              <w:pStyle w:val="TableText"/>
+              <w:rPr>
+                <w:lang w:eastAsia="en-GB"/>
+              </w:rPr>
+            </w:pPr>
+            <w:r>
+              <w:rPr>
+                <w:lang w:eastAsia="en-GB"/>
+              </w:rPr>
+              <w:t>m</w:t>
+            </w:r>
+          </w:p>
+        </w:tc>
+      </w:tr>
+      <w:tr>
+        <w:trPr>
+          <w:trHeight w:val="576"/>
+        </w:trPr>
+        <w:tc>
+          <w:tcPr>
+            <w:tcW w:w="2835" w:type="dxa"/>
+            <w:tcBorders>
+              <w:top w:val="nil"/>
+              <w:left w:val="nil"/>
+              <w:bottom w:val="nil"/>
+              <w:right w:val="nil"/>
+            </w:tcBorders>
+            <w:vAlign w:val="bottom"/>
+            <w:hideMark/>
+          </w:tcPr>
+          <w:p>
+            <w:pPr>
+              <w:pStyle w:val="TableText"/>
+              <w:rPr>
+                <w:lang w:eastAsia="en-GB"/>
+              </w:rPr>
+            </w:pPr>
+            <w:r>
+              <w:rPr>
+                <w:lang w:eastAsia="en-GB"/>
+              </w:rPr>
+              <w:t>C_GW</w:t>
+            </w:r>
+          </w:p>
+        </w:tc>
+        <w:tc>
+          <w:tcPr>
+            <w:tcW w:w="5387" w:type="dxa"/>
+            <w:tcBorders>
+              <w:top w:val="nil"/>
+              <w:left w:val="nil"/>
+              <w:bottom w:val="nil"/>
+              <w:right w:val="nil"/>
+            </w:tcBorders>
+            <w:vAlign w:val="bottom"/>
+            <w:hideMark/>
+          </w:tcPr>
+          <w:p>
+            <w:pPr>
+              <w:pStyle w:val="TableText"/>
+              <w:rPr>
+                <w:lang w:eastAsia="en-GB"/>
+              </w:rPr>
+            </w:pPr>
+            <w:r>
+              <w:rPr>
+                <w:lang w:eastAsia="en-GB"/>
+              </w:rPr>
+              <w:t>Buoyancy correction coefficient</w:t>
+            </w:r>
+          </w:p>
+        </w:tc>
+        <w:tc>
+          <w:tcPr>
+            <w:tcW w:w="1701" w:type="dxa"/>
+            <w:tcBorders>
+              <w:top w:val="nil"/>
+              <w:left w:val="nil"/>
+              <w:bottom w:val="nil"/>
+              <w:right w:val="nil"/>
+            </w:tcBorders>
+            <w:vAlign w:val="bottom"/>
+            <w:hideMark/>
+          </w:tcPr>
+          <w:p>
+            <w:pPr>
+              <w:pStyle w:val="TableText"/>
+              <w:rPr>
+                <w:lang w:eastAsia="en-GB"/>
+              </w:rPr>
+            </w:pPr>
+            <w:r>
+              <w:rPr>
+                <w:lang w:eastAsia="en-GB"/>
+              </w:rPr>
+              <w:t>–</w:t>
+            </w:r>
+          </w:p>
+        </w:tc>
+      </w:tr>
+      <w:tr>
+        <w:trPr>
+          <w:trHeight w:val="288"/>
+        </w:trPr>
+        <w:tc>
+          <w:tcPr>
+            <w:tcW w:w="2835" w:type="dxa"/>
+            <w:tcBorders>
+              <w:top w:val="nil"/>
+              <w:left w:val="nil"/>
+              <w:bottom w:val="nil"/>
+              <w:right w:val="nil"/>
+            </w:tcBorders>
+            <w:vAlign w:val="bottom"/>
+            <w:hideMark/>
+          </w:tcPr>
+          <w:p>
+            <w:pPr>
+              <w:pStyle w:val="TableText"/>
+              <w:rPr>
+                <w:lang w:eastAsia="en-GB"/>
+              </w:rPr>
+            </w:pPr>
+            <w:proofErr w:type="spellStart"/>
+            <w:r>
+              <w:rPr>
+                <w:lang w:eastAsia="en-GB"/>
+              </w:rPr>
+              <w:t>C_u</w:t>
+            </w:r>
+            <w:proofErr w:type="spellEnd"/>
+          </w:p>
+        </w:tc>
+        <w:tc>
+          <w:tcPr>
+            <w:tcW w:w="5387" w:type="dxa"/>
+            <w:tcBorders>
+              <w:top w:val="nil"/>
+              <w:left w:val="nil"/>
+              <w:bottom w:val="nil"/>
+              <w:right w:val="nil"/>
+            </w:tcBorders>
+            <w:vAlign w:val="bottom"/>
+            <w:hideMark/>
+          </w:tcPr>
+          <w:p>
+            <w:pPr>
+              <w:pStyle w:val="TableText"/>
+              <w:rPr>
+                <w:lang w:eastAsia="en-GB"/>
+              </w:rPr>
+            </w:pPr>
+            <w:r>
+              <w:rPr>
+                <w:lang w:eastAsia="en-GB"/>
+              </w:rPr>
+              <w:t>Undrained shear strength</w:t>
+            </w:r>
+          </w:p>
+        </w:tc>
+        <w:tc>
+          <w:tcPr>
+            <w:tcW w:w="1701" w:type="dxa"/>
+            <w:tcBorders>
+              <w:top w:val="nil"/>
+              <w:left w:val="nil"/>
+              <w:bottom w:val="nil"/>
+              <w:right w:val="nil"/>
+            </w:tcBorders>
+            <w:vAlign w:val="bottom"/>
+            <w:hideMark/>
+          </w:tcPr>
+          <w:p>
+            <w:pPr>
+              <w:pStyle w:val="TableText"/>
+              <w:rPr>
+                <w:lang w:eastAsia="en-GB"/>
+              </w:rPr>
+            </w:pPr>
+            <w:r>
+              <w:rPr>
+                <w:lang w:eastAsia="en-GB"/>
+              </w:rPr>
+              <w:t>kPa</w:t>
+            </w:r>
+          </w:p>
+        </w:tc>
+      </w:tr>
+      <w:tr>
+        <w:trPr>
+          <w:trHeight w:val="576"/>
+        </w:trPr>
+        <w:tc>
+          <w:tcPr>
+            <w:tcW w:w="2835" w:type="dxa"/>
+            <w:tcBorders>
+              <w:top w:val="nil"/>
+              <w:left w:val="nil"/>
+              <w:bottom w:val="nil"/>
+              <w:right w:val="nil"/>
+            </w:tcBorders>
+            <w:vAlign w:val="bottom"/>
+            <w:hideMark/>
+          </w:tcPr>
+          <w:p>
+            <w:pPr>
+              <w:pStyle w:val="TableText"/>
+              <w:rPr>
+                <w:lang w:eastAsia="en-GB"/>
+              </w:rPr>
+            </w:pPr>
+            <w:r>
+              <w:rPr>
+                <w:lang w:eastAsia="en-GB"/>
+              </w:rPr>
+              <w:t>D_O</w:t>
+            </w:r>
+          </w:p>
+        </w:tc>
+        <w:tc>
+          <w:tcPr>
+            <w:tcW w:w="5387" w:type="dxa"/>
+            <w:tcBorders>
+              <w:top w:val="nil"/>
+              <w:left w:val="nil"/>
+              <w:bottom w:val="nil"/>
+              <w:right w:val="nil"/>
+            </w:tcBorders>
+            <w:vAlign w:val="bottom"/>
+            <w:hideMark/>
+          </w:tcPr>
+          <w:p>
+            <w:pPr>
+              <w:pStyle w:val="TableText"/>
+              <w:rPr>
+                <w:lang w:eastAsia="en-GB"/>
+              </w:rPr>
+            </w:pPr>
+            <w:r>
+              <w:rPr>
+                <w:lang w:eastAsia="en-GB"/>
+              </w:rPr>
+              <w:t>Outside diameter of pipe</w:t>
+            </w:r>
+          </w:p>
+        </w:tc>
+        <w:tc>
+          <w:tcPr>
+            <w:tcW w:w="1701" w:type="dxa"/>
+            <w:tcBorders>
+              <w:top w:val="nil"/>
+              <w:left w:val="nil"/>
+              <w:bottom w:val="nil"/>
+              <w:right w:val="nil"/>
+            </w:tcBorders>
+            <w:vAlign w:val="bottom"/>
+            <w:hideMark/>
+          </w:tcPr>
+          <w:p>
+            <w:pPr>
+              <w:pStyle w:val="TableText"/>
+              <w:rPr>
+                <w:lang w:eastAsia="en-GB"/>
+              </w:rPr>
+            </w:pPr>
+            <w:r>
+              <w:rPr>
+                <w:lang w:eastAsia="en-GB"/>
+              </w:rPr>
+              <w:t>m</w:t>
+            </w:r>
+          </w:p>
+        </w:tc>
+      </w:tr>
+      <w:tr>
+        <w:trPr>
+          <w:trHeight w:val="864"/>
+        </w:trPr>
+        <w:tc>
+          <w:tcPr>
+            <w:tcW w:w="2835" w:type="dxa"/>
+            <w:tcBorders>
+              <w:top w:val="nil"/>
+              <w:left w:val="nil"/>
+              <w:bottom w:val="nil"/>
+              <w:right w:val="nil"/>
+            </w:tcBorders>
+            <w:vAlign w:val="bottom"/>
+            <w:hideMark/>
+          </w:tcPr>
+          <w:p>
+            <w:pPr>
+              <w:pStyle w:val="TableText"/>
+              <w:rPr>
+                <w:lang w:eastAsia="en-GB"/>
+              </w:rPr>
+            </w:pPr>
+            <w:r>
+              <w:rPr>
+                <w:lang w:eastAsia="en-GB"/>
+              </w:rPr>
+              <w:t>D_O_A</w:t>
+            </w:r>
+          </w:p>
+        </w:tc>
+        <w:tc>
+          <w:tcPr>
+            <w:tcW w:w="5387" w:type="dxa"/>
+            <w:tcBorders>
+              <w:top w:val="nil"/>
+              <w:left w:val="nil"/>
+              <w:bottom w:val="nil"/>
+              <w:right w:val="nil"/>
+            </w:tcBorders>
+            <w:vAlign w:val="bottom"/>
+            <w:hideMark/>
+          </w:tcPr>
+          <w:p>
+            <w:pPr>
+              <w:pStyle w:val="TableText"/>
+              <w:rPr>
+                <w:lang w:eastAsia="en-GB"/>
+              </w:rPr>
+            </w:pPr>
+            <w:r>
+              <w:rPr>
+                <w:lang w:eastAsia="en-GB"/>
+              </w:rPr>
+              <w:t>Outside diameter of pipe A</w:t>
+            </w:r>
+          </w:p>
+        </w:tc>
+        <w:tc>
+          <w:tcPr>
+            <w:tcW w:w="1701" w:type="dxa"/>
+            <w:tcBorders>
+              <w:top w:val="nil"/>
+              <w:left w:val="nil"/>
+              <w:bottom w:val="nil"/>
+              <w:right w:val="nil"/>
+            </w:tcBorders>
+            <w:vAlign w:val="bottom"/>
+            <w:hideMark/>
+          </w:tcPr>
+          <w:p>
+            <w:pPr>
+              <w:pStyle w:val="TableText"/>
+              <w:rPr>
+                <w:lang w:eastAsia="en-GB"/>
+              </w:rPr>
+            </w:pPr>
+            <w:r>
+              <w:rPr>
+                <w:lang w:eastAsia="en-GB"/>
+              </w:rPr>
+              <w:t>m</w:t>
+            </w:r>
+          </w:p>
+        </w:tc>
+      </w:tr>
+      <w:tr>
+        <w:trPr>
+          <w:trHeight w:val="864"/>
+        </w:trPr>
+        <w:tc>
+          <w:tcPr>
+            <w:tcW w:w="2835" w:type="dxa"/>
+            <w:tcBorders>
+              <w:top w:val="nil"/>
+              <w:left w:val="nil"/>
+              <w:bottom w:val="nil"/>
+              <w:right w:val="nil"/>
+            </w:tcBorders>
+            <w:vAlign w:val="bottom"/>
+            <w:hideMark/>
+          </w:tcPr>
+          <w:p>
+            <w:pPr>
+              <w:pStyle w:val="TableText"/>
+              <w:rPr>
+                <w:lang w:eastAsia="en-GB"/>
+              </w:rPr>
+            </w:pPr>
+            <w:r>
+              <w:rPr>
+                <w:lang w:eastAsia="en-GB"/>
+              </w:rPr>
+              <w:t>D_O_B</w:t>
+            </w:r>
+          </w:p>
+        </w:tc>
+        <w:tc>
+          <w:tcPr>
+            <w:tcW w:w="5387" w:type="dxa"/>
+            <w:tcBorders>
+              <w:top w:val="nil"/>
+              <w:left w:val="nil"/>
+              <w:bottom w:val="nil"/>
+              <w:right w:val="nil"/>
+            </w:tcBorders>
+            <w:vAlign w:val="bottom"/>
+            <w:hideMark/>
+          </w:tcPr>
+          <w:p>
+            <w:pPr>
+              <w:pStyle w:val="TableText"/>
+              <w:rPr>
+                <w:lang w:eastAsia="en-GB"/>
+              </w:rPr>
+            </w:pPr>
+            <w:r>
+              <w:rPr>
+                <w:lang w:eastAsia="en-GB"/>
+              </w:rPr>
+              <w:t>Outside diameter of pipe B</w:t>
+            </w:r>
+          </w:p>
+        </w:tc>
+        <w:tc>
+          <w:tcPr>
+            <w:tcW w:w="1701" w:type="dxa"/>
+            <w:tcBorders>
+              <w:top w:val="nil"/>
+              <w:left w:val="nil"/>
+              <w:bottom w:val="nil"/>
+              <w:right w:val="nil"/>
+            </w:tcBorders>
+            <w:vAlign w:val="bottom"/>
+            <w:hideMark/>
+          </w:tcPr>
+          <w:p>
+            <w:pPr>
+              <w:pStyle w:val="TableText"/>
+              <w:rPr>
+                <w:lang w:eastAsia="en-GB"/>
+              </w:rPr>
+            </w:pPr>
+            <w:r>
+              <w:rPr>
+                <w:lang w:eastAsia="en-GB"/>
+              </w:rPr>
+              <w:t>m</w:t>
+            </w:r>
+          </w:p>
+        </w:tc>
+      </w:tr>
+      <w:tr>
+        <w:trPr>
+          <w:trHeight w:val="864"/>
+        </w:trPr>
+        <w:tc>
+          <w:tcPr>
+            <w:tcW w:w="2835" w:type="dxa"/>
+            <w:tcBorders>
+              <w:top w:val="nil"/>
+              <w:left w:val="nil"/>
+              <w:bottom w:val="nil"/>
+              <w:right w:val="nil"/>
+            </w:tcBorders>
+            <w:vAlign w:val="bottom"/>
+            <w:hideMark/>
+          </w:tcPr>
+          <w:p>
+            <w:pPr>
+              <w:pStyle w:val="TableText"/>
+              <w:rPr>
+                <w:lang w:eastAsia="en-GB"/>
+              </w:rPr>
+            </w:pPr>
+            <w:r>
+              <w:rPr>
+                <w:lang w:eastAsia="en-GB"/>
+              </w:rPr>
+              <w:t>DF_P</w:t>
+            </w:r>
+          </w:p>
+        </w:tc>
+        <w:tc>
+          <w:tcPr>
+            <w:tcW w:w="5387" w:type="dxa"/>
+            <w:tcBorders>
+              <w:top w:val="nil"/>
+              <w:left w:val="nil"/>
+              <w:bottom w:val="nil"/>
+              <w:right w:val="nil"/>
+            </w:tcBorders>
+            <w:vAlign w:val="bottom"/>
+            <w:hideMark/>
+          </w:tcPr>
+          <w:p>
+            <w:pPr>
+              <w:pStyle w:val="TableText"/>
+              <w:rPr>
+                <w:lang w:eastAsia="en-GB"/>
+              </w:rPr>
+            </w:pPr>
+            <w:r>
+              <w:rPr>
+                <w:lang w:eastAsia="en-GB"/>
+              </w:rPr>
+              <w:t>Displacement limitation factor for passive resistance</w:t>
+            </w:r>
+          </w:p>
+        </w:tc>
+        <w:tc>
+          <w:tcPr>
+            <w:tcW w:w="1701" w:type="dxa"/>
+            <w:tcBorders>
+              <w:top w:val="nil"/>
+              <w:left w:val="nil"/>
+              <w:bottom w:val="nil"/>
+              <w:right w:val="nil"/>
+            </w:tcBorders>
+            <w:vAlign w:val="bottom"/>
+            <w:hideMark/>
+          </w:tcPr>
+          <w:p>
+            <w:pPr>
+              <w:pStyle w:val="TableText"/>
+              <w:rPr>
+                <w:lang w:eastAsia="en-GB"/>
+              </w:rPr>
+            </w:pPr>
+            <w:r>
+              <w:rPr>
+                <w:lang w:eastAsia="en-GB"/>
+              </w:rPr>
+              <w:t>–</w:t>
+            </w:r>
+          </w:p>
+        </w:tc>
+      </w:tr>
+      <w:tr>
+        <w:trPr>
+          <w:trHeight w:val="864"/>
+        </w:trPr>
+        <w:tc>
+          <w:tcPr>
+            <w:tcW w:w="2835" w:type="dxa"/>
+            <w:tcBorders>
+              <w:top w:val="nil"/>
+              <w:left w:val="nil"/>
+              <w:bottom w:val="nil"/>
+              <w:right w:val="nil"/>
+            </w:tcBorders>
+            <w:vAlign w:val="bottom"/>
+            <w:hideMark/>
+          </w:tcPr>
+          <w:p>
+            <w:pPr>
+              <w:pStyle w:val="TableText"/>
+              <w:rPr>
+                <w:lang w:eastAsia="en-GB"/>
+              </w:rPr>
+            </w:pPr>
+            <w:r>
+              <w:rPr>
+                <w:lang w:eastAsia="en-GB"/>
+              </w:rPr>
+              <w:t>DF_F</w:t>
+            </w:r>
+          </w:p>
+        </w:tc>
+        <w:tc>
+          <w:tcPr>
+            <w:tcW w:w="5387" w:type="dxa"/>
+            <w:tcBorders>
+              <w:top w:val="nil"/>
+              <w:left w:val="nil"/>
+              <w:bottom w:val="nil"/>
+              <w:right w:val="nil"/>
+            </w:tcBorders>
+            <w:vAlign w:val="bottom"/>
+            <w:hideMark/>
+          </w:tcPr>
+          <w:p>
+            <w:pPr>
+              <w:pStyle w:val="TableText"/>
+              <w:rPr>
+                <w:lang w:eastAsia="en-GB"/>
+              </w:rPr>
+            </w:pPr>
+            <w:r>
+              <w:rPr>
+                <w:lang w:eastAsia="en-GB"/>
+              </w:rPr>
+              <w:t>Displacement limitation factor for frictional resistance</w:t>
+            </w:r>
+          </w:p>
+        </w:tc>
+        <w:tc>
+          <w:tcPr>
+            <w:tcW w:w="1701" w:type="dxa"/>
+            <w:tcBorders>
+              <w:top w:val="nil"/>
+              <w:left w:val="nil"/>
+              <w:bottom w:val="nil"/>
+              <w:right w:val="nil"/>
+            </w:tcBorders>
+            <w:vAlign w:val="bottom"/>
+            <w:hideMark/>
+          </w:tcPr>
+          <w:p>
+            <w:pPr>
+              <w:pStyle w:val="TableText"/>
+              <w:rPr>
+                <w:lang w:eastAsia="en-GB"/>
+              </w:rPr>
+            </w:pPr>
+            <w:r>
+              <w:rPr>
+                <w:lang w:eastAsia="en-GB"/>
+              </w:rPr>
+              <w:t>–</w:t>
+            </w:r>
+          </w:p>
+        </w:tc>
+      </w:tr>
+      <w:tr>
+        <w:trPr>
+          <w:trHeight w:val="864"/>
+        </w:trPr>
+        <w:tc>
+          <w:tcPr>
+            <w:tcW w:w="2835" w:type="dxa"/>
+            <w:tcBorders>
+              <w:top w:val="nil"/>
+              <w:left w:val="nil"/>
+              <w:bottom w:val="nil"/>
+              <w:right w:val="nil"/>
+            </w:tcBorders>
+            <w:vAlign w:val="bottom"/>
+            <w:hideMark/>
+          </w:tcPr>
+          <w:p>
+            <w:pPr>
+              <w:pStyle w:val="TableText"/>
+              <w:rPr>
+                <w:lang w:eastAsia="en-GB"/>
+              </w:rPr>
+            </w:pPr>
+            <w:r>
+              <w:rPr>
+                <w:lang w:eastAsia="en-GB"/>
+              </w:rPr>
+              <w:t>DF_S</w:t>
+            </w:r>
+          </w:p>
+        </w:tc>
+        <w:tc>
+          <w:tcPr>
+            <w:tcW w:w="5387" w:type="dxa"/>
+            <w:tcBorders>
+              <w:top w:val="nil"/>
+              <w:left w:val="nil"/>
+              <w:bottom w:val="nil"/>
+              <w:right w:val="nil"/>
+            </w:tcBorders>
+            <w:vAlign w:val="bottom"/>
+            <w:hideMark/>
+          </w:tcPr>
+          <w:p>
+            <w:pPr>
+              <w:pStyle w:val="TableText"/>
+              <w:rPr>
+                <w:lang w:eastAsia="en-GB"/>
+              </w:rPr>
+            </w:pPr>
+            <w:r>
+              <w:rPr>
+                <w:lang w:eastAsia="en-GB"/>
+              </w:rPr>
+              <w:t>Displacement limitation factor for sliding resistance</w:t>
+            </w:r>
+          </w:p>
+        </w:tc>
+        <w:tc>
+          <w:tcPr>
+            <w:tcW w:w="1701" w:type="dxa"/>
+            <w:tcBorders>
+              <w:top w:val="nil"/>
+              <w:left w:val="nil"/>
+              <w:bottom w:val="nil"/>
+              <w:right w:val="nil"/>
+            </w:tcBorders>
+            <w:vAlign w:val="bottom"/>
+            <w:hideMark/>
+          </w:tcPr>
+          <w:p>
+            <w:pPr>
+              <w:pStyle w:val="TableText"/>
+              <w:rPr>
+                <w:lang w:eastAsia="en-GB"/>
+              </w:rPr>
+            </w:pPr>
+            <w:r>
+              <w:rPr>
+                <w:lang w:eastAsia="en-GB"/>
+              </w:rPr>
+              <w:t>–</w:t>
+            </w:r>
+          </w:p>
+        </w:tc>
+      </w:tr>
+      <w:tr>
+        <w:trPr>
+          <w:trHeight w:val="576"/>
+        </w:trPr>
+        <w:tc>
+          <w:tcPr>
+            <w:tcW w:w="2835" w:type="dxa"/>
+            <w:tcBorders>
+              <w:top w:val="nil"/>
+              <w:left w:val="nil"/>
+              <w:bottom w:val="nil"/>
+              <w:right w:val="nil"/>
+            </w:tcBorders>
+            <w:vAlign w:val="bottom"/>
+            <w:hideMark/>
+          </w:tcPr>
+          <w:p>
+            <w:pPr>
+              <w:pStyle w:val="TableText"/>
+              <w:rPr>
+                <w:lang w:eastAsia="en-GB"/>
+              </w:rPr>
+            </w:pPr>
+            <w:r>
+              <w:rPr>
+                <w:lang w:eastAsia="en-GB"/>
+              </w:rPr>
+              <w:t>E</w:t>
+            </w:r>
+          </w:p>
+        </w:tc>
+        <w:tc>
+          <w:tcPr>
+            <w:tcW w:w="5387" w:type="dxa"/>
+            <w:tcBorders>
+              <w:top w:val="nil"/>
+              <w:left w:val="nil"/>
+              <w:bottom w:val="nil"/>
+              <w:right w:val="nil"/>
+            </w:tcBorders>
+            <w:vAlign w:val="bottom"/>
+            <w:hideMark/>
+          </w:tcPr>
+          <w:p>
+            <w:pPr>
+              <w:pStyle w:val="TableText"/>
+              <w:rPr>
+                <w:lang w:eastAsia="en-GB"/>
+              </w:rPr>
+            </w:pPr>
+            <w:r>
+              <w:rPr>
+                <w:lang w:eastAsia="en-GB"/>
+              </w:rPr>
+              <w:t>Young’s modulus of pipe material</w:t>
+            </w:r>
+          </w:p>
+        </w:tc>
+        <w:tc>
+          <w:tcPr>
+            <w:tcW w:w="1701" w:type="dxa"/>
+            <w:tcBorders>
+              <w:top w:val="nil"/>
+              <w:left w:val="nil"/>
+              <w:bottom w:val="nil"/>
+              <w:right w:val="nil"/>
+            </w:tcBorders>
+            <w:vAlign w:val="bottom"/>
+            <w:hideMark/>
+          </w:tcPr>
+          <w:p>
+            <w:pPr>
+              <w:pStyle w:val="TableText"/>
+              <w:rPr>
+                <w:lang w:eastAsia="en-GB"/>
+              </w:rPr>
+            </w:pPr>
+            <w:proofErr w:type="spellStart"/>
+            <w:r>
+              <w:rPr>
+                <w:lang w:eastAsia="en-GB"/>
+              </w:rPr>
+              <w:t>kN</w:t>
+            </w:r>
+            <w:proofErr w:type="spellEnd"/>
+            <w:r>
+              <w:rPr>
+                <w:lang w:eastAsia="en-GB"/>
+              </w:rPr>
+              <w:t>/m²</w:t>
+            </w:r>
+          </w:p>
+        </w:tc>
+      </w:tr>
+      <w:tr>
+        <w:trPr>
+          <w:trHeight w:val="288"/>
+        </w:trPr>
+        <w:tc>
+          <w:tcPr>
+            <w:tcW w:w="2835" w:type="dxa"/>
+            <w:tcBorders>
+              <w:top w:val="nil"/>
+              <w:left w:val="nil"/>
+              <w:bottom w:val="nil"/>
+              <w:right w:val="nil"/>
+            </w:tcBorders>
+            <w:vAlign w:val="bottom"/>
+            <w:hideMark/>
+          </w:tcPr>
+          <w:p>
+            <w:pPr>
+              <w:pStyle w:val="TableText"/>
+              <w:rPr>
+                <w:lang w:eastAsia="en-GB"/>
+              </w:rPr>
+            </w:pPr>
+            <w:r>
+              <w:rPr>
+                <w:lang w:eastAsia="en-GB"/>
+              </w:rPr>
+              <w:t>F_A</w:t>
+            </w:r>
+          </w:p>
+        </w:tc>
+        <w:tc>
+          <w:tcPr>
+            <w:tcW w:w="5387" w:type="dxa"/>
+            <w:tcBorders>
+              <w:top w:val="nil"/>
+              <w:left w:val="nil"/>
+              <w:bottom w:val="nil"/>
+              <w:right w:val="nil"/>
+            </w:tcBorders>
+            <w:vAlign w:val="bottom"/>
+            <w:hideMark/>
+          </w:tcPr>
+          <w:p>
+            <w:pPr>
+              <w:pStyle w:val="TableText"/>
+              <w:rPr>
+                <w:lang w:eastAsia="en-GB"/>
+              </w:rPr>
+            </w:pPr>
+            <w:r>
+              <w:rPr>
+                <w:lang w:eastAsia="en-GB"/>
+              </w:rPr>
+              <w:t>Anchor design force</w:t>
+            </w:r>
+          </w:p>
+        </w:tc>
+        <w:tc>
+          <w:tcPr>
+            <w:tcW w:w="1701" w:type="dxa"/>
+            <w:tcBorders>
+              <w:top w:val="nil"/>
+              <w:left w:val="nil"/>
+              <w:bottom w:val="nil"/>
+              <w:right w:val="nil"/>
+            </w:tcBorders>
+            <w:vAlign w:val="bottom"/>
+            <w:hideMark/>
+          </w:tcPr>
+          <w:p>
+            <w:pPr>
+              <w:pStyle w:val="TableText"/>
+              <w:rPr>
+                <w:lang w:eastAsia="en-GB"/>
+              </w:rPr>
+            </w:pPr>
+            <w:proofErr w:type="spellStart"/>
+            <w:r>
+              <w:rPr>
+                <w:lang w:eastAsia="en-GB"/>
+              </w:rPr>
+              <w:t>kN</w:t>
+            </w:r>
+            <w:proofErr w:type="spellEnd"/>
+          </w:p>
+        </w:tc>
+      </w:tr>
+      <w:tr>
+        <w:trPr>
+          <w:trHeight w:val="576"/>
+        </w:trPr>
+        <w:tc>
+          <w:tcPr>
+            <w:tcW w:w="2835" w:type="dxa"/>
+            <w:tcBorders>
+              <w:top w:val="nil"/>
+              <w:left w:val="nil"/>
+              <w:bottom w:val="nil"/>
+              <w:right w:val="nil"/>
+            </w:tcBorders>
+            <w:vAlign w:val="bottom"/>
+            <w:hideMark/>
+          </w:tcPr>
+          <w:p>
+            <w:pPr>
+              <w:pStyle w:val="TableText"/>
+              <w:rPr>
+                <w:lang w:eastAsia="en-GB"/>
+              </w:rPr>
+            </w:pPr>
+            <w:r>
+              <w:rPr>
+                <w:lang w:eastAsia="en-GB"/>
+              </w:rPr>
+              <w:t>F_AS</w:t>
+            </w:r>
+          </w:p>
+        </w:tc>
+        <w:tc>
+          <w:tcPr>
+            <w:tcW w:w="5387" w:type="dxa"/>
+            <w:tcBorders>
+              <w:top w:val="nil"/>
+              <w:left w:val="nil"/>
+              <w:bottom w:val="nil"/>
+              <w:right w:val="nil"/>
+            </w:tcBorders>
+            <w:vAlign w:val="bottom"/>
+            <w:hideMark/>
+          </w:tcPr>
+          <w:p>
+            <w:pPr>
+              <w:pStyle w:val="TableText"/>
+              <w:rPr>
+                <w:lang w:eastAsia="en-GB"/>
+              </w:rPr>
+            </w:pPr>
+            <w:r>
+              <w:rPr>
+                <w:lang w:eastAsia="en-GB"/>
+              </w:rPr>
+              <w:t>Anchor design force for short PE pipeline</w:t>
+            </w:r>
+          </w:p>
+        </w:tc>
+        <w:tc>
+          <w:tcPr>
+            <w:tcW w:w="1701" w:type="dxa"/>
+            <w:tcBorders>
+              <w:top w:val="nil"/>
+              <w:left w:val="nil"/>
+              <w:bottom w:val="nil"/>
+              <w:right w:val="nil"/>
+            </w:tcBorders>
+            <w:vAlign w:val="bottom"/>
+            <w:hideMark/>
+          </w:tcPr>
+          <w:p>
+            <w:pPr>
+              <w:pStyle w:val="TableText"/>
+              <w:rPr>
+                <w:lang w:eastAsia="en-GB"/>
+              </w:rPr>
+            </w:pPr>
+            <w:proofErr w:type="spellStart"/>
+            <w:r>
+              <w:rPr>
+                <w:lang w:eastAsia="en-GB"/>
+              </w:rPr>
+              <w:t>kN</w:t>
+            </w:r>
+            <w:proofErr w:type="spellEnd"/>
+          </w:p>
+        </w:tc>
+      </w:tr>
+      <w:tr>
+        <w:trPr>
+          <w:trHeight w:val="288"/>
+        </w:trPr>
+        <w:tc>
+          <w:tcPr>
+            <w:tcW w:w="2835" w:type="dxa"/>
+            <w:tcBorders>
+              <w:top w:val="nil"/>
+              <w:left w:val="nil"/>
+              <w:bottom w:val="nil"/>
+              <w:right w:val="nil"/>
+            </w:tcBorders>
+            <w:vAlign w:val="bottom"/>
+            <w:hideMark/>
+          </w:tcPr>
+          <w:p>
+            <w:pPr>
+              <w:pStyle w:val="TableText"/>
+              <w:rPr>
+                <w:lang w:eastAsia="en-GB"/>
+              </w:rPr>
+            </w:pPr>
+            <w:r>
+              <w:rPr>
+                <w:lang w:eastAsia="en-GB"/>
+              </w:rPr>
+              <w:t>F_C</w:t>
+            </w:r>
+          </w:p>
+        </w:tc>
+        <w:tc>
+          <w:tcPr>
+            <w:tcW w:w="5387" w:type="dxa"/>
+            <w:tcBorders>
+              <w:top w:val="nil"/>
+              <w:left w:val="nil"/>
+              <w:bottom w:val="nil"/>
+              <w:right w:val="nil"/>
+            </w:tcBorders>
+            <w:vAlign w:val="bottom"/>
+            <w:hideMark/>
+          </w:tcPr>
+          <w:p>
+            <w:pPr>
+              <w:pStyle w:val="TableText"/>
+              <w:rPr>
+                <w:lang w:eastAsia="en-GB"/>
+              </w:rPr>
+            </w:pPr>
+            <w:r>
+              <w:rPr>
+                <w:lang w:eastAsia="en-GB"/>
+              </w:rPr>
+              <w:t>Combined force</w:t>
+            </w:r>
+          </w:p>
+        </w:tc>
+        <w:tc>
+          <w:tcPr>
+            <w:tcW w:w="1701" w:type="dxa"/>
+            <w:tcBorders>
+              <w:top w:val="nil"/>
+              <w:left w:val="nil"/>
+              <w:bottom w:val="nil"/>
+              <w:right w:val="nil"/>
+            </w:tcBorders>
+            <w:vAlign w:val="bottom"/>
+            <w:hideMark/>
+          </w:tcPr>
+          <w:p>
+            <w:pPr>
+              <w:pStyle w:val="TableText"/>
+              <w:rPr>
+                <w:lang w:eastAsia="en-GB"/>
+              </w:rPr>
+            </w:pPr>
+            <w:proofErr w:type="spellStart"/>
+            <w:r>
+              <w:rPr>
+                <w:lang w:eastAsia="en-GB"/>
+              </w:rPr>
+              <w:t>kN</w:t>
+            </w:r>
+            <w:proofErr w:type="spellEnd"/>
+          </w:p>
+        </w:tc>
+      </w:tr>
+      <w:tr>
+        <w:trPr>
+          <w:trHeight w:val="288"/>
+        </w:trPr>
+        <w:tc>
+          <w:tcPr>
+            <w:tcW w:w="2835" w:type="dxa"/>
+            <w:tcBorders>
+              <w:top w:val="nil"/>
+              <w:left w:val="nil"/>
+              <w:bottom w:val="nil"/>
+              <w:right w:val="nil"/>
+            </w:tcBorders>
+            <w:vAlign w:val="bottom"/>
+            <w:hideMark/>
+          </w:tcPr>
+          <w:p>
+            <w:pPr>
+              <w:pStyle w:val="TableText"/>
+              <w:rPr>
+                <w:lang w:eastAsia="en-GB"/>
+              </w:rPr>
+            </w:pPr>
+            <w:r>
+              <w:rPr>
+                <w:lang w:eastAsia="en-GB"/>
+              </w:rPr>
+              <w:t>F_D</w:t>
+            </w:r>
+          </w:p>
+        </w:tc>
+        <w:tc>
+          <w:tcPr>
+            <w:tcW w:w="5387" w:type="dxa"/>
+            <w:tcBorders>
+              <w:top w:val="nil"/>
+              <w:left w:val="nil"/>
+              <w:bottom w:val="nil"/>
+              <w:right w:val="nil"/>
+            </w:tcBorders>
+            <w:vAlign w:val="bottom"/>
+            <w:hideMark/>
+          </w:tcPr>
+          <w:p>
+            <w:pPr>
+              <w:pStyle w:val="TableText"/>
+              <w:rPr>
+                <w:lang w:eastAsia="en-GB"/>
+              </w:rPr>
+            </w:pPr>
+            <w:r>
+              <w:rPr>
+                <w:lang w:eastAsia="en-GB"/>
+              </w:rPr>
+              <w:t>Design force</w:t>
+            </w:r>
+          </w:p>
+        </w:tc>
+        <w:tc>
+          <w:tcPr>
+            <w:tcW w:w="1701" w:type="dxa"/>
+            <w:tcBorders>
+              <w:top w:val="nil"/>
+              <w:left w:val="nil"/>
+              <w:bottom w:val="nil"/>
+              <w:right w:val="nil"/>
+            </w:tcBorders>
+            <w:vAlign w:val="bottom"/>
+            <w:hideMark/>
+          </w:tcPr>
+          <w:p>
+            <w:pPr>
+              <w:pStyle w:val="TableText"/>
+              <w:rPr>
+                <w:lang w:eastAsia="en-GB"/>
+              </w:rPr>
+            </w:pPr>
+            <w:proofErr w:type="spellStart"/>
+            <w:r>
+              <w:rPr>
+                <w:lang w:eastAsia="en-GB"/>
+              </w:rPr>
+              <w:t>kN</w:t>
+            </w:r>
+            <w:proofErr w:type="spellEnd"/>
+          </w:p>
+        </w:tc>
+      </w:tr>
+      <w:tr>
+        <w:trPr>
+          <w:trHeight w:val="576"/>
+        </w:trPr>
+        <w:tc>
+          <w:tcPr>
+            <w:tcW w:w="2835" w:type="dxa"/>
+            <w:tcBorders>
+              <w:top w:val="nil"/>
+              <w:left w:val="nil"/>
+              <w:bottom w:val="nil"/>
+              <w:right w:val="nil"/>
+            </w:tcBorders>
+            <w:vAlign w:val="bottom"/>
+            <w:hideMark/>
+          </w:tcPr>
+          <w:p>
+            <w:pPr>
+              <w:pStyle w:val="TableText"/>
+              <w:rPr>
+                <w:lang w:eastAsia="en-GB"/>
+              </w:rPr>
+            </w:pPr>
+            <w:r>
+              <w:rPr>
+                <w:lang w:eastAsia="en-GB"/>
+              </w:rPr>
+              <w:t>F_F</w:t>
+            </w:r>
+          </w:p>
+        </w:tc>
+        <w:tc>
+          <w:tcPr>
+            <w:tcW w:w="5387" w:type="dxa"/>
+            <w:tcBorders>
+              <w:top w:val="nil"/>
+              <w:left w:val="nil"/>
+              <w:bottom w:val="nil"/>
+              <w:right w:val="nil"/>
+            </w:tcBorders>
+            <w:vAlign w:val="bottom"/>
+            <w:hideMark/>
+          </w:tcPr>
+          <w:p>
+            <w:pPr>
+              <w:pStyle w:val="TableText"/>
+              <w:rPr>
+                <w:lang w:eastAsia="en-GB"/>
+              </w:rPr>
+            </w:pPr>
+            <w:r>
+              <w:rPr>
+                <w:lang w:eastAsia="en-GB"/>
+              </w:rPr>
+              <w:t>Frictional resistance force</w:t>
+            </w:r>
+          </w:p>
+        </w:tc>
+        <w:tc>
+          <w:tcPr>
+            <w:tcW w:w="1701" w:type="dxa"/>
+            <w:tcBorders>
+              <w:top w:val="nil"/>
+              <w:left w:val="nil"/>
+              <w:bottom w:val="nil"/>
+              <w:right w:val="nil"/>
+            </w:tcBorders>
+            <w:vAlign w:val="bottom"/>
+            <w:hideMark/>
+          </w:tcPr>
+          <w:p>
+            <w:pPr>
+              <w:pStyle w:val="TableText"/>
+              <w:rPr>
+                <w:lang w:eastAsia="en-GB"/>
+              </w:rPr>
+            </w:pPr>
+            <w:proofErr w:type="spellStart"/>
+            <w:r>
+              <w:rPr>
+                <w:lang w:eastAsia="en-GB"/>
+              </w:rPr>
+              <w:t>kN</w:t>
+            </w:r>
+            <w:proofErr w:type="spellEnd"/>
+          </w:p>
+        </w:tc>
+      </w:tr>
+      <w:tr>
+        <w:trPr>
+          <w:trHeight w:val="576"/>
+        </w:trPr>
+        <w:tc>
+          <w:tcPr>
+            <w:tcW w:w="2835" w:type="dxa"/>
+            <w:tcBorders>
+              <w:top w:val="nil"/>
+              <w:left w:val="nil"/>
+              <w:bottom w:val="nil"/>
+              <w:right w:val="nil"/>
+            </w:tcBorders>
+            <w:vAlign w:val="bottom"/>
+            <w:hideMark/>
+          </w:tcPr>
+          <w:p>
+            <w:pPr>
+              <w:pStyle w:val="TableText"/>
+              <w:rPr>
+                <w:lang w:eastAsia="en-GB"/>
+              </w:rPr>
+            </w:pPr>
+            <w:r>
+              <w:rPr>
+                <w:lang w:eastAsia="en-GB"/>
+              </w:rPr>
+              <w:t>F_P</w:t>
+            </w:r>
+          </w:p>
+        </w:tc>
+        <w:tc>
+          <w:tcPr>
+            <w:tcW w:w="5387" w:type="dxa"/>
+            <w:tcBorders>
+              <w:top w:val="nil"/>
+              <w:left w:val="nil"/>
+              <w:bottom w:val="nil"/>
+              <w:right w:val="nil"/>
+            </w:tcBorders>
+            <w:vAlign w:val="bottom"/>
+            <w:hideMark/>
+          </w:tcPr>
+          <w:p>
+            <w:pPr>
+              <w:pStyle w:val="TableText"/>
+              <w:rPr>
+                <w:lang w:eastAsia="en-GB"/>
+              </w:rPr>
+            </w:pPr>
+            <w:r>
+              <w:rPr>
+                <w:lang w:eastAsia="en-GB"/>
+              </w:rPr>
+              <w:t>Axial force due to Poisson effect (Eqn. 5.3)</w:t>
+            </w:r>
+          </w:p>
+        </w:tc>
+        <w:tc>
+          <w:tcPr>
+            <w:tcW w:w="1701" w:type="dxa"/>
+            <w:tcBorders>
+              <w:top w:val="nil"/>
+              <w:left w:val="nil"/>
+              <w:bottom w:val="nil"/>
+              <w:right w:val="nil"/>
+            </w:tcBorders>
+            <w:vAlign w:val="bottom"/>
+            <w:hideMark/>
+          </w:tcPr>
+          <w:p>
+            <w:pPr>
+              <w:pStyle w:val="TableText"/>
+              <w:rPr>
+                <w:lang w:eastAsia="en-GB"/>
+              </w:rPr>
+            </w:pPr>
+            <w:proofErr w:type="spellStart"/>
+            <w:r>
+              <w:rPr>
+                <w:lang w:eastAsia="en-GB"/>
+              </w:rPr>
+              <w:t>kN</w:t>
+            </w:r>
+            <w:proofErr w:type="spellEnd"/>
+          </w:p>
+        </w:tc>
+      </w:tr>
+      <w:tr>
+        <w:trPr>
+          <w:trHeight w:val="576"/>
+        </w:trPr>
+        <w:tc>
+          <w:tcPr>
+            <w:tcW w:w="2835" w:type="dxa"/>
+            <w:tcBorders>
+              <w:top w:val="nil"/>
+              <w:left w:val="nil"/>
+              <w:bottom w:val="nil"/>
+              <w:right w:val="nil"/>
+            </w:tcBorders>
+            <w:vAlign w:val="bottom"/>
+            <w:hideMark/>
+          </w:tcPr>
+          <w:p>
+            <w:pPr>
+              <w:pStyle w:val="TableText"/>
+              <w:rPr>
+                <w:lang w:eastAsia="en-GB"/>
+              </w:rPr>
+            </w:pPr>
+            <w:r>
+              <w:rPr>
+                <w:lang w:eastAsia="en-GB"/>
+              </w:rPr>
+              <w:t>F_S</w:t>
+            </w:r>
+          </w:p>
+        </w:tc>
+        <w:tc>
+          <w:tcPr>
+            <w:tcW w:w="5387" w:type="dxa"/>
+            <w:tcBorders>
+              <w:top w:val="nil"/>
+              <w:left w:val="nil"/>
+              <w:bottom w:val="nil"/>
+              <w:right w:val="nil"/>
+            </w:tcBorders>
+            <w:vAlign w:val="bottom"/>
+            <w:hideMark/>
+          </w:tcPr>
+          <w:p>
+            <w:pPr>
+              <w:pStyle w:val="TableText"/>
+              <w:rPr>
+                <w:lang w:eastAsia="en-GB"/>
+              </w:rPr>
+            </w:pPr>
+            <w:r>
+              <w:rPr>
+                <w:lang w:eastAsia="en-GB"/>
+              </w:rPr>
+              <w:t>Sliding resistance force per unit length</w:t>
+            </w:r>
+          </w:p>
+        </w:tc>
+        <w:tc>
+          <w:tcPr>
+            <w:tcW w:w="1701" w:type="dxa"/>
+            <w:tcBorders>
+              <w:top w:val="nil"/>
+              <w:left w:val="nil"/>
+              <w:bottom w:val="nil"/>
+              <w:right w:val="nil"/>
+            </w:tcBorders>
+            <w:vAlign w:val="bottom"/>
+            <w:hideMark/>
+          </w:tcPr>
+          <w:p>
+            <w:pPr>
+              <w:pStyle w:val="TableText"/>
+              <w:rPr>
+                <w:lang w:eastAsia="en-GB"/>
+              </w:rPr>
+            </w:pPr>
+            <w:proofErr w:type="spellStart"/>
+            <w:r>
+              <w:rPr>
+                <w:lang w:eastAsia="en-GB"/>
+              </w:rPr>
+              <w:t>kN</w:t>
+            </w:r>
+            <w:proofErr w:type="spellEnd"/>
+          </w:p>
+        </w:tc>
+      </w:tr>
+      <w:tr>
+        <w:trPr>
+          <w:trHeight w:val="864"/>
+        </w:trPr>
+        <w:tc>
+          <w:tcPr>
+            <w:tcW w:w="2835" w:type="dxa"/>
+            <w:tcBorders>
+              <w:top w:val="nil"/>
+              <w:left w:val="nil"/>
+              <w:bottom w:val="nil"/>
+              <w:right w:val="nil"/>
+            </w:tcBorders>
+            <w:vAlign w:val="bottom"/>
+            <w:hideMark/>
+          </w:tcPr>
+          <w:p>
+            <w:pPr>
+              <w:pStyle w:val="TableText"/>
+              <w:rPr>
+                <w:lang w:eastAsia="en-GB"/>
+              </w:rPr>
+            </w:pPr>
+            <w:r>
+              <w:rPr>
+                <w:lang w:eastAsia="en-GB"/>
+              </w:rPr>
+              <w:lastRenderedPageBreak/>
+              <w:t>F_T</w:t>
+            </w:r>
+          </w:p>
+        </w:tc>
+        <w:tc>
+          <w:tcPr>
+            <w:tcW w:w="5387" w:type="dxa"/>
+            <w:tcBorders>
+              <w:top w:val="nil"/>
+              <w:left w:val="nil"/>
+              <w:bottom w:val="nil"/>
+              <w:right w:val="nil"/>
+            </w:tcBorders>
+            <w:vAlign w:val="bottom"/>
+            <w:hideMark/>
+          </w:tcPr>
+          <w:p>
+            <w:pPr>
+              <w:pStyle w:val="TableText"/>
+              <w:rPr>
+                <w:lang w:eastAsia="en-GB"/>
+              </w:rPr>
+            </w:pPr>
+            <w:r>
+              <w:rPr>
+                <w:lang w:eastAsia="en-GB"/>
+              </w:rPr>
+              <w:t>Axial force due to temperature change (Eqn. 5.4)</w:t>
+            </w:r>
+          </w:p>
+        </w:tc>
+        <w:tc>
+          <w:tcPr>
+            <w:tcW w:w="1701" w:type="dxa"/>
+            <w:tcBorders>
+              <w:top w:val="nil"/>
+              <w:left w:val="nil"/>
+              <w:bottom w:val="nil"/>
+              <w:right w:val="nil"/>
+            </w:tcBorders>
+            <w:vAlign w:val="bottom"/>
+            <w:hideMark/>
+          </w:tcPr>
+          <w:p>
+            <w:pPr>
+              <w:pStyle w:val="TableText"/>
+              <w:rPr>
+                <w:lang w:eastAsia="en-GB"/>
+              </w:rPr>
+            </w:pPr>
+            <w:proofErr w:type="spellStart"/>
+            <w:r>
+              <w:rPr>
+                <w:lang w:eastAsia="en-GB"/>
+              </w:rPr>
+              <w:t>kN</w:t>
+            </w:r>
+            <w:proofErr w:type="spellEnd"/>
+          </w:p>
+        </w:tc>
+      </w:tr>
+      <w:tr>
+        <w:trPr>
+          <w:trHeight w:val="288"/>
+        </w:trPr>
+        <w:tc>
+          <w:tcPr>
+            <w:tcW w:w="2835" w:type="dxa"/>
+            <w:tcBorders>
+              <w:top w:val="nil"/>
+              <w:left w:val="nil"/>
+              <w:bottom w:val="nil"/>
+              <w:right w:val="nil"/>
+            </w:tcBorders>
+            <w:vAlign w:val="bottom"/>
+            <w:hideMark/>
+          </w:tcPr>
+          <w:p>
+            <w:pPr>
+              <w:pStyle w:val="TableText"/>
+              <w:rPr>
+                <w:lang w:eastAsia="en-GB"/>
+              </w:rPr>
+            </w:pPr>
+            <w:r>
+              <w:rPr>
+                <w:lang w:eastAsia="en-GB"/>
+              </w:rPr>
+              <w:t>H</w:t>
+            </w:r>
+          </w:p>
+        </w:tc>
+        <w:tc>
+          <w:tcPr>
+            <w:tcW w:w="5387" w:type="dxa"/>
+            <w:tcBorders>
+              <w:top w:val="nil"/>
+              <w:left w:val="nil"/>
+              <w:bottom w:val="nil"/>
+              <w:right w:val="nil"/>
+            </w:tcBorders>
+            <w:vAlign w:val="bottom"/>
+            <w:hideMark/>
+          </w:tcPr>
+          <w:p>
+            <w:pPr>
+              <w:pStyle w:val="TableText"/>
+              <w:rPr>
+                <w:lang w:eastAsia="en-GB"/>
+              </w:rPr>
+            </w:pPr>
+            <w:r>
+              <w:rPr>
+                <w:lang w:eastAsia="en-GB"/>
+              </w:rPr>
+              <w:t>Height of block</w:t>
+            </w:r>
+          </w:p>
+        </w:tc>
+        <w:tc>
+          <w:tcPr>
+            <w:tcW w:w="1701" w:type="dxa"/>
+            <w:tcBorders>
+              <w:top w:val="nil"/>
+              <w:left w:val="nil"/>
+              <w:bottom w:val="nil"/>
+              <w:right w:val="nil"/>
+            </w:tcBorders>
+            <w:vAlign w:val="bottom"/>
+            <w:hideMark/>
+          </w:tcPr>
+          <w:p>
+            <w:pPr>
+              <w:pStyle w:val="TableText"/>
+              <w:rPr>
+                <w:lang w:eastAsia="en-GB"/>
+              </w:rPr>
+            </w:pPr>
+            <w:r>
+              <w:rPr>
+                <w:lang w:eastAsia="en-GB"/>
+              </w:rPr>
+              <w:t>m</w:t>
+            </w:r>
+          </w:p>
+        </w:tc>
+      </w:tr>
+      <w:tr>
+        <w:trPr>
+          <w:trHeight w:val="576"/>
+        </w:trPr>
+        <w:tc>
+          <w:tcPr>
+            <w:tcW w:w="2835" w:type="dxa"/>
+            <w:tcBorders>
+              <w:top w:val="nil"/>
+              <w:left w:val="nil"/>
+              <w:bottom w:val="nil"/>
+              <w:right w:val="nil"/>
+            </w:tcBorders>
+            <w:vAlign w:val="bottom"/>
+            <w:hideMark/>
+          </w:tcPr>
+          <w:p>
+            <w:pPr>
+              <w:pStyle w:val="TableText"/>
+              <w:rPr>
+                <w:lang w:eastAsia="en-GB"/>
+              </w:rPr>
+            </w:pPr>
+            <w:proofErr w:type="spellStart"/>
+            <w:r>
+              <w:rPr>
+                <w:lang w:eastAsia="en-GB"/>
+              </w:rPr>
+              <w:t>H_c</w:t>
+            </w:r>
+            <w:proofErr w:type="spellEnd"/>
+          </w:p>
+        </w:tc>
+        <w:tc>
+          <w:tcPr>
+            <w:tcW w:w="5387" w:type="dxa"/>
+            <w:tcBorders>
+              <w:top w:val="nil"/>
+              <w:left w:val="nil"/>
+              <w:bottom w:val="nil"/>
+              <w:right w:val="nil"/>
+            </w:tcBorders>
+            <w:vAlign w:val="bottom"/>
+            <w:hideMark/>
+          </w:tcPr>
+          <w:p>
+            <w:pPr>
+              <w:pStyle w:val="TableText"/>
+              <w:rPr>
+                <w:lang w:eastAsia="en-GB"/>
+              </w:rPr>
+            </w:pPr>
+            <w:r>
+              <w:rPr>
+                <w:lang w:eastAsia="en-GB"/>
+              </w:rPr>
+              <w:t>Lever arm from crown to base (Eqn. 6.15)</w:t>
+            </w:r>
+          </w:p>
+        </w:tc>
+        <w:tc>
+          <w:tcPr>
+            <w:tcW w:w="1701" w:type="dxa"/>
+            <w:tcBorders>
+              <w:top w:val="nil"/>
+              <w:left w:val="nil"/>
+              <w:bottom w:val="nil"/>
+              <w:right w:val="nil"/>
+            </w:tcBorders>
+            <w:vAlign w:val="bottom"/>
+            <w:hideMark/>
+          </w:tcPr>
+          <w:p>
+            <w:pPr>
+              <w:pStyle w:val="TableText"/>
+              <w:rPr>
+                <w:lang w:eastAsia="en-GB"/>
+              </w:rPr>
+            </w:pPr>
+            <w:r>
+              <w:rPr>
+                <w:lang w:eastAsia="en-GB"/>
+              </w:rPr>
+              <w:t>m</w:t>
+            </w:r>
+          </w:p>
+        </w:tc>
+      </w:tr>
+      <w:tr>
+        <w:trPr>
+          <w:trHeight w:val="576"/>
+        </w:trPr>
+        <w:tc>
+          <w:tcPr>
+            <w:tcW w:w="2835" w:type="dxa"/>
+            <w:tcBorders>
+              <w:top w:val="nil"/>
+              <w:left w:val="nil"/>
+              <w:bottom w:val="nil"/>
+              <w:right w:val="nil"/>
+            </w:tcBorders>
+            <w:vAlign w:val="bottom"/>
+            <w:hideMark/>
+          </w:tcPr>
+          <w:p>
+            <w:pPr>
+              <w:pStyle w:val="TableText"/>
+              <w:rPr>
+                <w:lang w:eastAsia="en-GB"/>
+              </w:rPr>
+            </w:pPr>
+            <w:proofErr w:type="spellStart"/>
+            <w:r>
+              <w:rPr>
+                <w:lang w:eastAsia="en-GB"/>
+              </w:rPr>
+              <w:t>kN</w:t>
+            </w:r>
+            <w:proofErr w:type="spellEnd"/>
+            <w:r>
+              <w:rPr>
+                <w:lang w:eastAsia="en-GB"/>
+              </w:rPr>
+              <w:t>/m²</w:t>
+            </w:r>
+          </w:p>
+        </w:tc>
+        <w:tc>
+          <w:tcPr>
+            <w:tcW w:w="5387" w:type="dxa"/>
+            <w:tcBorders>
+              <w:top w:val="nil"/>
+              <w:left w:val="nil"/>
+              <w:bottom w:val="nil"/>
+              <w:right w:val="nil"/>
+            </w:tcBorders>
+            <w:vAlign w:val="bottom"/>
+            <w:hideMark/>
+          </w:tcPr>
+          <w:p>
+            <w:pPr>
+              <w:pStyle w:val="TableText"/>
+              <w:rPr>
+                <w:lang w:eastAsia="en-GB"/>
+              </w:rPr>
+            </w:pPr>
+            <w:r>
+              <w:rPr>
+                <w:lang w:eastAsia="en-GB"/>
+              </w:rPr>
+              <w:t>Stress or pressure</w:t>
+            </w:r>
+          </w:p>
+        </w:tc>
+        <w:tc>
+          <w:tcPr>
+            <w:tcW w:w="1701" w:type="dxa"/>
+            <w:tcBorders>
+              <w:top w:val="nil"/>
+              <w:left w:val="nil"/>
+              <w:bottom w:val="nil"/>
+              <w:right w:val="nil"/>
+            </w:tcBorders>
+            <w:vAlign w:val="bottom"/>
+            <w:hideMark/>
+          </w:tcPr>
+          <w:p>
+            <w:pPr>
+              <w:pStyle w:val="TableText"/>
+              <w:rPr>
+                <w:lang w:eastAsia="en-GB"/>
+              </w:rPr>
+            </w:pPr>
+            <w:proofErr w:type="spellStart"/>
+            <w:r>
+              <w:rPr>
+                <w:lang w:eastAsia="en-GB"/>
+              </w:rPr>
+              <w:t>kN</w:t>
+            </w:r>
+            <w:proofErr w:type="spellEnd"/>
+            <w:r>
+              <w:rPr>
+                <w:lang w:eastAsia="en-GB"/>
+              </w:rPr>
+              <w:t>/m²</w:t>
+            </w:r>
+          </w:p>
+        </w:tc>
+      </w:tr>
+      <w:tr>
+        <w:trPr>
+          <w:trHeight w:val="288"/>
+        </w:trPr>
+        <w:tc>
+          <w:tcPr>
+            <w:tcW w:w="2835" w:type="dxa"/>
+            <w:tcBorders>
+              <w:top w:val="nil"/>
+              <w:left w:val="nil"/>
+              <w:bottom w:val="nil"/>
+              <w:right w:val="nil"/>
+            </w:tcBorders>
+            <w:vAlign w:val="bottom"/>
+            <w:hideMark/>
+          </w:tcPr>
+          <w:p>
+            <w:pPr>
+              <w:pStyle w:val="TableText"/>
+              <w:rPr>
+                <w:lang w:eastAsia="en-GB"/>
+              </w:rPr>
+            </w:pPr>
+            <w:r>
+              <w:rPr>
+                <w:lang w:eastAsia="en-GB"/>
+              </w:rPr>
+              <w:t>L</w:t>
+            </w:r>
+          </w:p>
+        </w:tc>
+        <w:tc>
+          <w:tcPr>
+            <w:tcW w:w="5387" w:type="dxa"/>
+            <w:tcBorders>
+              <w:top w:val="nil"/>
+              <w:left w:val="nil"/>
+              <w:bottom w:val="nil"/>
+              <w:right w:val="nil"/>
+            </w:tcBorders>
+            <w:vAlign w:val="bottom"/>
+            <w:hideMark/>
+          </w:tcPr>
+          <w:p>
+            <w:pPr>
+              <w:pStyle w:val="TableText"/>
+              <w:rPr>
+                <w:lang w:eastAsia="en-GB"/>
+              </w:rPr>
+            </w:pPr>
+            <w:r>
+              <w:rPr>
+                <w:lang w:eastAsia="en-GB"/>
+              </w:rPr>
+              <w:t>Length of block</w:t>
+            </w:r>
+          </w:p>
+        </w:tc>
+        <w:tc>
+          <w:tcPr>
+            <w:tcW w:w="1701" w:type="dxa"/>
+            <w:tcBorders>
+              <w:top w:val="nil"/>
+              <w:left w:val="nil"/>
+              <w:bottom w:val="nil"/>
+              <w:right w:val="nil"/>
+            </w:tcBorders>
+            <w:vAlign w:val="bottom"/>
+            <w:hideMark/>
+          </w:tcPr>
+          <w:p>
+            <w:pPr>
+              <w:pStyle w:val="TableText"/>
+              <w:rPr>
+                <w:lang w:eastAsia="en-GB"/>
+              </w:rPr>
+            </w:pPr>
+            <w:r>
+              <w:rPr>
+                <w:lang w:eastAsia="en-GB"/>
+              </w:rPr>
+              <w:t>m</w:t>
+            </w:r>
+          </w:p>
+        </w:tc>
+      </w:tr>
+      <w:tr>
+        <w:trPr>
+          <w:trHeight w:val="288"/>
+        </w:trPr>
+        <w:tc>
+          <w:tcPr>
+            <w:tcW w:w="2835" w:type="dxa"/>
+            <w:tcBorders>
+              <w:top w:val="nil"/>
+              <w:left w:val="nil"/>
+              <w:bottom w:val="nil"/>
+              <w:right w:val="nil"/>
+            </w:tcBorders>
+            <w:vAlign w:val="bottom"/>
+            <w:hideMark/>
+          </w:tcPr>
+          <w:p>
+            <w:pPr>
+              <w:pStyle w:val="TableText"/>
+              <w:rPr>
+                <w:lang w:eastAsia="en-GB"/>
+              </w:rPr>
+            </w:pPr>
+            <w:proofErr w:type="spellStart"/>
+            <w:r>
+              <w:rPr>
+                <w:lang w:eastAsia="en-GB"/>
+              </w:rPr>
+              <w:t>L_o</w:t>
+            </w:r>
+            <w:proofErr w:type="spellEnd"/>
+          </w:p>
+        </w:tc>
+        <w:tc>
+          <w:tcPr>
+            <w:tcW w:w="5387" w:type="dxa"/>
+            <w:tcBorders>
+              <w:top w:val="nil"/>
+              <w:left w:val="nil"/>
+              <w:bottom w:val="nil"/>
+              <w:right w:val="nil"/>
+            </w:tcBorders>
+            <w:vAlign w:val="bottom"/>
+            <w:hideMark/>
+          </w:tcPr>
+          <w:p>
+            <w:pPr>
+              <w:pStyle w:val="TableText"/>
+              <w:rPr>
+                <w:lang w:eastAsia="en-GB"/>
+              </w:rPr>
+            </w:pPr>
+            <w:r>
+              <w:rPr>
+                <w:lang w:eastAsia="en-GB"/>
+              </w:rPr>
+              <w:t>Actual pipeline length</w:t>
+            </w:r>
+          </w:p>
+        </w:tc>
+        <w:tc>
+          <w:tcPr>
+            <w:tcW w:w="1701" w:type="dxa"/>
+            <w:tcBorders>
+              <w:top w:val="nil"/>
+              <w:left w:val="nil"/>
+              <w:bottom w:val="nil"/>
+              <w:right w:val="nil"/>
+            </w:tcBorders>
+            <w:vAlign w:val="bottom"/>
+            <w:hideMark/>
+          </w:tcPr>
+          <w:p>
+            <w:pPr>
+              <w:pStyle w:val="TableText"/>
+              <w:rPr>
+                <w:lang w:eastAsia="en-GB"/>
+              </w:rPr>
+            </w:pPr>
+            <w:r>
+              <w:rPr>
+                <w:lang w:eastAsia="en-GB"/>
+              </w:rPr>
+              <w:t>m</w:t>
+            </w:r>
+          </w:p>
+        </w:tc>
+      </w:tr>
+      <w:tr>
+        <w:trPr>
+          <w:trHeight w:val="576"/>
+        </w:trPr>
+        <w:tc>
+          <w:tcPr>
+            <w:tcW w:w="2835" w:type="dxa"/>
+            <w:tcBorders>
+              <w:top w:val="nil"/>
+              <w:left w:val="nil"/>
+              <w:bottom w:val="nil"/>
+              <w:right w:val="nil"/>
+            </w:tcBorders>
+            <w:vAlign w:val="bottom"/>
+            <w:hideMark/>
+          </w:tcPr>
+          <w:p>
+            <w:pPr>
+              <w:pStyle w:val="TableText"/>
+              <w:rPr>
+                <w:lang w:eastAsia="en-GB"/>
+              </w:rPr>
+            </w:pPr>
+            <w:r>
+              <w:rPr>
+                <w:lang w:eastAsia="en-GB"/>
+              </w:rPr>
+              <w:t>L_s</w:t>
+            </w:r>
+          </w:p>
+        </w:tc>
+        <w:tc>
+          <w:tcPr>
+            <w:tcW w:w="5387" w:type="dxa"/>
+            <w:tcBorders>
+              <w:top w:val="nil"/>
+              <w:left w:val="nil"/>
+              <w:bottom w:val="nil"/>
+              <w:right w:val="nil"/>
+            </w:tcBorders>
+            <w:vAlign w:val="bottom"/>
+            <w:hideMark/>
+          </w:tcPr>
+          <w:p>
+            <w:pPr>
+              <w:pStyle w:val="TableText"/>
+              <w:rPr>
+                <w:lang w:eastAsia="en-GB"/>
+              </w:rPr>
+            </w:pPr>
+            <w:r>
+              <w:rPr>
+                <w:lang w:eastAsia="en-GB"/>
+              </w:rPr>
+              <w:t>Transition length between short and long PE pipeline</w:t>
+            </w:r>
+          </w:p>
+        </w:tc>
+        <w:tc>
+          <w:tcPr>
+            <w:tcW w:w="1701" w:type="dxa"/>
+            <w:tcBorders>
+              <w:top w:val="nil"/>
+              <w:left w:val="nil"/>
+              <w:bottom w:val="nil"/>
+              <w:right w:val="nil"/>
+            </w:tcBorders>
+            <w:vAlign w:val="bottom"/>
+            <w:hideMark/>
+          </w:tcPr>
+          <w:p>
+            <w:pPr>
+              <w:pStyle w:val="TableText"/>
+              <w:rPr>
+                <w:lang w:eastAsia="en-GB"/>
+              </w:rPr>
+            </w:pPr>
+            <w:r>
+              <w:rPr>
+                <w:lang w:eastAsia="en-GB"/>
+              </w:rPr>
+              <w:t>m</w:t>
+            </w:r>
+          </w:p>
+        </w:tc>
+      </w:tr>
+      <w:tr>
+        <w:trPr>
+          <w:trHeight w:val="576"/>
+        </w:trPr>
+        <w:tc>
+          <w:tcPr>
+            <w:tcW w:w="2835" w:type="dxa"/>
+            <w:tcBorders>
+              <w:top w:val="nil"/>
+              <w:left w:val="nil"/>
+              <w:bottom w:val="nil"/>
+              <w:right w:val="nil"/>
+            </w:tcBorders>
+            <w:vAlign w:val="bottom"/>
+            <w:hideMark/>
+          </w:tcPr>
+          <w:p>
+            <w:pPr>
+              <w:pStyle w:val="TableText"/>
+              <w:rPr>
+                <w:lang w:eastAsia="en-GB"/>
+              </w:rPr>
+            </w:pPr>
+            <w:proofErr w:type="spellStart"/>
+            <w:r>
+              <w:rPr>
+                <w:lang w:eastAsia="en-GB"/>
+              </w:rPr>
+              <w:t>M_d</w:t>
+            </w:r>
+            <w:proofErr w:type="spellEnd"/>
+          </w:p>
+        </w:tc>
+        <w:tc>
+          <w:tcPr>
+            <w:tcW w:w="5387" w:type="dxa"/>
+            <w:tcBorders>
+              <w:top w:val="nil"/>
+              <w:left w:val="nil"/>
+              <w:bottom w:val="nil"/>
+              <w:right w:val="nil"/>
+            </w:tcBorders>
+            <w:vAlign w:val="bottom"/>
+            <w:hideMark/>
+          </w:tcPr>
+          <w:p>
+            <w:pPr>
+              <w:pStyle w:val="TableText"/>
+              <w:rPr>
+                <w:lang w:eastAsia="en-GB"/>
+              </w:rPr>
+            </w:pPr>
+            <w:r>
+              <w:rPr>
+                <w:lang w:eastAsia="en-GB"/>
+              </w:rPr>
+              <w:t>Design overturning moment</w:t>
+            </w:r>
+          </w:p>
+        </w:tc>
+        <w:tc>
+          <w:tcPr>
+            <w:tcW w:w="1701" w:type="dxa"/>
+            <w:tcBorders>
+              <w:top w:val="nil"/>
+              <w:left w:val="nil"/>
+              <w:bottom w:val="nil"/>
+              <w:right w:val="nil"/>
+            </w:tcBorders>
+            <w:vAlign w:val="bottom"/>
+            <w:hideMark/>
+          </w:tcPr>
+          <w:p>
+            <w:pPr>
+              <w:pStyle w:val="TableText"/>
+              <w:rPr>
+                <w:lang w:eastAsia="en-GB"/>
+              </w:rPr>
+            </w:pPr>
+            <w:proofErr w:type="spellStart"/>
+            <w:r>
+              <w:rPr>
+                <w:lang w:eastAsia="en-GB"/>
+              </w:rPr>
+              <w:t>kN·m</w:t>
+            </w:r>
+            <w:proofErr w:type="spellEnd"/>
+          </w:p>
+        </w:tc>
+      </w:tr>
+      <w:tr>
+        <w:trPr>
+          <w:trHeight w:val="576"/>
+        </w:trPr>
+        <w:tc>
+          <w:tcPr>
+            <w:tcW w:w="2835" w:type="dxa"/>
+            <w:tcBorders>
+              <w:top w:val="nil"/>
+              <w:left w:val="nil"/>
+              <w:bottom w:val="nil"/>
+              <w:right w:val="nil"/>
+            </w:tcBorders>
+            <w:vAlign w:val="bottom"/>
+            <w:hideMark/>
+          </w:tcPr>
+          <w:p>
+            <w:pPr>
+              <w:pStyle w:val="TableText"/>
+              <w:rPr>
+                <w:lang w:eastAsia="en-GB"/>
+              </w:rPr>
+            </w:pPr>
+            <w:proofErr w:type="spellStart"/>
+            <w:r>
+              <w:rPr>
+                <w:lang w:eastAsia="en-GB"/>
+              </w:rPr>
+              <w:t>M_o</w:t>
+            </w:r>
+            <w:proofErr w:type="spellEnd"/>
+          </w:p>
+        </w:tc>
+        <w:tc>
+          <w:tcPr>
+            <w:tcW w:w="5387" w:type="dxa"/>
+            <w:tcBorders>
+              <w:top w:val="nil"/>
+              <w:left w:val="nil"/>
+              <w:bottom w:val="nil"/>
+              <w:right w:val="nil"/>
+            </w:tcBorders>
+            <w:vAlign w:val="bottom"/>
+            <w:hideMark/>
+          </w:tcPr>
+          <w:p>
+            <w:pPr>
+              <w:pStyle w:val="TableText"/>
+              <w:rPr>
+                <w:lang w:eastAsia="en-GB"/>
+              </w:rPr>
+            </w:pPr>
+            <w:r>
+              <w:rPr>
+                <w:lang w:eastAsia="en-GB"/>
+              </w:rPr>
+              <w:t>Overturning moment due to thrust</w:t>
+            </w:r>
+          </w:p>
+        </w:tc>
+        <w:tc>
+          <w:tcPr>
+            <w:tcW w:w="1701" w:type="dxa"/>
+            <w:tcBorders>
+              <w:top w:val="nil"/>
+              <w:left w:val="nil"/>
+              <w:bottom w:val="nil"/>
+              <w:right w:val="nil"/>
+            </w:tcBorders>
+            <w:vAlign w:val="bottom"/>
+            <w:hideMark/>
+          </w:tcPr>
+          <w:p>
+            <w:pPr>
+              <w:pStyle w:val="TableText"/>
+              <w:rPr>
+                <w:lang w:eastAsia="en-GB"/>
+              </w:rPr>
+            </w:pPr>
+            <w:proofErr w:type="spellStart"/>
+            <w:r>
+              <w:rPr>
+                <w:lang w:eastAsia="en-GB"/>
+              </w:rPr>
+              <w:t>kN·m</w:t>
+            </w:r>
+            <w:proofErr w:type="spellEnd"/>
+          </w:p>
+        </w:tc>
+      </w:tr>
+      <w:tr>
+        <w:trPr>
+          <w:trHeight w:val="576"/>
+        </w:trPr>
+        <w:tc>
+          <w:tcPr>
+            <w:tcW w:w="2835" w:type="dxa"/>
+            <w:tcBorders>
+              <w:top w:val="nil"/>
+              <w:left w:val="nil"/>
+              <w:bottom w:val="nil"/>
+              <w:right w:val="nil"/>
+            </w:tcBorders>
+            <w:vAlign w:val="bottom"/>
+            <w:hideMark/>
+          </w:tcPr>
+          <w:p>
+            <w:pPr>
+              <w:pStyle w:val="TableText"/>
+              <w:rPr>
+                <w:lang w:eastAsia="en-GB"/>
+              </w:rPr>
+            </w:pPr>
+            <w:proofErr w:type="spellStart"/>
+            <w:r>
+              <w:rPr>
+                <w:lang w:eastAsia="en-GB"/>
+              </w:rPr>
+              <w:t>M_p</w:t>
+            </w:r>
+            <w:proofErr w:type="spellEnd"/>
+          </w:p>
+        </w:tc>
+        <w:tc>
+          <w:tcPr>
+            <w:tcW w:w="5387" w:type="dxa"/>
+            <w:tcBorders>
+              <w:top w:val="nil"/>
+              <w:left w:val="nil"/>
+              <w:bottom w:val="nil"/>
+              <w:right w:val="nil"/>
+            </w:tcBorders>
+            <w:vAlign w:val="bottom"/>
+            <w:hideMark/>
+          </w:tcPr>
+          <w:p>
+            <w:pPr>
+              <w:pStyle w:val="TableText"/>
+              <w:rPr>
+                <w:lang w:eastAsia="en-GB"/>
+              </w:rPr>
+            </w:pPr>
+            <w:r>
+              <w:rPr>
+                <w:lang w:eastAsia="en-GB"/>
+              </w:rPr>
+              <w:t>Restoring moment due to passive resistance</w:t>
+            </w:r>
+          </w:p>
+        </w:tc>
+        <w:tc>
+          <w:tcPr>
+            <w:tcW w:w="1701" w:type="dxa"/>
+            <w:tcBorders>
+              <w:top w:val="nil"/>
+              <w:left w:val="nil"/>
+              <w:bottom w:val="nil"/>
+              <w:right w:val="nil"/>
+            </w:tcBorders>
+            <w:vAlign w:val="bottom"/>
+            <w:hideMark/>
+          </w:tcPr>
+          <w:p>
+            <w:pPr>
+              <w:pStyle w:val="TableText"/>
+              <w:rPr>
+                <w:lang w:eastAsia="en-GB"/>
+              </w:rPr>
+            </w:pPr>
+            <w:proofErr w:type="spellStart"/>
+            <w:r>
+              <w:rPr>
+                <w:lang w:eastAsia="en-GB"/>
+              </w:rPr>
+              <w:t>kN·m</w:t>
+            </w:r>
+            <w:proofErr w:type="spellEnd"/>
+          </w:p>
+        </w:tc>
+      </w:tr>
+      <w:tr>
+        <w:trPr>
+          <w:trHeight w:val="576"/>
+        </w:trPr>
+        <w:tc>
+          <w:tcPr>
+            <w:tcW w:w="2835" w:type="dxa"/>
+            <w:tcBorders>
+              <w:top w:val="nil"/>
+              <w:left w:val="nil"/>
+              <w:bottom w:val="nil"/>
+              <w:right w:val="nil"/>
+            </w:tcBorders>
+            <w:vAlign w:val="bottom"/>
+            <w:hideMark/>
+          </w:tcPr>
+          <w:p>
+            <w:pPr>
+              <w:pStyle w:val="TableText"/>
+              <w:rPr>
+                <w:lang w:eastAsia="en-GB"/>
+              </w:rPr>
+            </w:pPr>
+            <w:r>
+              <w:rPr>
+                <w:lang w:eastAsia="en-GB"/>
+              </w:rPr>
+              <w:t>M_R</w:t>
+            </w:r>
+          </w:p>
+        </w:tc>
+        <w:tc>
+          <w:tcPr>
+            <w:tcW w:w="5387" w:type="dxa"/>
+            <w:tcBorders>
+              <w:top w:val="nil"/>
+              <w:left w:val="nil"/>
+              <w:bottom w:val="nil"/>
+              <w:right w:val="nil"/>
+            </w:tcBorders>
+            <w:vAlign w:val="bottom"/>
+            <w:hideMark/>
+          </w:tcPr>
+          <w:p>
+            <w:pPr>
+              <w:pStyle w:val="TableText"/>
+              <w:rPr>
+                <w:lang w:eastAsia="en-GB"/>
+              </w:rPr>
+            </w:pPr>
+            <w:r>
+              <w:rPr>
+                <w:lang w:eastAsia="en-GB"/>
+              </w:rPr>
+              <w:t>Restoring moment due to effective weight</w:t>
+            </w:r>
+          </w:p>
+        </w:tc>
+        <w:tc>
+          <w:tcPr>
+            <w:tcW w:w="1701" w:type="dxa"/>
+            <w:tcBorders>
+              <w:top w:val="nil"/>
+              <w:left w:val="nil"/>
+              <w:bottom w:val="nil"/>
+              <w:right w:val="nil"/>
+            </w:tcBorders>
+            <w:vAlign w:val="bottom"/>
+            <w:hideMark/>
+          </w:tcPr>
+          <w:p>
+            <w:pPr>
+              <w:pStyle w:val="TableText"/>
+              <w:rPr>
+                <w:lang w:eastAsia="en-GB"/>
+              </w:rPr>
+            </w:pPr>
+            <w:proofErr w:type="spellStart"/>
+            <w:r>
+              <w:rPr>
+                <w:lang w:eastAsia="en-GB"/>
+              </w:rPr>
+              <w:t>kN·m</w:t>
+            </w:r>
+            <w:proofErr w:type="spellEnd"/>
+          </w:p>
+        </w:tc>
+      </w:tr>
+      <w:tr>
+        <w:trPr>
+          <w:trHeight w:val="576"/>
+        </w:trPr>
+        <w:tc>
+          <w:tcPr>
+            <w:tcW w:w="2835" w:type="dxa"/>
+            <w:tcBorders>
+              <w:top w:val="nil"/>
+              <w:left w:val="nil"/>
+              <w:bottom w:val="nil"/>
+              <w:right w:val="nil"/>
+            </w:tcBorders>
+            <w:vAlign w:val="bottom"/>
+            <w:hideMark/>
+          </w:tcPr>
+          <w:p>
+            <w:pPr>
+              <w:pStyle w:val="TableText"/>
+              <w:rPr>
+                <w:lang w:eastAsia="en-GB"/>
+              </w:rPr>
+            </w:pPr>
+            <w:proofErr w:type="spellStart"/>
+            <w:r>
+              <w:rPr>
+                <w:lang w:eastAsia="en-GB"/>
+              </w:rPr>
+              <w:t>N_c</w:t>
+            </w:r>
+            <w:proofErr w:type="spellEnd"/>
+          </w:p>
+        </w:tc>
+        <w:tc>
+          <w:tcPr>
+            <w:tcW w:w="5387" w:type="dxa"/>
+            <w:tcBorders>
+              <w:top w:val="nil"/>
+              <w:left w:val="nil"/>
+              <w:bottom w:val="nil"/>
+              <w:right w:val="nil"/>
+            </w:tcBorders>
+            <w:vAlign w:val="bottom"/>
+            <w:hideMark/>
+          </w:tcPr>
+          <w:p>
+            <w:pPr>
+              <w:pStyle w:val="TableText"/>
+              <w:rPr>
+                <w:lang w:eastAsia="en-GB"/>
+              </w:rPr>
+            </w:pPr>
+            <w:r>
+              <w:rPr>
+                <w:lang w:eastAsia="en-GB"/>
+              </w:rPr>
+              <w:t>Bearing capacity factor (cohesion)</w:t>
+            </w:r>
+          </w:p>
+        </w:tc>
+        <w:tc>
+          <w:tcPr>
+            <w:tcW w:w="1701" w:type="dxa"/>
+            <w:tcBorders>
+              <w:top w:val="nil"/>
+              <w:left w:val="nil"/>
+              <w:bottom w:val="nil"/>
+              <w:right w:val="nil"/>
+            </w:tcBorders>
+            <w:vAlign w:val="bottom"/>
+            <w:hideMark/>
+          </w:tcPr>
+          <w:p>
+            <w:pPr>
+              <w:pStyle w:val="TableText"/>
+              <w:rPr>
+                <w:lang w:eastAsia="en-GB"/>
+              </w:rPr>
+            </w:pPr>
+            <w:r>
+              <w:rPr>
+                <w:lang w:eastAsia="en-GB"/>
+              </w:rPr>
+              <w:t>–</w:t>
+            </w:r>
+          </w:p>
+        </w:tc>
+      </w:tr>
+      <w:tr>
+        <w:trPr>
+          <w:trHeight w:val="576"/>
+        </w:trPr>
+        <w:tc>
+          <w:tcPr>
+            <w:tcW w:w="2835" w:type="dxa"/>
+            <w:tcBorders>
+              <w:top w:val="nil"/>
+              <w:left w:val="nil"/>
+              <w:bottom w:val="nil"/>
+              <w:right w:val="nil"/>
+            </w:tcBorders>
+            <w:vAlign w:val="bottom"/>
+            <w:hideMark/>
+          </w:tcPr>
+          <w:p>
+            <w:pPr>
+              <w:pStyle w:val="TableText"/>
+              <w:rPr>
+                <w:lang w:eastAsia="en-GB"/>
+              </w:rPr>
+            </w:pPr>
+            <w:proofErr w:type="spellStart"/>
+            <w:r>
+              <w:rPr>
+                <w:lang w:eastAsia="en-GB"/>
+              </w:rPr>
+              <w:t>N_q</w:t>
+            </w:r>
+            <w:proofErr w:type="spellEnd"/>
+          </w:p>
+        </w:tc>
+        <w:tc>
+          <w:tcPr>
+            <w:tcW w:w="5387" w:type="dxa"/>
+            <w:tcBorders>
+              <w:top w:val="nil"/>
+              <w:left w:val="nil"/>
+              <w:bottom w:val="nil"/>
+              <w:right w:val="nil"/>
+            </w:tcBorders>
+            <w:vAlign w:val="bottom"/>
+            <w:hideMark/>
+          </w:tcPr>
+          <w:p>
+            <w:pPr>
+              <w:pStyle w:val="TableText"/>
+              <w:rPr>
+                <w:lang w:eastAsia="en-GB"/>
+              </w:rPr>
+            </w:pPr>
+            <w:r>
+              <w:rPr>
+                <w:lang w:eastAsia="en-GB"/>
+              </w:rPr>
+              <w:t>Bearing capacity factor (surcharge)</w:t>
+            </w:r>
+          </w:p>
+        </w:tc>
+        <w:tc>
+          <w:tcPr>
+            <w:tcW w:w="1701" w:type="dxa"/>
+            <w:tcBorders>
+              <w:top w:val="nil"/>
+              <w:left w:val="nil"/>
+              <w:bottom w:val="nil"/>
+              <w:right w:val="nil"/>
+            </w:tcBorders>
+            <w:vAlign w:val="bottom"/>
+            <w:hideMark/>
+          </w:tcPr>
+          <w:p>
+            <w:pPr>
+              <w:pStyle w:val="TableText"/>
+              <w:rPr>
+                <w:lang w:eastAsia="en-GB"/>
+              </w:rPr>
+            </w:pPr>
+            <w:r>
+              <w:rPr>
+                <w:lang w:eastAsia="en-GB"/>
+              </w:rPr>
+              <w:t>–</w:t>
+            </w:r>
+          </w:p>
+        </w:tc>
+      </w:tr>
+      <w:tr>
+        <w:trPr>
+          <w:trHeight w:val="576"/>
+        </w:trPr>
+        <w:tc>
+          <w:tcPr>
+            <w:tcW w:w="2835" w:type="dxa"/>
+            <w:tcBorders>
+              <w:top w:val="nil"/>
+              <w:left w:val="nil"/>
+              <w:bottom w:val="nil"/>
+              <w:right w:val="nil"/>
+            </w:tcBorders>
+            <w:vAlign w:val="bottom"/>
+            <w:hideMark/>
+          </w:tcPr>
+          <w:p>
+            <w:pPr>
+              <w:pStyle w:val="TableText"/>
+              <w:rPr>
+                <w:lang w:eastAsia="en-GB"/>
+              </w:rPr>
+            </w:pPr>
+            <w:proofErr w:type="spellStart"/>
+            <w:r>
+              <w:rPr>
+                <w:lang w:eastAsia="en-GB"/>
+              </w:rPr>
+              <w:t>N_γ</w:t>
+            </w:r>
+            <w:proofErr w:type="spellEnd"/>
+          </w:p>
+        </w:tc>
+        <w:tc>
+          <w:tcPr>
+            <w:tcW w:w="5387" w:type="dxa"/>
+            <w:tcBorders>
+              <w:top w:val="nil"/>
+              <w:left w:val="nil"/>
+              <w:bottom w:val="nil"/>
+              <w:right w:val="nil"/>
+            </w:tcBorders>
+            <w:vAlign w:val="bottom"/>
+            <w:hideMark/>
+          </w:tcPr>
+          <w:p>
+            <w:pPr>
+              <w:pStyle w:val="TableText"/>
+              <w:rPr>
+                <w:lang w:eastAsia="en-GB"/>
+              </w:rPr>
+            </w:pPr>
+            <w:r>
+              <w:rPr>
+                <w:lang w:eastAsia="en-GB"/>
+              </w:rPr>
+              <w:t>Bearing capacity factor (unit weight)</w:t>
+            </w:r>
+          </w:p>
+        </w:tc>
+        <w:tc>
+          <w:tcPr>
+            <w:tcW w:w="1701" w:type="dxa"/>
+            <w:tcBorders>
+              <w:top w:val="nil"/>
+              <w:left w:val="nil"/>
+              <w:bottom w:val="nil"/>
+              <w:right w:val="nil"/>
+            </w:tcBorders>
+            <w:vAlign w:val="bottom"/>
+            <w:hideMark/>
+          </w:tcPr>
+          <w:p>
+            <w:pPr>
+              <w:pStyle w:val="TableText"/>
+              <w:rPr>
+                <w:lang w:eastAsia="en-GB"/>
+              </w:rPr>
+            </w:pPr>
+            <w:r>
+              <w:rPr>
+                <w:lang w:eastAsia="en-GB"/>
+              </w:rPr>
+              <w:t>–</w:t>
+            </w:r>
+          </w:p>
+        </w:tc>
+      </w:tr>
+      <w:tr>
+        <w:trPr>
+          <w:trHeight w:val="288"/>
+        </w:trPr>
+        <w:tc>
+          <w:tcPr>
+            <w:tcW w:w="2835" w:type="dxa"/>
+            <w:tcBorders>
+              <w:top w:val="nil"/>
+              <w:left w:val="nil"/>
+              <w:bottom w:val="nil"/>
+              <w:right w:val="nil"/>
+            </w:tcBorders>
+            <w:vAlign w:val="bottom"/>
+            <w:hideMark/>
+          </w:tcPr>
+          <w:p>
+            <w:pPr>
+              <w:pStyle w:val="TableText"/>
+              <w:rPr>
+                <w:lang w:eastAsia="en-GB"/>
+              </w:rPr>
+            </w:pPr>
+            <w:r>
+              <w:rPr>
+                <w:lang w:eastAsia="en-GB"/>
+              </w:rPr>
+              <w:t>P</w:t>
+            </w:r>
+          </w:p>
+        </w:tc>
+        <w:tc>
+          <w:tcPr>
+            <w:tcW w:w="5387" w:type="dxa"/>
+            <w:tcBorders>
+              <w:top w:val="nil"/>
+              <w:left w:val="nil"/>
+              <w:bottom w:val="nil"/>
+              <w:right w:val="nil"/>
+            </w:tcBorders>
+            <w:vAlign w:val="bottom"/>
+            <w:hideMark/>
+          </w:tcPr>
+          <w:p>
+            <w:pPr>
+              <w:pStyle w:val="TableText"/>
+              <w:rPr>
+                <w:lang w:eastAsia="en-GB"/>
+              </w:rPr>
+            </w:pPr>
+            <w:r>
+              <w:rPr>
+                <w:lang w:eastAsia="en-GB"/>
+              </w:rPr>
+              <w:t>Internal pressure</w:t>
+            </w:r>
+          </w:p>
+        </w:tc>
+        <w:tc>
+          <w:tcPr>
+            <w:tcW w:w="1701" w:type="dxa"/>
+            <w:tcBorders>
+              <w:top w:val="nil"/>
+              <w:left w:val="nil"/>
+              <w:bottom w:val="nil"/>
+              <w:right w:val="nil"/>
+            </w:tcBorders>
+            <w:vAlign w:val="bottom"/>
+            <w:hideMark/>
+          </w:tcPr>
+          <w:p>
+            <w:pPr>
+              <w:pStyle w:val="TableText"/>
+              <w:rPr>
+                <w:lang w:eastAsia="en-GB"/>
+              </w:rPr>
+            </w:pPr>
+            <w:proofErr w:type="spellStart"/>
+            <w:r>
+              <w:rPr>
+                <w:lang w:eastAsia="en-GB"/>
+              </w:rPr>
+              <w:t>kN</w:t>
+            </w:r>
+            <w:proofErr w:type="spellEnd"/>
+            <w:r>
+              <w:rPr>
+                <w:lang w:eastAsia="en-GB"/>
+              </w:rPr>
+              <w:t>/m²</w:t>
+            </w:r>
+          </w:p>
+        </w:tc>
+      </w:tr>
+      <w:tr>
+        <w:trPr>
+          <w:trHeight w:val="576"/>
+        </w:trPr>
+        <w:tc>
+          <w:tcPr>
+            <w:tcW w:w="2835" w:type="dxa"/>
+            <w:tcBorders>
+              <w:top w:val="nil"/>
+              <w:left w:val="nil"/>
+              <w:bottom w:val="nil"/>
+              <w:right w:val="nil"/>
+            </w:tcBorders>
+            <w:vAlign w:val="bottom"/>
+            <w:hideMark/>
+          </w:tcPr>
+          <w:p>
+            <w:pPr>
+              <w:pStyle w:val="TableText"/>
+              <w:rPr>
+                <w:lang w:eastAsia="en-GB"/>
+              </w:rPr>
+            </w:pPr>
+            <w:proofErr w:type="spellStart"/>
+            <w:r>
+              <w:rPr>
+                <w:lang w:eastAsia="en-GB"/>
+              </w:rPr>
+              <w:t>Q_b</w:t>
+            </w:r>
+            <w:proofErr w:type="spellEnd"/>
+          </w:p>
+        </w:tc>
+        <w:tc>
+          <w:tcPr>
+            <w:tcW w:w="5387" w:type="dxa"/>
+            <w:tcBorders>
+              <w:top w:val="nil"/>
+              <w:left w:val="nil"/>
+              <w:bottom w:val="nil"/>
+              <w:right w:val="nil"/>
+            </w:tcBorders>
+            <w:vAlign w:val="bottom"/>
+            <w:hideMark/>
+          </w:tcPr>
+          <w:p>
+            <w:pPr>
+              <w:pStyle w:val="TableText"/>
+              <w:rPr>
+                <w:lang w:eastAsia="en-GB"/>
+              </w:rPr>
+            </w:pPr>
+            <w:r>
+              <w:rPr>
+                <w:lang w:eastAsia="en-GB"/>
+              </w:rPr>
+              <w:t>Ultimate bearing resistance</w:t>
+            </w:r>
+          </w:p>
+        </w:tc>
+        <w:tc>
+          <w:tcPr>
+            <w:tcW w:w="1701" w:type="dxa"/>
+            <w:tcBorders>
+              <w:top w:val="nil"/>
+              <w:left w:val="nil"/>
+              <w:bottom w:val="nil"/>
+              <w:right w:val="nil"/>
+            </w:tcBorders>
+            <w:vAlign w:val="bottom"/>
+            <w:hideMark/>
+          </w:tcPr>
+          <w:p>
+            <w:pPr>
+              <w:pStyle w:val="TableText"/>
+              <w:rPr>
+                <w:lang w:eastAsia="en-GB"/>
+              </w:rPr>
+            </w:pPr>
+            <w:proofErr w:type="spellStart"/>
+            <w:r>
+              <w:rPr>
+                <w:lang w:eastAsia="en-GB"/>
+              </w:rPr>
+              <w:t>kN</w:t>
+            </w:r>
+            <w:proofErr w:type="spellEnd"/>
+          </w:p>
+        </w:tc>
+      </w:tr>
+      <w:tr>
+        <w:trPr>
+          <w:trHeight w:val="576"/>
+        </w:trPr>
+        <w:tc>
+          <w:tcPr>
+            <w:tcW w:w="2835" w:type="dxa"/>
+            <w:tcBorders>
+              <w:top w:val="nil"/>
+              <w:left w:val="nil"/>
+              <w:bottom w:val="nil"/>
+              <w:right w:val="nil"/>
+            </w:tcBorders>
+            <w:vAlign w:val="bottom"/>
+            <w:hideMark/>
+          </w:tcPr>
+          <w:p>
+            <w:pPr>
+              <w:pStyle w:val="TableText"/>
+              <w:rPr>
+                <w:lang w:eastAsia="en-GB"/>
+              </w:rPr>
+            </w:pPr>
+            <w:proofErr w:type="spellStart"/>
+            <w:r>
+              <w:rPr>
+                <w:lang w:eastAsia="en-GB"/>
+              </w:rPr>
+              <w:t>q_b</w:t>
+            </w:r>
+            <w:proofErr w:type="spellEnd"/>
+          </w:p>
+        </w:tc>
+        <w:tc>
+          <w:tcPr>
+            <w:tcW w:w="5387" w:type="dxa"/>
+            <w:tcBorders>
+              <w:top w:val="nil"/>
+              <w:left w:val="nil"/>
+              <w:bottom w:val="nil"/>
+              <w:right w:val="nil"/>
+            </w:tcBorders>
+            <w:vAlign w:val="bottom"/>
+            <w:hideMark/>
+          </w:tcPr>
+          <w:p>
+            <w:pPr>
+              <w:pStyle w:val="TableText"/>
+              <w:rPr>
+                <w:lang w:eastAsia="en-GB"/>
+              </w:rPr>
+            </w:pPr>
+            <w:r>
+              <w:rPr>
+                <w:lang w:eastAsia="en-GB"/>
+              </w:rPr>
+              <w:t>Ultimate bearing pressure</w:t>
+            </w:r>
+          </w:p>
+        </w:tc>
+        <w:tc>
+          <w:tcPr>
+            <w:tcW w:w="1701" w:type="dxa"/>
+            <w:tcBorders>
+              <w:top w:val="nil"/>
+              <w:left w:val="nil"/>
+              <w:bottom w:val="nil"/>
+              <w:right w:val="nil"/>
+            </w:tcBorders>
+            <w:vAlign w:val="bottom"/>
+            <w:hideMark/>
+          </w:tcPr>
+          <w:p>
+            <w:pPr>
+              <w:pStyle w:val="TableText"/>
+              <w:rPr>
+                <w:lang w:eastAsia="en-GB"/>
+              </w:rPr>
+            </w:pPr>
+            <w:proofErr w:type="spellStart"/>
+            <w:r>
+              <w:rPr>
+                <w:lang w:eastAsia="en-GB"/>
+              </w:rPr>
+              <w:t>kN</w:t>
+            </w:r>
+            <w:proofErr w:type="spellEnd"/>
+            <w:r>
+              <w:rPr>
+                <w:lang w:eastAsia="en-GB"/>
+              </w:rPr>
+              <w:t>/m²</w:t>
+            </w:r>
+          </w:p>
+        </w:tc>
+      </w:tr>
+      <w:tr>
+        <w:trPr>
+          <w:trHeight w:val="288"/>
+        </w:trPr>
+        <w:tc>
+          <w:tcPr>
+            <w:tcW w:w="2835" w:type="dxa"/>
+            <w:tcBorders>
+              <w:top w:val="nil"/>
+              <w:left w:val="nil"/>
+              <w:bottom w:val="nil"/>
+              <w:right w:val="nil"/>
+            </w:tcBorders>
+            <w:vAlign w:val="bottom"/>
+            <w:hideMark/>
+          </w:tcPr>
+          <w:p>
+            <w:pPr>
+              <w:pStyle w:val="TableText"/>
+              <w:rPr>
+                <w:lang w:eastAsia="en-GB"/>
+              </w:rPr>
+            </w:pPr>
+            <w:r>
+              <w:rPr>
+                <w:lang w:eastAsia="en-GB"/>
+              </w:rPr>
+              <w:t>R_s</w:t>
+            </w:r>
+          </w:p>
+        </w:tc>
+        <w:tc>
+          <w:tcPr>
+            <w:tcW w:w="5387" w:type="dxa"/>
+            <w:tcBorders>
+              <w:top w:val="nil"/>
+              <w:left w:val="nil"/>
+              <w:bottom w:val="nil"/>
+              <w:right w:val="nil"/>
+            </w:tcBorders>
+            <w:vAlign w:val="bottom"/>
+            <w:hideMark/>
+          </w:tcPr>
+          <w:p>
+            <w:pPr>
+              <w:pStyle w:val="TableText"/>
+              <w:rPr>
+                <w:lang w:eastAsia="en-GB"/>
+              </w:rPr>
+            </w:pPr>
+            <w:r>
+              <w:rPr>
+                <w:lang w:eastAsia="en-GB"/>
+              </w:rPr>
+              <w:t>Total soil resistance</w:t>
+            </w:r>
+          </w:p>
+        </w:tc>
+        <w:tc>
+          <w:tcPr>
+            <w:tcW w:w="1701" w:type="dxa"/>
+            <w:tcBorders>
+              <w:top w:val="nil"/>
+              <w:left w:val="nil"/>
+              <w:bottom w:val="nil"/>
+              <w:right w:val="nil"/>
+            </w:tcBorders>
+            <w:vAlign w:val="bottom"/>
+            <w:hideMark/>
+          </w:tcPr>
+          <w:p>
+            <w:pPr>
+              <w:pStyle w:val="TableText"/>
+              <w:rPr>
+                <w:lang w:eastAsia="en-GB"/>
+              </w:rPr>
+            </w:pPr>
+            <w:proofErr w:type="spellStart"/>
+            <w:r>
+              <w:rPr>
+                <w:lang w:eastAsia="en-GB"/>
+              </w:rPr>
+              <w:t>kN</w:t>
+            </w:r>
+            <w:proofErr w:type="spellEnd"/>
+          </w:p>
+        </w:tc>
+      </w:tr>
+      <w:tr>
+        <w:trPr>
+          <w:trHeight w:val="864"/>
+        </w:trPr>
+        <w:tc>
+          <w:tcPr>
+            <w:tcW w:w="2835" w:type="dxa"/>
+            <w:tcBorders>
+              <w:top w:val="nil"/>
+              <w:left w:val="nil"/>
+              <w:bottom w:val="nil"/>
+              <w:right w:val="nil"/>
+            </w:tcBorders>
+            <w:vAlign w:val="bottom"/>
+            <w:hideMark/>
+          </w:tcPr>
+          <w:p>
+            <w:pPr>
+              <w:pStyle w:val="TableText"/>
+              <w:rPr>
+                <w:lang w:eastAsia="en-GB"/>
+              </w:rPr>
+            </w:pPr>
+            <w:proofErr w:type="spellStart"/>
+            <w:r>
+              <w:rPr>
+                <w:lang w:eastAsia="en-GB"/>
+              </w:rPr>
+              <w:t>R_v</w:t>
+            </w:r>
+            <w:proofErr w:type="spellEnd"/>
+          </w:p>
+        </w:tc>
+        <w:tc>
+          <w:tcPr>
+            <w:tcW w:w="5387" w:type="dxa"/>
+            <w:tcBorders>
+              <w:top w:val="nil"/>
+              <w:left w:val="nil"/>
+              <w:bottom w:val="nil"/>
+              <w:right w:val="nil"/>
+            </w:tcBorders>
+            <w:vAlign w:val="bottom"/>
+            <w:hideMark/>
+          </w:tcPr>
+          <w:p>
+            <w:pPr>
+              <w:pStyle w:val="TableText"/>
+              <w:rPr>
+                <w:lang w:eastAsia="en-GB"/>
+              </w:rPr>
+            </w:pPr>
+            <w:r>
+              <w:rPr>
+                <w:lang w:eastAsia="en-GB"/>
+              </w:rPr>
+              <w:t>Effective vertical reaction (block weight minus buoyancy)</w:t>
+            </w:r>
+          </w:p>
+        </w:tc>
+        <w:tc>
+          <w:tcPr>
+            <w:tcW w:w="1701" w:type="dxa"/>
+            <w:tcBorders>
+              <w:top w:val="nil"/>
+              <w:left w:val="nil"/>
+              <w:bottom w:val="nil"/>
+              <w:right w:val="nil"/>
+            </w:tcBorders>
+            <w:vAlign w:val="bottom"/>
+            <w:hideMark/>
+          </w:tcPr>
+          <w:p>
+            <w:pPr>
+              <w:pStyle w:val="TableText"/>
+              <w:rPr>
+                <w:lang w:eastAsia="en-GB"/>
+              </w:rPr>
+            </w:pPr>
+            <w:proofErr w:type="spellStart"/>
+            <w:r>
+              <w:rPr>
+                <w:lang w:eastAsia="en-GB"/>
+              </w:rPr>
+              <w:t>kN</w:t>
+            </w:r>
+            <w:proofErr w:type="spellEnd"/>
+          </w:p>
+        </w:tc>
+      </w:tr>
+      <w:tr>
+        <w:trPr>
+          <w:trHeight w:val="864"/>
+        </w:trPr>
+        <w:tc>
+          <w:tcPr>
+            <w:tcW w:w="2835" w:type="dxa"/>
+            <w:tcBorders>
+              <w:top w:val="nil"/>
+              <w:left w:val="nil"/>
+              <w:bottom w:val="nil"/>
+              <w:right w:val="nil"/>
+            </w:tcBorders>
+            <w:vAlign w:val="bottom"/>
+            <w:hideMark/>
+          </w:tcPr>
+          <w:p>
+            <w:pPr>
+              <w:pStyle w:val="TableText"/>
+              <w:rPr>
+                <w:lang w:eastAsia="en-GB"/>
+              </w:rPr>
+            </w:pPr>
+            <w:proofErr w:type="spellStart"/>
+            <w:r>
+              <w:rPr>
+                <w:lang w:eastAsia="en-GB"/>
+              </w:rPr>
+              <w:t>R_v_net</w:t>
+            </w:r>
+            <w:proofErr w:type="spellEnd"/>
+          </w:p>
+        </w:tc>
+        <w:tc>
+          <w:tcPr>
+            <w:tcW w:w="5387" w:type="dxa"/>
+            <w:tcBorders>
+              <w:top w:val="nil"/>
+              <w:left w:val="nil"/>
+              <w:bottom w:val="nil"/>
+              <w:right w:val="nil"/>
+            </w:tcBorders>
+            <w:vAlign w:val="bottom"/>
+            <w:hideMark/>
+          </w:tcPr>
+          <w:p>
+            <w:pPr>
+              <w:pStyle w:val="TableText"/>
+              <w:rPr>
+                <w:lang w:eastAsia="en-GB"/>
+              </w:rPr>
+            </w:pPr>
+            <w:r>
+              <w:rPr>
+                <w:lang w:eastAsia="en-GB"/>
+              </w:rPr>
+              <w:t>Net vertical reaction (after vertical thrust subtraction)</w:t>
+            </w:r>
+          </w:p>
+        </w:tc>
+        <w:tc>
+          <w:tcPr>
+            <w:tcW w:w="1701" w:type="dxa"/>
+            <w:tcBorders>
+              <w:top w:val="nil"/>
+              <w:left w:val="nil"/>
+              <w:bottom w:val="nil"/>
+              <w:right w:val="nil"/>
+            </w:tcBorders>
+            <w:vAlign w:val="bottom"/>
+            <w:hideMark/>
+          </w:tcPr>
+          <w:p>
+            <w:pPr>
+              <w:pStyle w:val="TableText"/>
+              <w:rPr>
+                <w:lang w:eastAsia="en-GB"/>
+              </w:rPr>
+            </w:pPr>
+            <w:proofErr w:type="spellStart"/>
+            <w:r>
+              <w:rPr>
+                <w:lang w:eastAsia="en-GB"/>
+              </w:rPr>
+              <w:t>kN</w:t>
+            </w:r>
+            <w:proofErr w:type="spellEnd"/>
+          </w:p>
+        </w:tc>
+      </w:tr>
+      <w:tr>
+        <w:trPr>
+          <w:trHeight w:val="576"/>
+        </w:trPr>
+        <w:tc>
+          <w:tcPr>
+            <w:tcW w:w="2835" w:type="dxa"/>
+            <w:tcBorders>
+              <w:top w:val="nil"/>
+              <w:left w:val="nil"/>
+              <w:bottom w:val="nil"/>
+              <w:right w:val="nil"/>
+            </w:tcBorders>
+            <w:vAlign w:val="bottom"/>
+            <w:hideMark/>
+          </w:tcPr>
+          <w:p>
+            <w:pPr>
+              <w:pStyle w:val="TableText"/>
+              <w:rPr>
+                <w:lang w:eastAsia="en-GB"/>
+              </w:rPr>
+            </w:pPr>
+            <w:r>
+              <w:rPr>
+                <w:lang w:eastAsia="en-GB"/>
+              </w:rPr>
+              <w:t>SDR</w:t>
+            </w:r>
+          </w:p>
+        </w:tc>
+        <w:tc>
+          <w:tcPr>
+            <w:tcW w:w="5387" w:type="dxa"/>
+            <w:tcBorders>
+              <w:top w:val="nil"/>
+              <w:left w:val="nil"/>
+              <w:bottom w:val="nil"/>
+              <w:right w:val="nil"/>
+            </w:tcBorders>
+            <w:vAlign w:val="bottom"/>
+            <w:hideMark/>
+          </w:tcPr>
+          <w:p>
+            <w:pPr>
+              <w:pStyle w:val="TableText"/>
+              <w:rPr>
+                <w:lang w:eastAsia="en-GB"/>
+              </w:rPr>
+            </w:pPr>
+            <w:r>
+              <w:rPr>
+                <w:lang w:eastAsia="en-GB"/>
+              </w:rPr>
+              <w:t>Standard dimension ratio</w:t>
+            </w:r>
+          </w:p>
+        </w:tc>
+        <w:tc>
+          <w:tcPr>
+            <w:tcW w:w="1701" w:type="dxa"/>
+            <w:tcBorders>
+              <w:top w:val="nil"/>
+              <w:left w:val="nil"/>
+              <w:bottom w:val="nil"/>
+              <w:right w:val="nil"/>
+            </w:tcBorders>
+            <w:vAlign w:val="bottom"/>
+            <w:hideMark/>
+          </w:tcPr>
+          <w:p>
+            <w:pPr>
+              <w:pStyle w:val="TableText"/>
+              <w:rPr>
+                <w:lang w:eastAsia="en-GB"/>
+              </w:rPr>
+            </w:pPr>
+            <w:r>
+              <w:rPr>
+                <w:lang w:eastAsia="en-GB"/>
+              </w:rPr>
+              <w:t>–</w:t>
+            </w:r>
+          </w:p>
+        </w:tc>
+      </w:tr>
+      <w:tr>
+        <w:trPr>
+          <w:trHeight w:val="576"/>
+        </w:trPr>
+        <w:tc>
+          <w:tcPr>
+            <w:tcW w:w="2835" w:type="dxa"/>
+            <w:tcBorders>
+              <w:top w:val="nil"/>
+              <w:left w:val="nil"/>
+              <w:bottom w:val="nil"/>
+              <w:right w:val="nil"/>
+            </w:tcBorders>
+            <w:vAlign w:val="bottom"/>
+            <w:hideMark/>
+          </w:tcPr>
+          <w:p>
+            <w:pPr>
+              <w:pStyle w:val="TableText"/>
+              <w:rPr>
+                <w:lang w:eastAsia="en-GB"/>
+              </w:rPr>
+            </w:pPr>
+            <w:r>
+              <w:rPr>
+                <w:lang w:eastAsia="en-GB"/>
+              </w:rPr>
+              <w:t>SF_O</w:t>
+            </w:r>
+          </w:p>
+        </w:tc>
+        <w:tc>
+          <w:tcPr>
+            <w:tcW w:w="5387" w:type="dxa"/>
+            <w:tcBorders>
+              <w:top w:val="nil"/>
+              <w:left w:val="nil"/>
+              <w:bottom w:val="nil"/>
+              <w:right w:val="nil"/>
+            </w:tcBorders>
+            <w:vAlign w:val="bottom"/>
+            <w:hideMark/>
+          </w:tcPr>
+          <w:p>
+            <w:pPr>
+              <w:pStyle w:val="TableText"/>
+              <w:rPr>
+                <w:lang w:eastAsia="en-GB"/>
+              </w:rPr>
+            </w:pPr>
+            <w:r>
+              <w:rPr>
+                <w:lang w:eastAsia="en-GB"/>
+              </w:rPr>
+              <w:t>Factor of safety against overturning</w:t>
+            </w:r>
+          </w:p>
+        </w:tc>
+        <w:tc>
+          <w:tcPr>
+            <w:tcW w:w="1701" w:type="dxa"/>
+            <w:tcBorders>
+              <w:top w:val="nil"/>
+              <w:left w:val="nil"/>
+              <w:bottom w:val="nil"/>
+              <w:right w:val="nil"/>
+            </w:tcBorders>
+            <w:vAlign w:val="bottom"/>
+            <w:hideMark/>
+          </w:tcPr>
+          <w:p>
+            <w:pPr>
+              <w:pStyle w:val="TableText"/>
+              <w:rPr>
+                <w:lang w:eastAsia="en-GB"/>
+              </w:rPr>
+            </w:pPr>
+            <w:r>
+              <w:rPr>
+                <w:lang w:eastAsia="en-GB"/>
+              </w:rPr>
+              <w:t>–</w:t>
+            </w:r>
+          </w:p>
+        </w:tc>
+      </w:tr>
+      <w:tr>
+        <w:trPr>
+          <w:trHeight w:val="288"/>
+        </w:trPr>
+        <w:tc>
+          <w:tcPr>
+            <w:tcW w:w="2835" w:type="dxa"/>
+            <w:tcBorders>
+              <w:top w:val="nil"/>
+              <w:left w:val="nil"/>
+              <w:bottom w:val="nil"/>
+              <w:right w:val="nil"/>
+            </w:tcBorders>
+            <w:vAlign w:val="bottom"/>
+            <w:hideMark/>
+          </w:tcPr>
+          <w:p>
+            <w:pPr>
+              <w:pStyle w:val="TableText"/>
+              <w:rPr>
+                <w:lang w:eastAsia="en-GB"/>
+              </w:rPr>
+            </w:pPr>
+            <w:r>
+              <w:rPr>
+                <w:lang w:eastAsia="en-GB"/>
+              </w:rPr>
+              <w:t>T</w:t>
+            </w:r>
+          </w:p>
+        </w:tc>
+        <w:tc>
+          <w:tcPr>
+            <w:tcW w:w="5387" w:type="dxa"/>
+            <w:tcBorders>
+              <w:top w:val="nil"/>
+              <w:left w:val="nil"/>
+              <w:bottom w:val="nil"/>
+              <w:right w:val="nil"/>
+            </w:tcBorders>
+            <w:vAlign w:val="bottom"/>
+            <w:hideMark/>
+          </w:tcPr>
+          <w:p>
+            <w:pPr>
+              <w:pStyle w:val="TableText"/>
+              <w:rPr>
+                <w:lang w:eastAsia="en-GB"/>
+              </w:rPr>
+            </w:pPr>
+            <w:r>
+              <w:rPr>
+                <w:lang w:eastAsia="en-GB"/>
+              </w:rPr>
+              <w:t>Thrust force</w:t>
+            </w:r>
+          </w:p>
+        </w:tc>
+        <w:tc>
+          <w:tcPr>
+            <w:tcW w:w="1701" w:type="dxa"/>
+            <w:tcBorders>
+              <w:top w:val="nil"/>
+              <w:left w:val="nil"/>
+              <w:bottom w:val="nil"/>
+              <w:right w:val="nil"/>
+            </w:tcBorders>
+            <w:vAlign w:val="bottom"/>
+            <w:hideMark/>
+          </w:tcPr>
+          <w:p>
+            <w:pPr>
+              <w:pStyle w:val="TableText"/>
+              <w:rPr>
+                <w:lang w:eastAsia="en-GB"/>
+              </w:rPr>
+            </w:pPr>
+            <w:proofErr w:type="spellStart"/>
+            <w:r>
+              <w:rPr>
+                <w:lang w:eastAsia="en-GB"/>
+              </w:rPr>
+              <w:t>kN</w:t>
+            </w:r>
+            <w:proofErr w:type="spellEnd"/>
+          </w:p>
+        </w:tc>
+      </w:tr>
+      <w:tr>
+        <w:trPr>
+          <w:trHeight w:val="576"/>
+        </w:trPr>
+        <w:tc>
+          <w:tcPr>
+            <w:tcW w:w="2835" w:type="dxa"/>
+            <w:tcBorders>
+              <w:top w:val="nil"/>
+              <w:left w:val="nil"/>
+              <w:bottom w:val="nil"/>
+              <w:right w:val="nil"/>
+            </w:tcBorders>
+            <w:vAlign w:val="bottom"/>
+            <w:hideMark/>
+          </w:tcPr>
+          <w:p>
+            <w:pPr>
+              <w:pStyle w:val="TableText"/>
+              <w:rPr>
+                <w:lang w:eastAsia="en-GB"/>
+              </w:rPr>
+            </w:pPr>
+            <w:proofErr w:type="spellStart"/>
+            <w:r>
+              <w:rPr>
+                <w:lang w:eastAsia="en-GB"/>
+              </w:rPr>
+              <w:t>T_x</w:t>
+            </w:r>
+            <w:proofErr w:type="spellEnd"/>
+          </w:p>
+        </w:tc>
+        <w:tc>
+          <w:tcPr>
+            <w:tcW w:w="5387" w:type="dxa"/>
+            <w:tcBorders>
+              <w:top w:val="nil"/>
+              <w:left w:val="nil"/>
+              <w:bottom w:val="nil"/>
+              <w:right w:val="nil"/>
+            </w:tcBorders>
+            <w:vAlign w:val="bottom"/>
+            <w:hideMark/>
+          </w:tcPr>
+          <w:p>
+            <w:pPr>
+              <w:pStyle w:val="TableText"/>
+              <w:rPr>
+                <w:lang w:eastAsia="en-GB"/>
+              </w:rPr>
+            </w:pPr>
+            <w:r>
+              <w:rPr>
+                <w:lang w:eastAsia="en-GB"/>
+              </w:rPr>
+              <w:t>Horizontal thrust component</w:t>
+            </w:r>
+          </w:p>
+        </w:tc>
+        <w:tc>
+          <w:tcPr>
+            <w:tcW w:w="1701" w:type="dxa"/>
+            <w:tcBorders>
+              <w:top w:val="nil"/>
+              <w:left w:val="nil"/>
+              <w:bottom w:val="nil"/>
+              <w:right w:val="nil"/>
+            </w:tcBorders>
+            <w:vAlign w:val="bottom"/>
+            <w:hideMark/>
+          </w:tcPr>
+          <w:p>
+            <w:pPr>
+              <w:pStyle w:val="TableText"/>
+              <w:rPr>
+                <w:lang w:eastAsia="en-GB"/>
+              </w:rPr>
+            </w:pPr>
+            <w:proofErr w:type="spellStart"/>
+            <w:r>
+              <w:rPr>
+                <w:lang w:eastAsia="en-GB"/>
+              </w:rPr>
+              <w:t>kN</w:t>
+            </w:r>
+            <w:proofErr w:type="spellEnd"/>
+          </w:p>
+        </w:tc>
+      </w:tr>
+      <w:tr>
+        <w:trPr>
+          <w:trHeight w:val="576"/>
+        </w:trPr>
+        <w:tc>
+          <w:tcPr>
+            <w:tcW w:w="2835" w:type="dxa"/>
+            <w:tcBorders>
+              <w:top w:val="nil"/>
+              <w:left w:val="nil"/>
+              <w:bottom w:val="nil"/>
+              <w:right w:val="nil"/>
+            </w:tcBorders>
+            <w:vAlign w:val="bottom"/>
+            <w:hideMark/>
+          </w:tcPr>
+          <w:p>
+            <w:pPr>
+              <w:pStyle w:val="TableText"/>
+              <w:rPr>
+                <w:lang w:eastAsia="en-GB"/>
+              </w:rPr>
+            </w:pPr>
+            <w:proofErr w:type="spellStart"/>
+            <w:r>
+              <w:rPr>
+                <w:lang w:eastAsia="en-GB"/>
+              </w:rPr>
+              <w:t>T_z</w:t>
+            </w:r>
+            <w:proofErr w:type="spellEnd"/>
+          </w:p>
+        </w:tc>
+        <w:tc>
+          <w:tcPr>
+            <w:tcW w:w="5387" w:type="dxa"/>
+            <w:tcBorders>
+              <w:top w:val="nil"/>
+              <w:left w:val="nil"/>
+              <w:bottom w:val="nil"/>
+              <w:right w:val="nil"/>
+            </w:tcBorders>
+            <w:vAlign w:val="bottom"/>
+            <w:hideMark/>
+          </w:tcPr>
+          <w:p>
+            <w:pPr>
+              <w:pStyle w:val="TableText"/>
+              <w:rPr>
+                <w:lang w:eastAsia="en-GB"/>
+              </w:rPr>
+            </w:pPr>
+            <w:r>
+              <w:rPr>
+                <w:lang w:eastAsia="en-GB"/>
+              </w:rPr>
+              <w:t>Vertical thrust component</w:t>
+            </w:r>
+          </w:p>
+        </w:tc>
+        <w:tc>
+          <w:tcPr>
+            <w:tcW w:w="1701" w:type="dxa"/>
+            <w:tcBorders>
+              <w:top w:val="nil"/>
+              <w:left w:val="nil"/>
+              <w:bottom w:val="nil"/>
+              <w:right w:val="nil"/>
+            </w:tcBorders>
+            <w:vAlign w:val="bottom"/>
+            <w:hideMark/>
+          </w:tcPr>
+          <w:p>
+            <w:pPr>
+              <w:pStyle w:val="TableText"/>
+              <w:rPr>
+                <w:lang w:eastAsia="en-GB"/>
+              </w:rPr>
+            </w:pPr>
+            <w:proofErr w:type="spellStart"/>
+            <w:r>
+              <w:rPr>
+                <w:lang w:eastAsia="en-GB"/>
+              </w:rPr>
+              <w:t>kN</w:t>
+            </w:r>
+            <w:proofErr w:type="spellEnd"/>
+          </w:p>
+        </w:tc>
+      </w:tr>
+      <w:tr>
+        <w:trPr>
+          <w:trHeight w:val="288"/>
+        </w:trPr>
+        <w:tc>
+          <w:tcPr>
+            <w:tcW w:w="2835" w:type="dxa"/>
+            <w:tcBorders>
+              <w:top w:val="nil"/>
+              <w:left w:val="nil"/>
+              <w:bottom w:val="nil"/>
+              <w:right w:val="nil"/>
+            </w:tcBorders>
+            <w:vAlign w:val="bottom"/>
+            <w:hideMark/>
+          </w:tcPr>
+          <w:p>
+            <w:pPr>
+              <w:pStyle w:val="TableText"/>
+              <w:rPr>
+                <w:lang w:eastAsia="en-GB"/>
+              </w:rPr>
+            </w:pPr>
+            <w:r>
+              <w:rPr>
+                <w:lang w:eastAsia="en-GB"/>
+              </w:rPr>
+              <w:lastRenderedPageBreak/>
+              <w:t>t</w:t>
+            </w:r>
+          </w:p>
+        </w:tc>
+        <w:tc>
+          <w:tcPr>
+            <w:tcW w:w="5387" w:type="dxa"/>
+            <w:tcBorders>
+              <w:top w:val="nil"/>
+              <w:left w:val="nil"/>
+              <w:bottom w:val="nil"/>
+              <w:right w:val="nil"/>
+            </w:tcBorders>
+            <w:vAlign w:val="bottom"/>
+            <w:hideMark/>
+          </w:tcPr>
+          <w:p>
+            <w:pPr>
+              <w:pStyle w:val="TableText"/>
+              <w:rPr>
+                <w:lang w:eastAsia="en-GB"/>
+              </w:rPr>
+            </w:pPr>
+            <w:r>
+              <w:rPr>
+                <w:lang w:eastAsia="en-GB"/>
+              </w:rPr>
+              <w:t>Pipe wall thickness</w:t>
+            </w:r>
+          </w:p>
+        </w:tc>
+        <w:tc>
+          <w:tcPr>
+            <w:tcW w:w="1701" w:type="dxa"/>
+            <w:tcBorders>
+              <w:top w:val="nil"/>
+              <w:left w:val="nil"/>
+              <w:bottom w:val="nil"/>
+              <w:right w:val="nil"/>
+            </w:tcBorders>
+            <w:vAlign w:val="bottom"/>
+            <w:hideMark/>
+          </w:tcPr>
+          <w:p>
+            <w:pPr>
+              <w:pStyle w:val="TableText"/>
+              <w:rPr>
+                <w:lang w:eastAsia="en-GB"/>
+              </w:rPr>
+            </w:pPr>
+            <w:r>
+              <w:rPr>
+                <w:lang w:eastAsia="en-GB"/>
+              </w:rPr>
+              <w:t>m</w:t>
+            </w:r>
+          </w:p>
+        </w:tc>
+      </w:tr>
+      <w:tr>
+        <w:trPr>
+          <w:trHeight w:val="288"/>
+        </w:trPr>
+        <w:tc>
+          <w:tcPr>
+            <w:tcW w:w="2835" w:type="dxa"/>
+            <w:tcBorders>
+              <w:top w:val="nil"/>
+              <w:left w:val="nil"/>
+              <w:bottom w:val="nil"/>
+              <w:right w:val="nil"/>
+            </w:tcBorders>
+            <w:vAlign w:val="bottom"/>
+            <w:hideMark/>
+          </w:tcPr>
+          <w:p>
+            <w:pPr>
+              <w:pStyle w:val="TableText"/>
+              <w:rPr>
+                <w:lang w:eastAsia="en-GB"/>
+              </w:rPr>
+            </w:pPr>
+            <w:r>
+              <w:rPr>
+                <w:lang w:eastAsia="en-GB"/>
+              </w:rPr>
+              <w:t>W</w:t>
+            </w:r>
+          </w:p>
+        </w:tc>
+        <w:tc>
+          <w:tcPr>
+            <w:tcW w:w="5387" w:type="dxa"/>
+            <w:tcBorders>
+              <w:top w:val="nil"/>
+              <w:left w:val="nil"/>
+              <w:bottom w:val="nil"/>
+              <w:right w:val="nil"/>
+            </w:tcBorders>
+            <w:vAlign w:val="bottom"/>
+            <w:hideMark/>
+          </w:tcPr>
+          <w:p>
+            <w:pPr>
+              <w:pStyle w:val="TableText"/>
+              <w:rPr>
+                <w:lang w:eastAsia="en-GB"/>
+              </w:rPr>
+            </w:pPr>
+            <w:r>
+              <w:rPr>
+                <w:lang w:eastAsia="en-GB"/>
+              </w:rPr>
+              <w:t>Width of block</w:t>
+            </w:r>
+          </w:p>
+        </w:tc>
+        <w:tc>
+          <w:tcPr>
+            <w:tcW w:w="1701" w:type="dxa"/>
+            <w:tcBorders>
+              <w:top w:val="nil"/>
+              <w:left w:val="nil"/>
+              <w:bottom w:val="nil"/>
+              <w:right w:val="nil"/>
+            </w:tcBorders>
+            <w:vAlign w:val="bottom"/>
+            <w:hideMark/>
+          </w:tcPr>
+          <w:p>
+            <w:pPr>
+              <w:pStyle w:val="TableText"/>
+              <w:rPr>
+                <w:lang w:eastAsia="en-GB"/>
+              </w:rPr>
+            </w:pPr>
+            <w:r>
+              <w:rPr>
+                <w:lang w:eastAsia="en-GB"/>
+              </w:rPr>
+              <w:t>m</w:t>
+            </w:r>
+          </w:p>
+        </w:tc>
+      </w:tr>
+      <w:tr>
+        <w:trPr>
+          <w:trHeight w:val="576"/>
+        </w:trPr>
+        <w:tc>
+          <w:tcPr>
+            <w:tcW w:w="2835" w:type="dxa"/>
+            <w:tcBorders>
+              <w:top w:val="nil"/>
+              <w:left w:val="nil"/>
+              <w:bottom w:val="nil"/>
+              <w:right w:val="nil"/>
+            </w:tcBorders>
+            <w:vAlign w:val="bottom"/>
+            <w:hideMark/>
+          </w:tcPr>
+          <w:p>
+            <w:pPr>
+              <w:pStyle w:val="TableText"/>
+              <w:rPr>
+                <w:lang w:eastAsia="en-GB"/>
+              </w:rPr>
+            </w:pPr>
+            <w:r>
+              <w:rPr>
+                <w:lang w:eastAsia="en-GB"/>
+              </w:rPr>
+              <w:t>W_T</w:t>
+            </w:r>
+          </w:p>
+        </w:tc>
+        <w:tc>
+          <w:tcPr>
+            <w:tcW w:w="5387" w:type="dxa"/>
+            <w:tcBorders>
+              <w:top w:val="nil"/>
+              <w:left w:val="nil"/>
+              <w:bottom w:val="nil"/>
+              <w:right w:val="nil"/>
+            </w:tcBorders>
+            <w:vAlign w:val="bottom"/>
+            <w:hideMark/>
+          </w:tcPr>
+          <w:p>
+            <w:pPr>
+              <w:pStyle w:val="TableText"/>
+              <w:rPr>
+                <w:lang w:eastAsia="en-GB"/>
+              </w:rPr>
+            </w:pPr>
+            <w:r>
+              <w:rPr>
+                <w:lang w:eastAsia="en-GB"/>
+              </w:rPr>
+              <w:t>Total weight (context-specific)</w:t>
+            </w:r>
+          </w:p>
+        </w:tc>
+        <w:tc>
+          <w:tcPr>
+            <w:tcW w:w="1701" w:type="dxa"/>
+            <w:tcBorders>
+              <w:top w:val="nil"/>
+              <w:left w:val="nil"/>
+              <w:bottom w:val="nil"/>
+              <w:right w:val="nil"/>
+            </w:tcBorders>
+            <w:vAlign w:val="bottom"/>
+            <w:hideMark/>
+          </w:tcPr>
+          <w:p>
+            <w:pPr>
+              <w:pStyle w:val="TableText"/>
+              <w:rPr>
+                <w:lang w:eastAsia="en-GB"/>
+              </w:rPr>
+            </w:pPr>
+            <w:proofErr w:type="spellStart"/>
+            <w:r>
+              <w:rPr>
+                <w:lang w:eastAsia="en-GB"/>
+              </w:rPr>
+              <w:t>kN</w:t>
+            </w:r>
+            <w:proofErr w:type="spellEnd"/>
+          </w:p>
+        </w:tc>
+      </w:tr>
+      <w:tr>
+        <w:trPr>
+          <w:trHeight w:val="288"/>
+        </w:trPr>
+        <w:tc>
+          <w:tcPr>
+            <w:tcW w:w="2835" w:type="dxa"/>
+            <w:tcBorders>
+              <w:top w:val="nil"/>
+              <w:left w:val="nil"/>
+              <w:bottom w:val="nil"/>
+              <w:right w:val="nil"/>
+            </w:tcBorders>
+            <w:vAlign w:val="bottom"/>
+            <w:hideMark/>
+          </w:tcPr>
+          <w:p>
+            <w:pPr>
+              <w:pStyle w:val="TableText"/>
+              <w:rPr>
+                <w:lang w:eastAsia="en-GB"/>
+              </w:rPr>
+            </w:pPr>
+            <w:r>
+              <w:rPr>
+                <w:lang w:eastAsia="en-GB"/>
+              </w:rPr>
+              <w:t>Y_s</w:t>
+            </w:r>
+          </w:p>
+        </w:tc>
+        <w:tc>
+          <w:tcPr>
+            <w:tcW w:w="5387" w:type="dxa"/>
+            <w:tcBorders>
+              <w:top w:val="nil"/>
+              <w:left w:val="nil"/>
+              <w:bottom w:val="nil"/>
+              <w:right w:val="nil"/>
+            </w:tcBorders>
+            <w:vAlign w:val="bottom"/>
+            <w:hideMark/>
+          </w:tcPr>
+          <w:p>
+            <w:pPr>
+              <w:pStyle w:val="TableText"/>
+              <w:rPr>
+                <w:lang w:eastAsia="en-GB"/>
+              </w:rPr>
+            </w:pPr>
+            <w:r>
+              <w:rPr>
+                <w:lang w:eastAsia="en-GB"/>
+              </w:rPr>
+              <w:t>Unit weight of soil</w:t>
+            </w:r>
+          </w:p>
+        </w:tc>
+        <w:tc>
+          <w:tcPr>
+            <w:tcW w:w="1701" w:type="dxa"/>
+            <w:tcBorders>
+              <w:top w:val="nil"/>
+              <w:left w:val="nil"/>
+              <w:bottom w:val="nil"/>
+              <w:right w:val="nil"/>
+            </w:tcBorders>
+            <w:vAlign w:val="bottom"/>
+            <w:hideMark/>
+          </w:tcPr>
+          <w:p>
+            <w:pPr>
+              <w:pStyle w:val="TableText"/>
+              <w:rPr>
+                <w:lang w:eastAsia="en-GB"/>
+              </w:rPr>
+            </w:pPr>
+            <w:proofErr w:type="spellStart"/>
+            <w:r>
+              <w:rPr>
+                <w:lang w:eastAsia="en-GB"/>
+              </w:rPr>
+              <w:t>kN</w:t>
+            </w:r>
+            <w:proofErr w:type="spellEnd"/>
+            <w:r>
+              <w:rPr>
+                <w:lang w:eastAsia="en-GB"/>
+              </w:rPr>
+              <w:t>/m³</w:t>
+            </w:r>
+          </w:p>
+        </w:tc>
+      </w:tr>
+      <w:tr>
+        <w:trPr>
+          <w:trHeight w:val="576"/>
+        </w:trPr>
+        <w:tc>
+          <w:tcPr>
+            <w:tcW w:w="2835" w:type="dxa"/>
+            <w:tcBorders>
+              <w:top w:val="nil"/>
+              <w:left w:val="nil"/>
+              <w:bottom w:val="nil"/>
+              <w:right w:val="nil"/>
+            </w:tcBorders>
+            <w:vAlign w:val="bottom"/>
+            <w:hideMark/>
+          </w:tcPr>
+          <w:p>
+            <w:pPr>
+              <w:pStyle w:val="TableText"/>
+              <w:rPr>
+                <w:lang w:eastAsia="en-GB"/>
+              </w:rPr>
+            </w:pPr>
+            <w:proofErr w:type="spellStart"/>
+            <w:r>
+              <w:rPr>
+                <w:lang w:eastAsia="en-GB"/>
+              </w:rPr>
+              <w:t>Y_w</w:t>
+            </w:r>
+            <w:proofErr w:type="spellEnd"/>
+          </w:p>
+        </w:tc>
+        <w:tc>
+          <w:tcPr>
+            <w:tcW w:w="5387" w:type="dxa"/>
+            <w:tcBorders>
+              <w:top w:val="nil"/>
+              <w:left w:val="nil"/>
+              <w:bottom w:val="nil"/>
+              <w:right w:val="nil"/>
+            </w:tcBorders>
+            <w:vAlign w:val="bottom"/>
+            <w:hideMark/>
+          </w:tcPr>
+          <w:p>
+            <w:pPr>
+              <w:pStyle w:val="TableText"/>
+              <w:rPr>
+                <w:lang w:eastAsia="en-GB"/>
+              </w:rPr>
+            </w:pPr>
+            <w:r>
+              <w:rPr>
+                <w:lang w:eastAsia="en-GB"/>
+              </w:rPr>
+              <w:t>Unit weight of water</w:t>
+            </w:r>
+          </w:p>
+        </w:tc>
+        <w:tc>
+          <w:tcPr>
+            <w:tcW w:w="1701" w:type="dxa"/>
+            <w:tcBorders>
+              <w:top w:val="nil"/>
+              <w:left w:val="nil"/>
+              <w:bottom w:val="nil"/>
+              <w:right w:val="nil"/>
+            </w:tcBorders>
+            <w:vAlign w:val="bottom"/>
+            <w:hideMark/>
+          </w:tcPr>
+          <w:p>
+            <w:pPr>
+              <w:pStyle w:val="TableText"/>
+              <w:rPr>
+                <w:lang w:eastAsia="en-GB"/>
+              </w:rPr>
+            </w:pPr>
+            <w:proofErr w:type="spellStart"/>
+            <w:r>
+              <w:rPr>
+                <w:lang w:eastAsia="en-GB"/>
+              </w:rPr>
+              <w:t>kN</w:t>
+            </w:r>
+            <w:proofErr w:type="spellEnd"/>
+            <w:r>
+              <w:rPr>
+                <w:lang w:eastAsia="en-GB"/>
+              </w:rPr>
+              <w:t>/m³</w:t>
+            </w:r>
+          </w:p>
+        </w:tc>
+      </w:tr>
+      <w:tr>
+        <w:trPr>
+          <w:trHeight w:val="288"/>
+        </w:trPr>
+        <w:tc>
+          <w:tcPr>
+            <w:tcW w:w="2835" w:type="dxa"/>
+            <w:tcBorders>
+              <w:top w:val="nil"/>
+              <w:left w:val="nil"/>
+              <w:bottom w:val="nil"/>
+              <w:right w:val="nil"/>
+            </w:tcBorders>
+            <w:vAlign w:val="bottom"/>
+            <w:hideMark/>
+          </w:tcPr>
+          <w:p>
+            <w:pPr>
+              <w:pStyle w:val="TableText"/>
+              <w:rPr>
+                <w:lang w:eastAsia="en-GB"/>
+              </w:rPr>
+            </w:pPr>
+            <w:proofErr w:type="spellStart"/>
+            <w:r>
+              <w:rPr>
+                <w:lang w:eastAsia="en-GB"/>
+              </w:rPr>
+              <w:t>Z_b</w:t>
+            </w:r>
+            <w:proofErr w:type="spellEnd"/>
+          </w:p>
+        </w:tc>
+        <w:tc>
+          <w:tcPr>
+            <w:tcW w:w="5387" w:type="dxa"/>
+            <w:tcBorders>
+              <w:top w:val="nil"/>
+              <w:left w:val="nil"/>
+              <w:bottom w:val="nil"/>
+              <w:right w:val="nil"/>
+            </w:tcBorders>
+            <w:vAlign w:val="bottom"/>
+            <w:hideMark/>
+          </w:tcPr>
+          <w:p>
+            <w:pPr>
+              <w:pStyle w:val="TableText"/>
+              <w:rPr>
+                <w:lang w:eastAsia="en-GB"/>
+              </w:rPr>
+            </w:pPr>
+            <w:r>
+              <w:rPr>
+                <w:lang w:eastAsia="en-GB"/>
+              </w:rPr>
+              <w:t>Depth to base of block</w:t>
+            </w:r>
+          </w:p>
+        </w:tc>
+        <w:tc>
+          <w:tcPr>
+            <w:tcW w:w="1701" w:type="dxa"/>
+            <w:tcBorders>
+              <w:top w:val="nil"/>
+              <w:left w:val="nil"/>
+              <w:bottom w:val="nil"/>
+              <w:right w:val="nil"/>
+            </w:tcBorders>
+            <w:vAlign w:val="bottom"/>
+            <w:hideMark/>
+          </w:tcPr>
+          <w:p>
+            <w:pPr>
+              <w:pStyle w:val="TableText"/>
+              <w:rPr>
+                <w:lang w:eastAsia="en-GB"/>
+              </w:rPr>
+            </w:pPr>
+            <w:r>
+              <w:rPr>
+                <w:lang w:eastAsia="en-GB"/>
+              </w:rPr>
+              <w:t>m</w:t>
+            </w:r>
+          </w:p>
+        </w:tc>
+      </w:tr>
+      <w:tr>
+        <w:trPr>
+          <w:trHeight w:val="288"/>
+        </w:trPr>
+        <w:tc>
+          <w:tcPr>
+            <w:tcW w:w="2835" w:type="dxa"/>
+            <w:tcBorders>
+              <w:top w:val="nil"/>
+              <w:left w:val="nil"/>
+              <w:bottom w:val="nil"/>
+              <w:right w:val="nil"/>
+            </w:tcBorders>
+            <w:vAlign w:val="bottom"/>
+            <w:hideMark/>
+          </w:tcPr>
+          <w:p>
+            <w:pPr>
+              <w:pStyle w:val="TableText"/>
+              <w:rPr>
+                <w:lang w:eastAsia="en-GB"/>
+              </w:rPr>
+            </w:pPr>
+            <w:r>
+              <w:rPr>
+                <w:lang w:eastAsia="en-GB"/>
+              </w:rPr>
+              <w:t>Z_O</w:t>
+            </w:r>
+          </w:p>
+        </w:tc>
+        <w:tc>
+          <w:tcPr>
+            <w:tcW w:w="5387" w:type="dxa"/>
+            <w:tcBorders>
+              <w:top w:val="nil"/>
+              <w:left w:val="nil"/>
+              <w:bottom w:val="nil"/>
+              <w:right w:val="nil"/>
+            </w:tcBorders>
+            <w:vAlign w:val="bottom"/>
+            <w:hideMark/>
+          </w:tcPr>
+          <w:p>
+            <w:pPr>
+              <w:pStyle w:val="TableText"/>
+              <w:rPr>
+                <w:lang w:eastAsia="en-GB"/>
+              </w:rPr>
+            </w:pPr>
+            <w:r>
+              <w:rPr>
+                <w:lang w:eastAsia="en-GB"/>
+              </w:rPr>
+              <w:t>Depth to crown of pipe</w:t>
+            </w:r>
+          </w:p>
+        </w:tc>
+        <w:tc>
+          <w:tcPr>
+            <w:tcW w:w="1701" w:type="dxa"/>
+            <w:tcBorders>
+              <w:top w:val="nil"/>
+              <w:left w:val="nil"/>
+              <w:bottom w:val="nil"/>
+              <w:right w:val="nil"/>
+            </w:tcBorders>
+            <w:vAlign w:val="bottom"/>
+            <w:hideMark/>
+          </w:tcPr>
+          <w:p>
+            <w:pPr>
+              <w:pStyle w:val="TableText"/>
+              <w:rPr>
+                <w:lang w:eastAsia="en-GB"/>
+              </w:rPr>
+            </w:pPr>
+            <w:r>
+              <w:rPr>
+                <w:lang w:eastAsia="en-GB"/>
+              </w:rPr>
+              <w:t>m</w:t>
+            </w:r>
+          </w:p>
+        </w:tc>
+      </w:tr>
+      <w:tr>
+        <w:trPr>
+          <w:trHeight w:val="576"/>
+        </w:trPr>
+        <w:tc>
+          <w:tcPr>
+            <w:tcW w:w="2835" w:type="dxa"/>
+            <w:tcBorders>
+              <w:top w:val="nil"/>
+              <w:left w:val="nil"/>
+              <w:bottom w:val="nil"/>
+              <w:right w:val="nil"/>
+            </w:tcBorders>
+            <w:vAlign w:val="bottom"/>
+            <w:hideMark/>
+          </w:tcPr>
+          <w:p>
+            <w:pPr>
+              <w:pStyle w:val="TableText"/>
+              <w:rPr>
+                <w:lang w:eastAsia="en-GB"/>
+              </w:rPr>
+            </w:pPr>
+            <w:r>
+              <w:rPr>
+                <w:lang w:eastAsia="en-GB"/>
+              </w:rPr>
+              <w:t>Z_GW</w:t>
+            </w:r>
+          </w:p>
+        </w:tc>
+        <w:tc>
+          <w:tcPr>
+            <w:tcW w:w="5387" w:type="dxa"/>
+            <w:tcBorders>
+              <w:top w:val="nil"/>
+              <w:left w:val="nil"/>
+              <w:bottom w:val="nil"/>
+              <w:right w:val="nil"/>
+            </w:tcBorders>
+            <w:vAlign w:val="bottom"/>
+            <w:hideMark/>
+          </w:tcPr>
+          <w:p>
+            <w:pPr>
+              <w:pStyle w:val="TableText"/>
+              <w:rPr>
+                <w:lang w:eastAsia="en-GB"/>
+              </w:rPr>
+            </w:pPr>
+            <w:r>
+              <w:rPr>
+                <w:lang w:eastAsia="en-GB"/>
+              </w:rPr>
+              <w:t>Depth to highest groundwater level</w:t>
+            </w:r>
+          </w:p>
+        </w:tc>
+        <w:tc>
+          <w:tcPr>
+            <w:tcW w:w="1701" w:type="dxa"/>
+            <w:tcBorders>
+              <w:top w:val="nil"/>
+              <w:left w:val="nil"/>
+              <w:bottom w:val="nil"/>
+              <w:right w:val="nil"/>
+            </w:tcBorders>
+            <w:vAlign w:val="bottom"/>
+            <w:hideMark/>
+          </w:tcPr>
+          <w:p>
+            <w:pPr>
+              <w:pStyle w:val="TableText"/>
+              <w:rPr>
+                <w:lang w:eastAsia="en-GB"/>
+              </w:rPr>
+            </w:pPr>
+            <w:r>
+              <w:rPr>
+                <w:lang w:eastAsia="en-GB"/>
+              </w:rPr>
+              <w:t>m</w:t>
+            </w:r>
+          </w:p>
+        </w:tc>
+      </w:tr>
+      <w:tr>
+        <w:trPr>
+          <w:trHeight w:val="576"/>
+        </w:trPr>
+        <w:tc>
+          <w:tcPr>
+            <w:tcW w:w="2835" w:type="dxa"/>
+            <w:tcBorders>
+              <w:top w:val="nil"/>
+              <w:left w:val="nil"/>
+              <w:bottom w:val="nil"/>
+              <w:right w:val="nil"/>
+            </w:tcBorders>
+            <w:vAlign w:val="bottom"/>
+            <w:hideMark/>
+          </w:tcPr>
+          <w:p>
+            <w:pPr>
+              <w:pStyle w:val="TableText"/>
+              <w:rPr>
+                <w:lang w:eastAsia="en-GB"/>
+              </w:rPr>
+            </w:pPr>
+            <w:r>
+              <w:rPr>
+                <w:lang w:eastAsia="en-GB"/>
+              </w:rPr>
+              <w:t>ΔL_M</w:t>
+            </w:r>
+          </w:p>
+        </w:tc>
+        <w:tc>
+          <w:tcPr>
+            <w:tcW w:w="5387" w:type="dxa"/>
+            <w:tcBorders>
+              <w:top w:val="nil"/>
+              <w:left w:val="nil"/>
+              <w:bottom w:val="nil"/>
+              <w:right w:val="nil"/>
+            </w:tcBorders>
+            <w:vAlign w:val="bottom"/>
+            <w:hideMark/>
+          </w:tcPr>
+          <w:p>
+            <w:pPr>
+              <w:pStyle w:val="TableText"/>
+              <w:rPr>
+                <w:lang w:eastAsia="en-GB"/>
+              </w:rPr>
+            </w:pPr>
+            <w:r>
+              <w:rPr>
+                <w:lang w:eastAsia="en-GB"/>
+              </w:rPr>
+              <w:t>Allowable contraction movement</w:t>
+            </w:r>
+          </w:p>
+        </w:tc>
+        <w:tc>
+          <w:tcPr>
+            <w:tcW w:w="1701" w:type="dxa"/>
+            <w:tcBorders>
+              <w:top w:val="nil"/>
+              <w:left w:val="nil"/>
+              <w:bottom w:val="nil"/>
+              <w:right w:val="nil"/>
+            </w:tcBorders>
+            <w:vAlign w:val="bottom"/>
+            <w:hideMark/>
+          </w:tcPr>
+          <w:p>
+            <w:pPr>
+              <w:pStyle w:val="TableText"/>
+              <w:rPr>
+                <w:lang w:eastAsia="en-GB"/>
+              </w:rPr>
+            </w:pPr>
+            <w:r>
+              <w:rPr>
+                <w:lang w:eastAsia="en-GB"/>
+              </w:rPr>
+              <w:t>m</w:t>
+            </w:r>
+          </w:p>
+        </w:tc>
+      </w:tr>
+      <w:tr>
+        <w:trPr>
+          <w:trHeight w:val="576"/>
+        </w:trPr>
+        <w:tc>
+          <w:tcPr>
+            <w:tcW w:w="2835" w:type="dxa"/>
+            <w:tcBorders>
+              <w:top w:val="nil"/>
+              <w:left w:val="nil"/>
+              <w:bottom w:val="nil"/>
+              <w:right w:val="nil"/>
+            </w:tcBorders>
+            <w:vAlign w:val="bottom"/>
+            <w:hideMark/>
+          </w:tcPr>
+          <w:p>
+            <w:pPr>
+              <w:pStyle w:val="TableText"/>
+              <w:rPr>
+                <w:lang w:eastAsia="en-GB"/>
+              </w:rPr>
+            </w:pPr>
+            <w:r>
+              <w:rPr>
+                <w:lang w:eastAsia="en-GB"/>
+              </w:rPr>
+              <w:t>α</w:t>
+            </w:r>
+          </w:p>
+        </w:tc>
+        <w:tc>
+          <w:tcPr>
+            <w:tcW w:w="5387" w:type="dxa"/>
+            <w:tcBorders>
+              <w:top w:val="nil"/>
+              <w:left w:val="nil"/>
+              <w:bottom w:val="nil"/>
+              <w:right w:val="nil"/>
+            </w:tcBorders>
+            <w:vAlign w:val="bottom"/>
+            <w:hideMark/>
+          </w:tcPr>
+          <w:p>
+            <w:pPr>
+              <w:pStyle w:val="TableText"/>
+              <w:rPr>
+                <w:lang w:eastAsia="en-GB"/>
+              </w:rPr>
+            </w:pPr>
+            <w:r>
+              <w:rPr>
+                <w:lang w:eastAsia="en-GB"/>
+              </w:rPr>
+              <w:t>Coefficient of thermal expansion</w:t>
+            </w:r>
+          </w:p>
+        </w:tc>
+        <w:tc>
+          <w:tcPr>
+            <w:tcW w:w="1701" w:type="dxa"/>
+            <w:tcBorders>
+              <w:top w:val="nil"/>
+              <w:left w:val="nil"/>
+              <w:bottom w:val="nil"/>
+              <w:right w:val="nil"/>
+            </w:tcBorders>
+            <w:vAlign w:val="bottom"/>
+            <w:hideMark/>
+          </w:tcPr>
+          <w:p>
+            <w:pPr>
+              <w:pStyle w:val="TableText"/>
+              <w:rPr>
+                <w:lang w:eastAsia="en-GB"/>
+              </w:rPr>
+            </w:pPr>
+            <w:r>
+              <w:rPr>
+                <w:lang w:eastAsia="en-GB"/>
+              </w:rPr>
+              <w:t>1/°C</w:t>
+            </w:r>
+          </w:p>
+        </w:tc>
+      </w:tr>
+      <w:tr>
+        <w:trPr>
+          <w:trHeight w:val="288"/>
+        </w:trPr>
+        <w:tc>
+          <w:tcPr>
+            <w:tcW w:w="2835" w:type="dxa"/>
+            <w:tcBorders>
+              <w:top w:val="nil"/>
+              <w:left w:val="nil"/>
+              <w:bottom w:val="nil"/>
+              <w:right w:val="nil"/>
+            </w:tcBorders>
+            <w:vAlign w:val="bottom"/>
+            <w:hideMark/>
+          </w:tcPr>
+          <w:p>
+            <w:pPr>
+              <w:pStyle w:val="TableText"/>
+              <w:rPr>
+                <w:lang w:eastAsia="en-GB"/>
+              </w:rPr>
+            </w:pPr>
+            <w:proofErr w:type="spellStart"/>
+            <w:r>
+              <w:rPr>
+                <w:lang w:eastAsia="en-GB"/>
+              </w:rPr>
+              <w:t>ε_t</w:t>
+            </w:r>
+            <w:proofErr w:type="spellEnd"/>
+          </w:p>
+        </w:tc>
+        <w:tc>
+          <w:tcPr>
+            <w:tcW w:w="5387" w:type="dxa"/>
+            <w:tcBorders>
+              <w:top w:val="nil"/>
+              <w:left w:val="nil"/>
+              <w:bottom w:val="nil"/>
+              <w:right w:val="nil"/>
+            </w:tcBorders>
+            <w:vAlign w:val="bottom"/>
+            <w:hideMark/>
+          </w:tcPr>
+          <w:p>
+            <w:pPr>
+              <w:pStyle w:val="TableText"/>
+              <w:rPr>
+                <w:lang w:eastAsia="en-GB"/>
+              </w:rPr>
+            </w:pPr>
+            <w:r>
+              <w:rPr>
+                <w:lang w:eastAsia="en-GB"/>
+              </w:rPr>
+              <w:t>Thermal strain</w:t>
+            </w:r>
+          </w:p>
+        </w:tc>
+        <w:tc>
+          <w:tcPr>
+            <w:tcW w:w="1701" w:type="dxa"/>
+            <w:tcBorders>
+              <w:top w:val="nil"/>
+              <w:left w:val="nil"/>
+              <w:bottom w:val="nil"/>
+              <w:right w:val="nil"/>
+            </w:tcBorders>
+            <w:vAlign w:val="bottom"/>
+            <w:hideMark/>
+          </w:tcPr>
+          <w:p>
+            <w:pPr>
+              <w:pStyle w:val="TableText"/>
+              <w:rPr>
+                <w:lang w:eastAsia="en-GB"/>
+              </w:rPr>
+            </w:pPr>
+            <w:r>
+              <w:rPr>
+                <w:lang w:eastAsia="en-GB"/>
+              </w:rPr>
+              <w:t>–</w:t>
+            </w:r>
+          </w:p>
+        </w:tc>
+      </w:tr>
+      <w:tr>
+        <w:trPr>
+          <w:trHeight w:val="288"/>
+        </w:trPr>
+        <w:tc>
+          <w:tcPr>
+            <w:tcW w:w="2835" w:type="dxa"/>
+            <w:tcBorders>
+              <w:top w:val="nil"/>
+              <w:left w:val="nil"/>
+              <w:bottom w:val="nil"/>
+              <w:right w:val="nil"/>
+            </w:tcBorders>
+            <w:vAlign w:val="bottom"/>
+            <w:hideMark/>
+          </w:tcPr>
+          <w:p>
+            <w:pPr>
+              <w:pStyle w:val="TableText"/>
+              <w:rPr>
+                <w:lang w:eastAsia="en-GB"/>
+              </w:rPr>
+            </w:pPr>
+            <w:r>
+              <w:rPr>
+                <w:lang w:eastAsia="en-GB"/>
+              </w:rPr>
+              <w:t>ν</w:t>
+            </w:r>
+          </w:p>
+        </w:tc>
+        <w:tc>
+          <w:tcPr>
+            <w:tcW w:w="5387" w:type="dxa"/>
+            <w:tcBorders>
+              <w:top w:val="nil"/>
+              <w:left w:val="nil"/>
+              <w:bottom w:val="nil"/>
+              <w:right w:val="nil"/>
+            </w:tcBorders>
+            <w:vAlign w:val="bottom"/>
+            <w:hideMark/>
+          </w:tcPr>
+          <w:p>
+            <w:pPr>
+              <w:pStyle w:val="TableText"/>
+              <w:rPr>
+                <w:lang w:eastAsia="en-GB"/>
+              </w:rPr>
+            </w:pPr>
+            <w:r>
+              <w:rPr>
+                <w:lang w:eastAsia="en-GB"/>
+              </w:rPr>
+              <w:t>Poisson’s ratio</w:t>
+            </w:r>
+          </w:p>
+        </w:tc>
+        <w:tc>
+          <w:tcPr>
+            <w:tcW w:w="1701" w:type="dxa"/>
+            <w:tcBorders>
+              <w:top w:val="nil"/>
+              <w:left w:val="nil"/>
+              <w:bottom w:val="nil"/>
+              <w:right w:val="nil"/>
+            </w:tcBorders>
+            <w:vAlign w:val="bottom"/>
+            <w:hideMark/>
+          </w:tcPr>
+          <w:p>
+            <w:pPr>
+              <w:pStyle w:val="TableText"/>
+              <w:rPr>
+                <w:lang w:eastAsia="en-GB"/>
+              </w:rPr>
+            </w:pPr>
+            <w:r>
+              <w:rPr>
+                <w:lang w:eastAsia="en-GB"/>
+              </w:rPr>
+              <w:t>–</w:t>
+            </w:r>
+          </w:p>
+        </w:tc>
+      </w:tr>
+      <w:tr>
+        <w:trPr>
+          <w:trHeight w:val="288"/>
+        </w:trPr>
+        <w:tc>
+          <w:tcPr>
+            <w:tcW w:w="2835" w:type="dxa"/>
+            <w:tcBorders>
+              <w:top w:val="nil"/>
+              <w:left w:val="nil"/>
+              <w:bottom w:val="nil"/>
+              <w:right w:val="nil"/>
+            </w:tcBorders>
+            <w:vAlign w:val="bottom"/>
+            <w:hideMark/>
+          </w:tcPr>
+          <w:p>
+            <w:pPr>
+              <w:pStyle w:val="TableText"/>
+              <w:rPr>
+                <w:lang w:eastAsia="en-GB"/>
+              </w:rPr>
+            </w:pPr>
+            <w:r>
+              <w:rPr>
+                <w:lang w:eastAsia="en-GB"/>
+              </w:rPr>
+              <w:t>π</w:t>
+            </w:r>
+          </w:p>
+        </w:tc>
+        <w:tc>
+          <w:tcPr>
+            <w:tcW w:w="5387" w:type="dxa"/>
+            <w:tcBorders>
+              <w:top w:val="nil"/>
+              <w:left w:val="nil"/>
+              <w:bottom w:val="nil"/>
+              <w:right w:val="nil"/>
+            </w:tcBorders>
+            <w:vAlign w:val="bottom"/>
+            <w:hideMark/>
+          </w:tcPr>
+          <w:p>
+            <w:pPr>
+              <w:pStyle w:val="TableText"/>
+              <w:rPr>
+                <w:lang w:eastAsia="en-GB"/>
+              </w:rPr>
+            </w:pPr>
+            <w:r>
+              <w:rPr>
+                <w:lang w:eastAsia="en-GB"/>
+              </w:rPr>
+              <w:t>Pi (≈ 3.1416)</w:t>
+            </w:r>
+          </w:p>
+        </w:tc>
+        <w:tc>
+          <w:tcPr>
+            <w:tcW w:w="1701" w:type="dxa"/>
+            <w:tcBorders>
+              <w:top w:val="nil"/>
+              <w:left w:val="nil"/>
+              <w:bottom w:val="nil"/>
+              <w:right w:val="nil"/>
+            </w:tcBorders>
+            <w:vAlign w:val="bottom"/>
+            <w:hideMark/>
+          </w:tcPr>
+          <w:p>
+            <w:pPr>
+              <w:pStyle w:val="TableText"/>
+              <w:rPr>
+                <w:lang w:eastAsia="en-GB"/>
+              </w:rPr>
+            </w:pPr>
+            <w:r>
+              <w:rPr>
+                <w:lang w:eastAsia="en-GB"/>
+              </w:rPr>
+              <w:t>–</w:t>
+            </w:r>
+          </w:p>
+        </w:tc>
+      </w:tr>
+      <w:tr>
+        <w:trPr>
+          <w:trHeight w:val="288"/>
+        </w:trPr>
+        <w:tc>
+          <w:tcPr>
+            <w:tcW w:w="2835" w:type="dxa"/>
+            <w:tcBorders>
+              <w:top w:val="nil"/>
+              <w:left w:val="nil"/>
+              <w:bottom w:val="nil"/>
+              <w:right w:val="nil"/>
+            </w:tcBorders>
+            <w:vAlign w:val="bottom"/>
+            <w:hideMark/>
+          </w:tcPr>
+          <w:p>
+            <w:pPr>
+              <w:pStyle w:val="TableText"/>
+              <w:rPr>
+                <w:lang w:eastAsia="en-GB"/>
+              </w:rPr>
+            </w:pPr>
+            <w:r>
+              <w:rPr>
+                <w:lang w:eastAsia="en-GB"/>
+              </w:rPr>
+              <w:t>θ</w:t>
+            </w:r>
+          </w:p>
+        </w:tc>
+        <w:tc>
+          <w:tcPr>
+            <w:tcW w:w="5387" w:type="dxa"/>
+            <w:tcBorders>
+              <w:top w:val="nil"/>
+              <w:left w:val="nil"/>
+              <w:bottom w:val="nil"/>
+              <w:right w:val="nil"/>
+            </w:tcBorders>
+            <w:vAlign w:val="bottom"/>
+            <w:hideMark/>
+          </w:tcPr>
+          <w:p>
+            <w:pPr>
+              <w:pStyle w:val="TableText"/>
+              <w:rPr>
+                <w:lang w:eastAsia="en-GB"/>
+              </w:rPr>
+            </w:pPr>
+            <w:r>
+              <w:rPr>
+                <w:lang w:eastAsia="en-GB"/>
+              </w:rPr>
+              <w:t>Deflection angle at joint</w:t>
+            </w:r>
+          </w:p>
+        </w:tc>
+        <w:tc>
+          <w:tcPr>
+            <w:tcW w:w="1701" w:type="dxa"/>
+            <w:tcBorders>
+              <w:top w:val="nil"/>
+              <w:left w:val="nil"/>
+              <w:bottom w:val="nil"/>
+              <w:right w:val="nil"/>
+            </w:tcBorders>
+            <w:vAlign w:val="bottom"/>
+            <w:hideMark/>
+          </w:tcPr>
+          <w:p>
+            <w:pPr>
+              <w:pStyle w:val="TableText"/>
+              <w:rPr>
+                <w:lang w:eastAsia="en-GB"/>
+              </w:rPr>
+            </w:pPr>
+            <w:r>
+              <w:rPr>
+                <w:lang w:eastAsia="en-GB"/>
+              </w:rPr>
+              <w:t>degrees/radians</w:t>
+            </w:r>
+          </w:p>
+        </w:tc>
+      </w:tr>
+      <w:tr>
+        <w:trPr>
+          <w:trHeight w:val="864"/>
+        </w:trPr>
+        <w:tc>
+          <w:tcPr>
+            <w:tcW w:w="2835" w:type="dxa"/>
+            <w:tcBorders>
+              <w:top w:val="nil"/>
+              <w:left w:val="nil"/>
+              <w:bottom w:val="nil"/>
+              <w:right w:val="nil"/>
+            </w:tcBorders>
+            <w:vAlign w:val="bottom"/>
+            <w:hideMark/>
+          </w:tcPr>
+          <w:p>
+            <w:pPr>
+              <w:pStyle w:val="TableText"/>
+              <w:rPr>
+                <w:lang w:eastAsia="en-GB"/>
+              </w:rPr>
+            </w:pPr>
+            <w:proofErr w:type="spellStart"/>
+            <w:r>
+              <w:rPr>
+                <w:lang w:eastAsia="en-GB"/>
+              </w:rPr>
+              <w:t>σ_m</w:t>
+            </w:r>
+            <w:proofErr w:type="spellEnd"/>
+          </w:p>
+        </w:tc>
+        <w:tc>
+          <w:tcPr>
+            <w:tcW w:w="5387" w:type="dxa"/>
+            <w:tcBorders>
+              <w:top w:val="nil"/>
+              <w:left w:val="nil"/>
+              <w:bottom w:val="nil"/>
+              <w:right w:val="nil"/>
+            </w:tcBorders>
+            <w:vAlign w:val="bottom"/>
+            <w:hideMark/>
+          </w:tcPr>
+          <w:p>
+            <w:pPr>
+              <w:pStyle w:val="TableText"/>
+              <w:rPr>
+                <w:lang w:eastAsia="en-GB"/>
+              </w:rPr>
+            </w:pPr>
+            <w:r>
+              <w:rPr>
+                <w:lang w:eastAsia="en-GB"/>
+              </w:rPr>
+              <w:t>Mean (hoop/circumferential) stress in pipe wall</w:t>
+            </w:r>
+          </w:p>
+        </w:tc>
+        <w:tc>
+          <w:tcPr>
+            <w:tcW w:w="1701" w:type="dxa"/>
+            <w:tcBorders>
+              <w:top w:val="nil"/>
+              <w:left w:val="nil"/>
+              <w:bottom w:val="nil"/>
+              <w:right w:val="nil"/>
+            </w:tcBorders>
+            <w:vAlign w:val="bottom"/>
+            <w:hideMark/>
+          </w:tcPr>
+          <w:p>
+            <w:pPr>
+              <w:pStyle w:val="TableText"/>
+              <w:rPr>
+                <w:lang w:eastAsia="en-GB"/>
+              </w:rPr>
+            </w:pPr>
+            <w:proofErr w:type="spellStart"/>
+            <w:r>
+              <w:rPr>
+                <w:lang w:eastAsia="en-GB"/>
+              </w:rPr>
+              <w:t>kN</w:t>
+            </w:r>
+            <w:proofErr w:type="spellEnd"/>
+            <w:r>
+              <w:rPr>
+                <w:lang w:eastAsia="en-GB"/>
+              </w:rPr>
+              <w:t>/m²</w:t>
+            </w:r>
+          </w:p>
+        </w:tc>
+      </w:tr>
+      <w:tr>
+        <w:trPr>
+          <w:trHeight w:val="576"/>
+        </w:trPr>
+        <w:tc>
+          <w:tcPr>
+            <w:tcW w:w="2835" w:type="dxa"/>
+            <w:tcBorders>
+              <w:top w:val="nil"/>
+              <w:left w:val="nil"/>
+              <w:bottom w:val="nil"/>
+              <w:right w:val="nil"/>
+            </w:tcBorders>
+            <w:vAlign w:val="bottom"/>
+            <w:hideMark/>
+          </w:tcPr>
+          <w:p>
+            <w:pPr>
+              <w:pStyle w:val="TableText"/>
+              <w:rPr>
+                <w:lang w:eastAsia="en-GB"/>
+              </w:rPr>
+            </w:pPr>
+            <w:proofErr w:type="spellStart"/>
+            <w:r>
+              <w:rPr>
+                <w:lang w:eastAsia="en-GB"/>
+              </w:rPr>
+              <w:t>σ_M</w:t>
+            </w:r>
+            <w:proofErr w:type="spellEnd"/>
+          </w:p>
+        </w:tc>
+        <w:tc>
+          <w:tcPr>
+            <w:tcW w:w="5387" w:type="dxa"/>
+            <w:tcBorders>
+              <w:top w:val="nil"/>
+              <w:left w:val="nil"/>
+              <w:bottom w:val="nil"/>
+              <w:right w:val="nil"/>
+            </w:tcBorders>
+            <w:vAlign w:val="bottom"/>
+            <w:hideMark/>
+          </w:tcPr>
+          <w:p>
+            <w:pPr>
+              <w:pStyle w:val="TableText"/>
+              <w:rPr>
+                <w:lang w:eastAsia="en-GB"/>
+              </w:rPr>
+            </w:pPr>
+            <w:r>
+              <w:rPr>
+                <w:lang w:eastAsia="en-GB"/>
+              </w:rPr>
+              <w:t>Mean (hoop) stress</w:t>
+            </w:r>
+          </w:p>
+        </w:tc>
+        <w:tc>
+          <w:tcPr>
+            <w:tcW w:w="1701" w:type="dxa"/>
+            <w:tcBorders>
+              <w:top w:val="nil"/>
+              <w:left w:val="nil"/>
+              <w:bottom w:val="nil"/>
+              <w:right w:val="nil"/>
+            </w:tcBorders>
+            <w:vAlign w:val="bottom"/>
+            <w:hideMark/>
+          </w:tcPr>
+          <w:p>
+            <w:pPr>
+              <w:pStyle w:val="TableText"/>
+              <w:rPr>
+                <w:lang w:eastAsia="en-GB"/>
+              </w:rPr>
+            </w:pPr>
+            <w:proofErr w:type="spellStart"/>
+            <w:r>
+              <w:rPr>
+                <w:lang w:eastAsia="en-GB"/>
+              </w:rPr>
+              <w:t>kN</w:t>
+            </w:r>
+            <w:proofErr w:type="spellEnd"/>
+            <w:r>
+              <w:rPr>
+                <w:lang w:eastAsia="en-GB"/>
+              </w:rPr>
+              <w:t>/m²</w:t>
+            </w:r>
+          </w:p>
+        </w:tc>
+      </w:tr>
+      <w:tr>
+        <w:trPr>
+          <w:trHeight w:val="576"/>
+        </w:trPr>
+        <w:tc>
+          <w:tcPr>
+            <w:tcW w:w="2835" w:type="dxa"/>
+            <w:tcBorders>
+              <w:top w:val="nil"/>
+              <w:left w:val="nil"/>
+              <w:bottom w:val="nil"/>
+              <w:right w:val="nil"/>
+            </w:tcBorders>
+            <w:vAlign w:val="bottom"/>
+            <w:hideMark/>
+          </w:tcPr>
+          <w:p>
+            <w:pPr>
+              <w:pStyle w:val="TableText"/>
+              <w:rPr>
+                <w:lang w:eastAsia="en-GB"/>
+              </w:rPr>
+            </w:pPr>
+            <w:proofErr w:type="spellStart"/>
+            <w:r>
+              <w:rPr>
+                <w:lang w:eastAsia="en-GB"/>
+              </w:rPr>
+              <w:t>σ_P</w:t>
+            </w:r>
+            <w:proofErr w:type="spellEnd"/>
+          </w:p>
+        </w:tc>
+        <w:tc>
+          <w:tcPr>
+            <w:tcW w:w="5387" w:type="dxa"/>
+            <w:tcBorders>
+              <w:top w:val="nil"/>
+              <w:left w:val="nil"/>
+              <w:bottom w:val="nil"/>
+              <w:right w:val="nil"/>
+            </w:tcBorders>
+            <w:vAlign w:val="bottom"/>
+            <w:hideMark/>
+          </w:tcPr>
+          <w:p>
+            <w:pPr>
+              <w:pStyle w:val="TableText"/>
+              <w:rPr>
+                <w:lang w:eastAsia="en-GB"/>
+              </w:rPr>
+            </w:pPr>
+            <w:r>
+              <w:rPr>
+                <w:lang w:eastAsia="en-GB"/>
+              </w:rPr>
+              <w:t>Longitudinal stress due to Poisson effect</w:t>
+            </w:r>
+          </w:p>
+        </w:tc>
+        <w:tc>
+          <w:tcPr>
+            <w:tcW w:w="1701" w:type="dxa"/>
+            <w:tcBorders>
+              <w:top w:val="nil"/>
+              <w:left w:val="nil"/>
+              <w:bottom w:val="nil"/>
+              <w:right w:val="nil"/>
+            </w:tcBorders>
+            <w:vAlign w:val="bottom"/>
+            <w:hideMark/>
+          </w:tcPr>
+          <w:p>
+            <w:pPr>
+              <w:pStyle w:val="TableText"/>
+              <w:rPr>
+                <w:lang w:eastAsia="en-GB"/>
+              </w:rPr>
+            </w:pPr>
+            <w:proofErr w:type="spellStart"/>
+            <w:r>
+              <w:rPr>
+                <w:lang w:eastAsia="en-GB"/>
+              </w:rPr>
+              <w:t>kN</w:t>
+            </w:r>
+            <w:proofErr w:type="spellEnd"/>
+            <w:r>
+              <w:rPr>
+                <w:lang w:eastAsia="en-GB"/>
+              </w:rPr>
+              <w:t>/m²</w:t>
+            </w:r>
+          </w:p>
+        </w:tc>
+      </w:tr>
+      <w:tr>
+        <w:trPr>
+          <w:trHeight w:val="288"/>
+        </w:trPr>
+        <w:tc>
+          <w:tcPr>
+            <w:tcW w:w="2835" w:type="dxa"/>
+            <w:tcBorders>
+              <w:top w:val="nil"/>
+              <w:left w:val="nil"/>
+              <w:bottom w:val="nil"/>
+              <w:right w:val="nil"/>
+            </w:tcBorders>
+            <w:vAlign w:val="bottom"/>
+            <w:hideMark/>
+          </w:tcPr>
+          <w:p>
+            <w:pPr>
+              <w:pStyle w:val="TableText"/>
+              <w:rPr>
+                <w:lang w:eastAsia="en-GB"/>
+              </w:rPr>
+            </w:pPr>
+            <w:proofErr w:type="spellStart"/>
+            <w:r>
+              <w:rPr>
+                <w:lang w:eastAsia="en-GB"/>
+              </w:rPr>
+              <w:t>σ_T</w:t>
+            </w:r>
+            <w:proofErr w:type="spellEnd"/>
+          </w:p>
+        </w:tc>
+        <w:tc>
+          <w:tcPr>
+            <w:tcW w:w="5387" w:type="dxa"/>
+            <w:tcBorders>
+              <w:top w:val="nil"/>
+              <w:left w:val="nil"/>
+              <w:bottom w:val="nil"/>
+              <w:right w:val="nil"/>
+            </w:tcBorders>
+            <w:vAlign w:val="bottom"/>
+            <w:hideMark/>
+          </w:tcPr>
+          <w:p>
+            <w:pPr>
+              <w:pStyle w:val="TableText"/>
+              <w:rPr>
+                <w:lang w:eastAsia="en-GB"/>
+              </w:rPr>
+            </w:pPr>
+            <w:r>
+              <w:rPr>
+                <w:lang w:eastAsia="en-GB"/>
+              </w:rPr>
+              <w:t>Thermal stress</w:t>
+            </w:r>
+          </w:p>
+        </w:tc>
+        <w:tc>
+          <w:tcPr>
+            <w:tcW w:w="1701" w:type="dxa"/>
+            <w:tcBorders>
+              <w:top w:val="nil"/>
+              <w:left w:val="nil"/>
+              <w:bottom w:val="nil"/>
+              <w:right w:val="nil"/>
+            </w:tcBorders>
+            <w:vAlign w:val="bottom"/>
+            <w:hideMark/>
+          </w:tcPr>
+          <w:p>
+            <w:pPr>
+              <w:pStyle w:val="TableText"/>
+              <w:rPr>
+                <w:lang w:eastAsia="en-GB"/>
+              </w:rPr>
+            </w:pPr>
+            <w:proofErr w:type="spellStart"/>
+            <w:r>
+              <w:rPr>
+                <w:lang w:eastAsia="en-GB"/>
+              </w:rPr>
+              <w:t>kN</w:t>
+            </w:r>
+            <w:proofErr w:type="spellEnd"/>
+            <w:r>
+              <w:rPr>
+                <w:lang w:eastAsia="en-GB"/>
+              </w:rPr>
+              <w:t>/m²</w:t>
+            </w:r>
+          </w:p>
+        </w:tc>
+      </w:tr>
+      <w:tr>
+        <w:trPr>
+          <w:trHeight w:val="576"/>
+        </w:trPr>
+        <w:tc>
+          <w:tcPr>
+            <w:tcW w:w="2835" w:type="dxa"/>
+            <w:tcBorders>
+              <w:top w:val="nil"/>
+              <w:left w:val="nil"/>
+              <w:bottom w:val="nil"/>
+              <w:right w:val="nil"/>
+            </w:tcBorders>
+            <w:vAlign w:val="bottom"/>
+            <w:hideMark/>
+          </w:tcPr>
+          <w:p>
+            <w:pPr>
+              <w:pStyle w:val="TableText"/>
+              <w:rPr>
+                <w:lang w:eastAsia="en-GB"/>
+              </w:rPr>
+            </w:pPr>
+            <w:proofErr w:type="spellStart"/>
+            <w:r>
+              <w:rPr>
+                <w:lang w:eastAsia="en-GB"/>
+              </w:rPr>
+              <w:t>σ_pa</w:t>
+            </w:r>
+            <w:proofErr w:type="spellEnd"/>
+          </w:p>
+        </w:tc>
+        <w:tc>
+          <w:tcPr>
+            <w:tcW w:w="5387" w:type="dxa"/>
+            <w:tcBorders>
+              <w:top w:val="nil"/>
+              <w:left w:val="nil"/>
+              <w:bottom w:val="nil"/>
+              <w:right w:val="nil"/>
+            </w:tcBorders>
+            <w:vAlign w:val="bottom"/>
+            <w:hideMark/>
+          </w:tcPr>
+          <w:p>
+            <w:pPr>
+              <w:pStyle w:val="TableText"/>
+              <w:rPr>
+                <w:lang w:eastAsia="en-GB"/>
+              </w:rPr>
+            </w:pPr>
+            <w:r>
+              <w:rPr>
+                <w:lang w:eastAsia="en-GB"/>
+              </w:rPr>
+              <w:t>Passive-active effective stress</w:t>
+            </w:r>
+          </w:p>
+        </w:tc>
+        <w:tc>
+          <w:tcPr>
+            <w:tcW w:w="1701" w:type="dxa"/>
+            <w:tcBorders>
+              <w:top w:val="nil"/>
+              <w:left w:val="nil"/>
+              <w:bottom w:val="nil"/>
+              <w:right w:val="nil"/>
+            </w:tcBorders>
+            <w:vAlign w:val="bottom"/>
+            <w:hideMark/>
+          </w:tcPr>
+          <w:p>
+            <w:pPr>
+              <w:pStyle w:val="TableText"/>
+              <w:rPr>
+                <w:lang w:eastAsia="en-GB"/>
+              </w:rPr>
+            </w:pPr>
+            <w:proofErr w:type="spellStart"/>
+            <w:r>
+              <w:rPr>
+                <w:lang w:eastAsia="en-GB"/>
+              </w:rPr>
+              <w:t>kN</w:t>
+            </w:r>
+            <w:proofErr w:type="spellEnd"/>
+            <w:r>
+              <w:rPr>
+                <w:lang w:eastAsia="en-GB"/>
+              </w:rPr>
+              <w:t>/m²</w:t>
+            </w:r>
+          </w:p>
+        </w:tc>
+      </w:tr>
+      <w:tr>
+        <w:trPr>
+          <w:trHeight w:val="576"/>
+        </w:trPr>
+        <w:tc>
+          <w:tcPr>
+            <w:tcW w:w="2835" w:type="dxa"/>
+            <w:tcBorders>
+              <w:top w:val="nil"/>
+              <w:left w:val="nil"/>
+              <w:bottom w:val="nil"/>
+              <w:right w:val="nil"/>
+            </w:tcBorders>
+            <w:vAlign w:val="bottom"/>
+            <w:hideMark/>
+          </w:tcPr>
+          <w:p>
+            <w:pPr>
+              <w:pStyle w:val="TableText"/>
+              <w:rPr>
+                <w:lang w:eastAsia="en-GB"/>
+              </w:rPr>
+            </w:pPr>
+            <w:proofErr w:type="spellStart"/>
+            <w:r>
+              <w:rPr>
+                <w:lang w:eastAsia="en-GB"/>
+              </w:rPr>
+              <w:t>σ_p</w:t>
+            </w:r>
+            <w:proofErr w:type="spellEnd"/>
+          </w:p>
+        </w:tc>
+        <w:tc>
+          <w:tcPr>
+            <w:tcW w:w="5387" w:type="dxa"/>
+            <w:tcBorders>
+              <w:top w:val="nil"/>
+              <w:left w:val="nil"/>
+              <w:bottom w:val="nil"/>
+              <w:right w:val="nil"/>
+            </w:tcBorders>
+            <w:vAlign w:val="bottom"/>
+            <w:hideMark/>
+          </w:tcPr>
+          <w:p>
+            <w:pPr>
+              <w:pStyle w:val="TableText"/>
+              <w:rPr>
+                <w:lang w:eastAsia="en-GB"/>
+              </w:rPr>
+            </w:pPr>
+            <w:r>
+              <w:rPr>
+                <w:lang w:eastAsia="en-GB"/>
+              </w:rPr>
+              <w:t>Passive earth pressure (stress)</w:t>
+            </w:r>
+          </w:p>
+        </w:tc>
+        <w:tc>
+          <w:tcPr>
+            <w:tcW w:w="1701" w:type="dxa"/>
+            <w:tcBorders>
+              <w:top w:val="nil"/>
+              <w:left w:val="nil"/>
+              <w:bottom w:val="nil"/>
+              <w:right w:val="nil"/>
+            </w:tcBorders>
+            <w:vAlign w:val="bottom"/>
+            <w:hideMark/>
+          </w:tcPr>
+          <w:p>
+            <w:pPr>
+              <w:pStyle w:val="TableText"/>
+              <w:rPr>
+                <w:lang w:eastAsia="en-GB"/>
+              </w:rPr>
+            </w:pPr>
+            <w:proofErr w:type="spellStart"/>
+            <w:r>
+              <w:rPr>
+                <w:lang w:eastAsia="en-GB"/>
+              </w:rPr>
+              <w:t>kN</w:t>
+            </w:r>
+            <w:proofErr w:type="spellEnd"/>
+            <w:r>
+              <w:rPr>
+                <w:lang w:eastAsia="en-GB"/>
+              </w:rPr>
+              <w:t>/m²</w:t>
+            </w:r>
+          </w:p>
+        </w:tc>
+      </w:tr>
+      <w:tr>
+        <w:trPr>
+          <w:trHeight w:val="288"/>
+        </w:trPr>
+        <w:tc>
+          <w:tcPr>
+            <w:tcW w:w="2835" w:type="dxa"/>
+            <w:tcBorders>
+              <w:top w:val="nil"/>
+              <w:left w:val="nil"/>
+              <w:bottom w:val="nil"/>
+              <w:right w:val="nil"/>
+            </w:tcBorders>
+            <w:vAlign w:val="bottom"/>
+            <w:hideMark/>
+          </w:tcPr>
+          <w:p>
+            <w:pPr>
+              <w:pStyle w:val="TableText"/>
+              <w:rPr>
+                <w:lang w:eastAsia="en-GB"/>
+              </w:rPr>
+            </w:pPr>
+            <w:proofErr w:type="spellStart"/>
+            <w:r>
+              <w:rPr>
+                <w:lang w:eastAsia="en-GB"/>
+              </w:rPr>
+              <w:t>τ_b</w:t>
+            </w:r>
+            <w:proofErr w:type="spellEnd"/>
+          </w:p>
+        </w:tc>
+        <w:tc>
+          <w:tcPr>
+            <w:tcW w:w="5387" w:type="dxa"/>
+            <w:tcBorders>
+              <w:top w:val="nil"/>
+              <w:left w:val="nil"/>
+              <w:bottom w:val="nil"/>
+              <w:right w:val="nil"/>
+            </w:tcBorders>
+            <w:vAlign w:val="bottom"/>
+            <w:hideMark/>
+          </w:tcPr>
+          <w:p>
+            <w:pPr>
+              <w:pStyle w:val="TableText"/>
+              <w:rPr>
+                <w:lang w:eastAsia="en-GB"/>
+              </w:rPr>
+            </w:pPr>
+            <w:r>
+              <w:rPr>
+                <w:lang w:eastAsia="en-GB"/>
+              </w:rPr>
+              <w:t>Shear resistance at base</w:t>
+            </w:r>
+          </w:p>
+        </w:tc>
+        <w:tc>
+          <w:tcPr>
+            <w:tcW w:w="1701" w:type="dxa"/>
+            <w:tcBorders>
+              <w:top w:val="nil"/>
+              <w:left w:val="nil"/>
+              <w:bottom w:val="nil"/>
+              <w:right w:val="nil"/>
+            </w:tcBorders>
+            <w:vAlign w:val="bottom"/>
+            <w:hideMark/>
+          </w:tcPr>
+          <w:p>
+            <w:pPr>
+              <w:pStyle w:val="TableText"/>
+              <w:rPr>
+                <w:lang w:eastAsia="en-GB"/>
+              </w:rPr>
+            </w:pPr>
+            <w:proofErr w:type="spellStart"/>
+            <w:r>
+              <w:rPr>
+                <w:lang w:eastAsia="en-GB"/>
+              </w:rPr>
+              <w:t>kN</w:t>
+            </w:r>
+            <w:proofErr w:type="spellEnd"/>
+            <w:r>
+              <w:rPr>
+                <w:lang w:eastAsia="en-GB"/>
+              </w:rPr>
+              <w:t>/m²</w:t>
+            </w:r>
+          </w:p>
+        </w:tc>
+      </w:tr>
+      <w:tr>
+        <w:trPr>
+          <w:trHeight w:val="288"/>
+        </w:trPr>
+        <w:tc>
+          <w:tcPr>
+            <w:tcW w:w="2835" w:type="dxa"/>
+            <w:tcBorders>
+              <w:top w:val="nil"/>
+              <w:left w:val="nil"/>
+              <w:bottom w:val="nil"/>
+              <w:right w:val="nil"/>
+            </w:tcBorders>
+            <w:vAlign w:val="bottom"/>
+            <w:hideMark/>
+          </w:tcPr>
+          <w:p>
+            <w:pPr>
+              <w:pStyle w:val="TableText"/>
+              <w:rPr>
+                <w:lang w:eastAsia="en-GB"/>
+              </w:rPr>
+            </w:pPr>
+            <w:proofErr w:type="spellStart"/>
+            <w:r>
+              <w:rPr>
+                <w:lang w:eastAsia="en-GB"/>
+              </w:rPr>
+              <w:t>τ_s</w:t>
+            </w:r>
+            <w:proofErr w:type="spellEnd"/>
+          </w:p>
+        </w:tc>
+        <w:tc>
+          <w:tcPr>
+            <w:tcW w:w="5387" w:type="dxa"/>
+            <w:tcBorders>
+              <w:top w:val="nil"/>
+              <w:left w:val="nil"/>
+              <w:bottom w:val="nil"/>
+              <w:right w:val="nil"/>
+            </w:tcBorders>
+            <w:vAlign w:val="bottom"/>
+            <w:hideMark/>
+          </w:tcPr>
+          <w:p>
+            <w:pPr>
+              <w:pStyle w:val="TableText"/>
+              <w:rPr>
+                <w:lang w:eastAsia="en-GB"/>
+              </w:rPr>
+            </w:pPr>
+            <w:r>
+              <w:rPr>
+                <w:lang w:eastAsia="en-GB"/>
+              </w:rPr>
+              <w:t>Shear resistance at side</w:t>
+            </w:r>
+          </w:p>
+        </w:tc>
+        <w:tc>
+          <w:tcPr>
+            <w:tcW w:w="1701" w:type="dxa"/>
+            <w:tcBorders>
+              <w:top w:val="nil"/>
+              <w:left w:val="nil"/>
+              <w:bottom w:val="nil"/>
+              <w:right w:val="nil"/>
+            </w:tcBorders>
+            <w:vAlign w:val="bottom"/>
+            <w:hideMark/>
+          </w:tcPr>
+          <w:p>
+            <w:pPr>
+              <w:pStyle w:val="TableText"/>
+              <w:rPr>
+                <w:lang w:eastAsia="en-GB"/>
+              </w:rPr>
+            </w:pPr>
+            <w:proofErr w:type="spellStart"/>
+            <w:r>
+              <w:rPr>
+                <w:lang w:eastAsia="en-GB"/>
+              </w:rPr>
+              <w:t>kN</w:t>
+            </w:r>
+            <w:proofErr w:type="spellEnd"/>
+            <w:r>
+              <w:rPr>
+                <w:lang w:eastAsia="en-GB"/>
+              </w:rPr>
+              <w:t>/m²</w:t>
+            </w:r>
+          </w:p>
+        </w:tc>
+      </w:tr>
+      <w:tr>
+        <w:trPr>
+          <w:trHeight w:val="576"/>
+        </w:trPr>
+        <w:tc>
+          <w:tcPr>
+            <w:tcW w:w="2835" w:type="dxa"/>
+            <w:tcBorders>
+              <w:top w:val="nil"/>
+              <w:left w:val="nil"/>
+              <w:bottom w:val="nil"/>
+              <w:right w:val="nil"/>
+            </w:tcBorders>
+            <w:vAlign w:val="bottom"/>
+            <w:hideMark/>
+          </w:tcPr>
+          <w:p>
+            <w:pPr>
+              <w:pStyle w:val="TableText"/>
+              <w:rPr>
+                <w:lang w:eastAsia="en-GB"/>
+              </w:rPr>
+            </w:pPr>
+            <w:r>
+              <w:rPr>
+                <w:lang w:eastAsia="en-GB"/>
+              </w:rPr>
+              <w:t>ϕ'</w:t>
+            </w:r>
+          </w:p>
+        </w:tc>
+        <w:tc>
+          <w:tcPr>
+            <w:tcW w:w="5387" w:type="dxa"/>
+            <w:tcBorders>
+              <w:top w:val="nil"/>
+              <w:left w:val="nil"/>
+              <w:bottom w:val="nil"/>
+              <w:right w:val="nil"/>
+            </w:tcBorders>
+            <w:vAlign w:val="bottom"/>
+            <w:hideMark/>
+          </w:tcPr>
+          <w:p>
+            <w:pPr>
+              <w:pStyle w:val="TableText"/>
+              <w:rPr>
+                <w:lang w:eastAsia="en-GB"/>
+              </w:rPr>
+            </w:pPr>
+            <w:r>
+              <w:rPr>
+                <w:lang w:eastAsia="en-GB"/>
+              </w:rPr>
+              <w:t>Effective angle of internal friction</w:t>
+            </w:r>
+          </w:p>
+        </w:tc>
+        <w:tc>
+          <w:tcPr>
+            <w:tcW w:w="1701" w:type="dxa"/>
+            <w:tcBorders>
+              <w:top w:val="nil"/>
+              <w:left w:val="nil"/>
+              <w:bottom w:val="nil"/>
+              <w:right w:val="nil"/>
+            </w:tcBorders>
+            <w:vAlign w:val="bottom"/>
+            <w:hideMark/>
+          </w:tcPr>
+          <w:p>
+            <w:pPr>
+              <w:pStyle w:val="TableText"/>
+              <w:rPr>
+                <w:lang w:eastAsia="en-GB"/>
+              </w:rPr>
+            </w:pPr>
+            <w:r>
+              <w:rPr>
+                <w:lang w:eastAsia="en-GB"/>
+              </w:rPr>
+              <w:t>degrees (°)</w:t>
+            </w:r>
+          </w:p>
+        </w:tc>
+      </w:tr>
+      <w:tr>
+        <w:trPr>
+          <w:trHeight w:val="576"/>
+        </w:trPr>
+        <w:tc>
+          <w:tcPr>
+            <w:tcW w:w="2835" w:type="dxa"/>
+            <w:tcBorders>
+              <w:top w:val="nil"/>
+              <w:left w:val="nil"/>
+              <w:bottom w:val="nil"/>
+              <w:right w:val="nil"/>
+            </w:tcBorders>
+            <w:vAlign w:val="bottom"/>
+            <w:hideMark/>
+          </w:tcPr>
+          <w:p>
+            <w:pPr>
+              <w:pStyle w:val="TableText"/>
+              <w:rPr>
+                <w:lang w:eastAsia="en-GB"/>
+              </w:rPr>
+            </w:pPr>
+            <w:proofErr w:type="spellStart"/>
+            <w:r>
+              <w:rPr>
+                <w:lang w:eastAsia="en-GB"/>
+              </w:rPr>
+              <w:t>ϕ_m</w:t>
+            </w:r>
+            <w:proofErr w:type="spellEnd"/>
+          </w:p>
+        </w:tc>
+        <w:tc>
+          <w:tcPr>
+            <w:tcW w:w="5387" w:type="dxa"/>
+            <w:tcBorders>
+              <w:top w:val="nil"/>
+              <w:left w:val="nil"/>
+              <w:bottom w:val="nil"/>
+              <w:right w:val="nil"/>
+            </w:tcBorders>
+            <w:vAlign w:val="bottom"/>
+            <w:hideMark/>
+          </w:tcPr>
+          <w:p>
+            <w:pPr>
+              <w:pStyle w:val="TableText"/>
+              <w:rPr>
+                <w:lang w:eastAsia="en-GB"/>
+              </w:rPr>
+            </w:pPr>
+            <w:r>
+              <w:rPr>
+                <w:lang w:eastAsia="en-GB"/>
+              </w:rPr>
+              <w:t>Mobilised friction angle</w:t>
+            </w:r>
+          </w:p>
+        </w:tc>
+        <w:tc>
+          <w:tcPr>
+            <w:tcW w:w="1701" w:type="dxa"/>
+            <w:tcBorders>
+              <w:top w:val="nil"/>
+              <w:left w:val="nil"/>
+              <w:bottom w:val="nil"/>
+              <w:right w:val="nil"/>
+            </w:tcBorders>
+            <w:vAlign w:val="bottom"/>
+            <w:hideMark/>
+          </w:tcPr>
+          <w:p>
+            <w:pPr>
+              <w:pStyle w:val="TableText"/>
+              <w:rPr>
+                <w:lang w:eastAsia="en-GB"/>
+              </w:rPr>
+            </w:pPr>
+            <w:r>
+              <w:rPr>
+                <w:lang w:eastAsia="en-GB"/>
+              </w:rPr>
+              <w:t>degrees (°)</w:t>
+            </w:r>
+          </w:p>
+        </w:tc>
+      </w:tr>
+    </w:tbl>
     <w:p>
       <w:pPr>
         <w:sectPr>
@@ -4730,7 +11153,7 @@
   <w:style w:type="paragraph" w:default="1" w:styleId="Normal">
     <w:name w:val="Normal"/>
     <w:qFormat/>
-    <w:rsid w:val="001928DC"/>
+    <w:rsid w:val="00EC5795"/>
     <w:pPr>
       <w:spacing w:after="120" w:line="288" w:lineRule="auto"/>
     </w:pPr>
@@ -4846,7 +11269,6 @@
   <w:style w:type="character" w:default="1" w:styleId="DefaultParagraphFont">
     <w:name w:val="Default Paragraph Font"/>
     <w:uiPriority w:val="1"/>
-    <w:semiHidden/>
     <w:unhideWhenUsed/>
   </w:style>
   <w:style w:type="table" w:default="1" w:styleId="TableNormal">
@@ -6072,6 +12494,19 @@
 </file>
 
 <file path=customXml/item1.xml><?xml version="1.0" encoding="utf-8"?>
+<b:Sources xmlns:b="http://schemas.openxmlformats.org/officeDocument/2006/bibliography" xmlns="http://schemas.openxmlformats.org/officeDocument/2006/bibliography" SelectedStyle="\APASixthEditionOfficeOnline.xsl" StyleName="APA" Version="6"/>
+</file>
+
+<file path=customXml/item2.xml><?xml version="1.0" encoding="utf-8"?>
+<?mso-contentType ?>
+<FormTemplates xmlns="http://schemas.microsoft.com/sharepoint/v3/contenttype/forms">
+  <Display>DocumentLibraryForm</Display>
+  <Edit>DocumentLibraryForm</Edit>
+  <New>DocumentLibraryForm</New>
+</FormTemplates>
+</file>
+
+<file path=customXml/item3.xml><?xml version="1.0" encoding="utf-8"?>
 <ct:contentTypeSchema xmlns:ct="http://schemas.microsoft.com/office/2006/metadata/contentType" xmlns:ma="http://schemas.microsoft.com/office/2006/metadata/properties/metaAttributes" ct:_="" ma:_="" ma:contentTypeName="Document" ma:contentTypeID="0x010100E8D1695FAA67FF4CB6805A877D455503" ma:contentTypeVersion="4" ma:contentTypeDescription="Create a new document." ma:contentTypeScope="" ma:versionID="8a18fd4a912f8601054daaa38051dd79">
   <xsd:schema xmlns:xsd="http://www.w3.org/2001/XMLSchema" xmlns:xs="http://www.w3.org/2001/XMLSchema" xmlns:p="http://schemas.microsoft.com/office/2006/metadata/properties" xmlns:ns2="b8933eb6-1088-4414-a526-f079feb43dcc" targetNamespace="http://schemas.microsoft.com/office/2006/metadata/properties" ma:root="true" ma:fieldsID="d75617c494462550194e5cf357b42862" ns2:_="">
     <xsd:import namespace="b8933eb6-1088-4414-a526-f079feb43dcc"/>
@@ -6215,19 +12650,6 @@
 </ct:contentTypeSchema>
 </file>
 
-<file path=customXml/item2.xml><?xml version="1.0" encoding="utf-8"?>
-<?mso-contentType ?>
-<FormTemplates xmlns="http://schemas.microsoft.com/sharepoint/v3/contenttype/forms">
-  <Display>DocumentLibraryForm</Display>
-  <Edit>DocumentLibraryForm</Edit>
-  <New>DocumentLibraryForm</New>
-</FormTemplates>
-</file>
-
-<file path=customXml/item3.xml><?xml version="1.0" encoding="utf-8"?>
-<b:Sources xmlns:b="http://schemas.openxmlformats.org/officeDocument/2006/bibliography" xmlns="http://schemas.openxmlformats.org/officeDocument/2006/bibliography" SelectedStyle="\APASixthEditionOfficeOnline.xsl" StyleName="APA" Version="6"/>
-</file>
-
 <file path=customXml/item4.xml><?xml version="1.0" encoding="utf-8"?>
 <p:properties xmlns:p="http://schemas.microsoft.com/office/2006/metadata/properties" xmlns:xsi="http://www.w3.org/2001/XMLSchema-instance" xmlns:pc="http://schemas.microsoft.com/office/infopath/2007/PartnerControls">
   <documentManagement/>
@@ -6235,6 +12657,22 @@
 </file>
 
 <file path=customXml/itemProps1.xml><?xml version="1.0" encoding="utf-8"?>
+<ds:datastoreItem xmlns:ds="http://schemas.openxmlformats.org/officeDocument/2006/customXml" ds:itemID="{9250FEC3-5C71-48FC-8F3E-44DA1721092A}">
+  <ds:schemaRefs>
+    <ds:schemaRef ds:uri="http://schemas.openxmlformats.org/officeDocument/2006/bibliography"/>
+  </ds:schemaRefs>
+</ds:datastoreItem>
+</file>
+
+<file path=customXml/itemProps2.xml><?xml version="1.0" encoding="utf-8"?>
+<ds:datastoreItem xmlns:ds="http://schemas.openxmlformats.org/officeDocument/2006/customXml" ds:itemID="{E406B18C-0CC6-4578-A35F-92682EE4A12B}">
+  <ds:schemaRefs>
+    <ds:schemaRef ds:uri="http://schemas.microsoft.com/sharepoint/v3/contenttype/forms"/>
+  </ds:schemaRefs>
+</ds:datastoreItem>
+</file>
+
+<file path=customXml/itemProps3.xml><?xml version="1.0" encoding="utf-8"?>
 <ds:datastoreItem xmlns:ds="http://schemas.openxmlformats.org/officeDocument/2006/customXml" ds:itemID="{7FF376DD-0A1C-4CF3-BA45-E67C11A1D684}">
   <ds:schemaRefs>
     <ds:schemaRef ds:uri="http://schemas.microsoft.com/office/2006/metadata/contentType"/>
@@ -6252,22 +12690,6 @@
 </ds:datastoreItem>
 </file>
 
-<file path=customXml/itemProps2.xml><?xml version="1.0" encoding="utf-8"?>
-<ds:datastoreItem xmlns:ds="http://schemas.openxmlformats.org/officeDocument/2006/customXml" ds:itemID="{E406B18C-0CC6-4578-A35F-92682EE4A12B}">
-  <ds:schemaRefs>
-    <ds:schemaRef ds:uri="http://schemas.microsoft.com/sharepoint/v3/contenttype/forms"/>
-  </ds:schemaRefs>
-</ds:datastoreItem>
-</file>
-
-<file path=customXml/itemProps3.xml><?xml version="1.0" encoding="utf-8"?>
-<ds:datastoreItem xmlns:ds="http://schemas.openxmlformats.org/officeDocument/2006/customXml" ds:itemID="{9250FEC3-5C71-48FC-8F3E-44DA1721092A}">
-  <ds:schemaRefs>
-    <ds:schemaRef ds:uri="http://schemas.openxmlformats.org/officeDocument/2006/bibliography"/>
-  </ds:schemaRefs>
-</ds:datastoreItem>
-</file>
-
 <file path=customXml/itemProps4.xml><?xml version="1.0" encoding="utf-8"?>
 <ds:datastoreItem xmlns:ds="http://schemas.openxmlformats.org/officeDocument/2006/customXml" ds:itemID="{C0CB5E76-D120-46C7-8CE0-3E6204435238}">
   <ds:schemaRefs>
